--- a/docs/ใบขอใช้วันหยุดชดเชย สลับวันหยุด.docx
+++ b/docs/ใบขอใช้วันหยุดชดเชย สลับวันหยุด.docx
@@ -1,6 +1,6 @@
 
 <file path=word/document.xml><?xml version="1.0" encoding="utf-8"?>
-<w:document xmlns:wpc="http://schemas.microsoft.com/office/word/2010/wordprocessingCanvas" xmlns:cx="http://schemas.microsoft.com/office/drawing/2014/chartex" xmlns:cx1="http://schemas.microsoft.com/office/drawing/2015/9/8/chartex" xmlns:cx2="http://schemas.microsoft.com/office/drawing/2015/10/21/chartex" xmlns:cx3="http://schemas.microsoft.com/office/drawing/2016/5/9/chartex" xmlns:cx4="http://schemas.microsoft.com/office/drawing/2016/5/10/chartex" xmlns:cx5="http://schemas.microsoft.com/office/drawing/2016/5/11/chartex" xmlns:cx6="http://schemas.microsoft.com/office/drawing/2016/5/12/chartex" xmlns:cx7="http://schemas.microsoft.com/office/drawing/2016/5/13/chartex" xmlns:cx8="http://schemas.microsoft.com/office/drawing/2016/5/14/chartex" xmlns:mc="http://schemas.openxmlformats.org/markup-compatibility/2006" xmlns:aink="http://schemas.microsoft.com/office/drawing/2016/ink" xmlns:am3d="http://schemas.microsoft.com/office/drawing/2017/model3d" xmlns:o="urn:schemas-microsoft-com:office:office" xmlns:oel="http://schemas.microsoft.com/office/2019/extlst" xmlns:r="http://schemas.openxmlformats.org/officeDocument/2006/relationships" xmlns:m="http://schemas.openxmlformats.org/officeDocument/2006/math" xmlns:v="urn:schemas-microsoft-com:vml" xmlns:wp14="http://schemas.microsoft.com/office/word/2010/wordprocessingDrawing" xmlns:wp="http://schemas.openxmlformats.org/drawingml/2006/wordprocessingDrawing" xmlns:w10="urn:schemas-microsoft-com:office:word" xmlns:w="http://schemas.openxmlformats.org/wordprocessingml/2006/main" xmlns:w14="http://schemas.microsoft.com/office/word/2010/wordml" xmlns:w15="http://schemas.microsoft.com/office/word/2012/wordml" xmlns:w16cex="http://schemas.microsoft.com/office/word/2018/wordml/cex" xmlns:w16cid="http://schemas.microsoft.com/office/word/2016/wordml/cid" xmlns:w16="http://schemas.microsoft.com/office/word/2018/wordml" xmlns:w16sdtdh="http://schemas.microsoft.com/office/word/2020/wordml/sdtdatahash" xmlns:w16se="http://schemas.microsoft.com/office/word/2015/wordml/symex" xmlns:wpg="http://schemas.microsoft.com/office/word/2010/wordprocessingGroup" xmlns:wpi="http://schemas.microsoft.com/office/word/2010/wordprocessingInk" xmlns:wne="http://schemas.microsoft.com/office/word/2006/wordml" xmlns:wps="http://schemas.microsoft.com/office/word/2010/wordprocessingShape" mc:Ignorable="w14 w15 w16se w16cid w16 w16cex w16sdtdh wp14">
+<w:document xmlns:wpc="http://schemas.microsoft.com/office/word/2010/wordprocessingCanvas" xmlns:cx="http://schemas.microsoft.com/office/drawing/2014/chartex" xmlns:cx1="http://schemas.microsoft.com/office/drawing/2015/9/8/chartex" xmlns:cx2="http://schemas.microsoft.com/office/drawing/2015/10/21/chartex" xmlns:cx3="http://schemas.microsoft.com/office/drawing/2016/5/9/chartex" xmlns:cx4="http://schemas.microsoft.com/office/drawing/2016/5/10/chartex" xmlns:cx5="http://schemas.microsoft.com/office/drawing/2016/5/11/chartex" xmlns:cx6="http://schemas.microsoft.com/office/drawing/2016/5/12/chartex" xmlns:cx7="http://schemas.microsoft.com/office/drawing/2016/5/13/chartex" xmlns:cx8="http://schemas.microsoft.com/office/drawing/2016/5/14/chartex" xmlns:mc="http://schemas.openxmlformats.org/markup-compatibility/2006" xmlns:aink="http://schemas.microsoft.com/office/drawing/2016/ink" xmlns:am3d="http://schemas.microsoft.com/office/drawing/2017/model3d" xmlns:o="urn:schemas-microsoft-com:office:office" xmlns:oel="http://schemas.microsoft.com/office/2019/extlst" xmlns:r="http://schemas.openxmlformats.org/officeDocument/2006/relationships" xmlns:m="http://schemas.openxmlformats.org/officeDocument/2006/math" xmlns:v="urn:schemas-microsoft-com:vml" xmlns:wp14="http://schemas.microsoft.com/office/word/2010/wordprocessingDrawing" xmlns:wp="http://schemas.openxmlformats.org/drawingml/2006/wordprocessingDrawing" xmlns:w10="urn:schemas-microsoft-com:office:word" xmlns:w="http://schemas.openxmlformats.org/wordprocessingml/2006/main" xmlns:w14="http://schemas.microsoft.com/office/word/2010/wordml" xmlns:w15="http://schemas.microsoft.com/office/word/2012/wordml" xmlns:w16cex="http://schemas.microsoft.com/office/word/2018/wordml/cex" xmlns:w16cid="http://schemas.microsoft.com/office/word/2016/wordml/cid" xmlns:w16="http://schemas.microsoft.com/office/word/2018/wordml" xmlns:w16du="http://schemas.microsoft.com/office/word/2023/wordml/word16du" xmlns:w16sdtdh="http://schemas.microsoft.com/office/word/2020/wordml/sdtdatahash" xmlns:w16sdtfl="http://schemas.microsoft.com/office/word/2024/wordml/sdtformatlock" xmlns:w16se="http://schemas.microsoft.com/office/word/2015/wordml/symex" xmlns:wpg="http://schemas.microsoft.com/office/word/2010/wordprocessingGroup" xmlns:wpi="http://schemas.microsoft.com/office/word/2010/wordprocessingInk" xmlns:wne="http://schemas.microsoft.com/office/word/2006/wordml" xmlns:wps="http://schemas.microsoft.com/office/word/2010/wordprocessingShape" mc:Ignorable="w14 w15 w16se w16cid w16 w16cex w16sdtdh w16sdtfl w16du wp14">
   <w:body>
     <w:p>
       <w:pPr>
@@ -77,6 +77,425 @@
       <w:r>
         <w:rPr>
           <w:rFonts w:ascii="TH SarabunPSK" w:hAnsi="TH SarabunPSK" w:cs="TH SarabunPSK" w:hint="cs"/>
+          <w:b/>
+          <w:bCs/>
+          <w:noProof/>
+          <w:sz w:val="28"/>
+          <w:lang w:val="th-TH"/>
+        </w:rPr>
+        <mc:AlternateContent>
+          <mc:Choice Requires="wps">
+            <w:drawing>
+              <wp:anchor distT="0" distB="0" distL="114300" distR="114300" simplePos="0" relativeHeight="251666432" behindDoc="0" locked="0" layoutInCell="1" allowOverlap="1" wp14:anchorId="56EF25D7" wp14:editId="2D7185C6">
+                <wp:simplePos x="0" y="0"/>
+                <wp:positionH relativeFrom="margin">
+                  <wp:posOffset>5014032</wp:posOffset>
+                </wp:positionH>
+                <wp:positionV relativeFrom="paragraph">
+                  <wp:posOffset>221040</wp:posOffset>
+                </wp:positionV>
+                <wp:extent cx="901399" cy="255685"/>
+                <wp:effectExtent l="0" t="0" r="0" b="0"/>
+                <wp:wrapNone/>
+                <wp:docPr id="472708259" name="Text Box 3"/>
+                <wp:cNvGraphicFramePr/>
+                <a:graphic xmlns:a="http://schemas.openxmlformats.org/drawingml/2006/main">
+                  <a:graphicData uri="http://schemas.microsoft.com/office/word/2010/wordprocessingShape">
+                    <wps:wsp>
+                      <wps:cNvSpPr txBox="1"/>
+                      <wps:spPr>
+                        <a:xfrm>
+                          <a:off x="0" y="0"/>
+                          <a:ext cx="901399" cy="255685"/>
+                        </a:xfrm>
+                        <a:prstGeom prst="rect">
+                          <a:avLst/>
+                        </a:prstGeom>
+                        <a:noFill/>
+                        <a:ln w="6350">
+                          <a:noFill/>
+                        </a:ln>
+                      </wps:spPr>
+                      <wps:txbx>
+                        <w:txbxContent>
+                          <w:p>
+                            <w:pPr>
+                              <w:rPr>
+                                <w:rFonts w:ascii="TH SarabunPSK" w:hAnsi="TH SarabunPSK" w:cs="TH SarabunPSK"/>
+                                <w:sz w:val="28"/>
+                              </w:rPr>
+                            </w:pPr>
+                            <w:r>
+                              <w:rPr>
+                                <w:rFonts w:ascii="TH SarabunPSK" w:hAnsi="TH SarabunPSK" w:cs="TH SarabunPSK" w:hint="cs"/>
+                                <w:sz w:val="28"/>
+                              </w:rPr>
+                              <w:t>${</w:t>
+                            </w:r>
+                            <w:proofErr w:type="spellStart"/>
+                            <w:r>
+                              <w:rPr>
+                                <w:rFonts w:ascii="TH SarabunPSK" w:hAnsi="TH SarabunPSK" w:cs="TH SarabunPSK"/>
+                                <w:sz w:val="28"/>
+                              </w:rPr>
+                              <w:t>date_year</w:t>
+                            </w:r>
+                            <w:proofErr w:type="spellEnd"/>
+                            <w:r>
+                              <w:rPr>
+                                <w:rFonts w:ascii="TH SarabunPSK" w:hAnsi="TH SarabunPSK" w:cs="TH SarabunPSK" w:hint="cs"/>
+                                <w:sz w:val="28"/>
+                              </w:rPr>
+                              <w:t>}</w:t>
+                            </w:r>
+                          </w:p>
+                        </w:txbxContent>
+                      </wps:txbx>
+                      <wps:bodyPr rot="0" spcFirstLastPara="0" vertOverflow="overflow" horzOverflow="overflow" vert="horz" wrap="square" lIns="91440" tIns="45720" rIns="91440" bIns="45720" numCol="1" spcCol="0" rtlCol="0" fromWordArt="0" anchor="t" anchorCtr="0" forceAA="0" compatLnSpc="1">
+                        <a:prstTxWarp prst="textNoShape">
+                          <a:avLst/>
+                        </a:prstTxWarp>
+                        <a:noAutofit/>
+                      </wps:bodyPr>
+                    </wps:wsp>
+                  </a:graphicData>
+                </a:graphic>
+                <wp14:sizeRelH relativeFrom="margin">
+                  <wp14:pctWidth>0</wp14:pctWidth>
+                </wp14:sizeRelH>
+                <wp14:sizeRelV relativeFrom="margin">
+                  <wp14:pctHeight>0</wp14:pctHeight>
+                </wp14:sizeRelV>
+              </wp:anchor>
+            </w:drawing>
+          </mc:Choice>
+          <mc:Fallback>
+            <w:pict>
+              <v:shapetype w14:anchorId="56EF25D7" id="_x0000_t202" coordsize="21600,21600" o:spt="202" path="m,l,21600r21600,l21600,xe">
+                <v:stroke joinstyle="miter"/>
+                <v:path gradientshapeok="t" o:connecttype="rect"/>
+              </v:shapetype>
+              <v:shape id="Text Box 3" o:spid="_x0000_s1026" type="#_x0000_t202" style="position:absolute;left:0;text-align:left;margin-left:394.8pt;margin-top:17.4pt;width:71pt;height:20.15pt;z-index:251666432;visibility:visible;mso-wrap-style:square;mso-width-percent:0;mso-height-percent:0;mso-wrap-distance-left:9pt;mso-wrap-distance-top:0;mso-wrap-distance-right:9pt;mso-wrap-distance-bottom:0;mso-position-horizontal:absolute;mso-position-horizontal-relative:margin;mso-position-vertical:absolute;mso-position-vertical-relative:text;mso-width-percent:0;mso-height-percent:0;mso-width-relative:margin;mso-height-relative:margin;v-text-anchor:top" o:gfxdata="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" filled="f" stroked="f" strokeweight=".5pt">
+                <v:textbox>
+                  <w:txbxContent>
+                    <w:p>
+                      <w:pPr>
+                        <w:rPr>
+                          <w:rFonts w:ascii="TH SarabunPSK" w:hAnsi="TH SarabunPSK" w:cs="TH SarabunPSK"/>
+                          <w:sz w:val="28"/>
+                        </w:rPr>
+                      </w:pPr>
+                      <w:r>
+                        <w:rPr>
+                          <w:rFonts w:ascii="TH SarabunPSK" w:hAnsi="TH SarabunPSK" w:cs="TH SarabunPSK" w:hint="cs"/>
+                          <w:sz w:val="28"/>
+                        </w:rPr>
+                        <w:t>${</w:t>
+                      </w:r>
+                      <w:proofErr w:type="spellStart"/>
+                      <w:r>
+                        <w:rPr>
+                          <w:rFonts w:ascii="TH SarabunPSK" w:hAnsi="TH SarabunPSK" w:cs="TH SarabunPSK"/>
+                          <w:sz w:val="28"/>
+                        </w:rPr>
+                        <w:t>date_year</w:t>
+                      </w:r>
+                      <w:proofErr w:type="spellEnd"/>
+                      <w:r>
+                        <w:rPr>
+                          <w:rFonts w:ascii="TH SarabunPSK" w:hAnsi="TH SarabunPSK" w:cs="TH SarabunPSK" w:hint="cs"/>
+                          <w:sz w:val="28"/>
+                        </w:rPr>
+                        <w:t>}</w:t>
+                      </w:r>
+                    </w:p>
+                  </w:txbxContent>
+                </v:textbox>
+                <w10:wrap anchorx="margin"/>
+              </v:shape>
+            </w:pict>
+          </mc:Fallback>
+        </mc:AlternateContent>
+      </w:r>
+      <w:r>
+        <w:rPr>
+          <w:rFonts w:ascii="TH SarabunPSK" w:hAnsi="TH SarabunPSK" w:cs="TH SarabunPSK" w:hint="cs"/>
+          <w:b/>
+          <w:bCs/>
+          <w:noProof/>
+          <w:sz w:val="28"/>
+          <w:lang w:val="th-TH"/>
+        </w:rPr>
+        <mc:AlternateContent>
+          <mc:Choice Requires="wps">
+            <w:drawing>
+              <wp:anchor distT="0" distB="0" distL="114300" distR="114300" simplePos="0" relativeHeight="251664384" behindDoc="0" locked="0" layoutInCell="1" allowOverlap="1" wp14:anchorId="4D41C9FE" wp14:editId="5D145852">
+                <wp:simplePos x="0" y="0"/>
+                <wp:positionH relativeFrom="column">
+                  <wp:posOffset>3787609</wp:posOffset>
+                </wp:positionH>
+                <wp:positionV relativeFrom="paragraph">
+                  <wp:posOffset>216707</wp:posOffset>
+                </wp:positionV>
+                <wp:extent cx="1105081" cy="312022"/>
+                <wp:effectExtent l="0" t="0" r="0" b="0"/>
+                <wp:wrapNone/>
+                <wp:docPr id="157818219" name="Text Box 3"/>
+                <wp:cNvGraphicFramePr/>
+                <a:graphic xmlns:a="http://schemas.openxmlformats.org/drawingml/2006/main">
+                  <a:graphicData uri="http://schemas.microsoft.com/office/word/2010/wordprocessingShape">
+                    <wps:wsp>
+                      <wps:cNvSpPr txBox="1"/>
+                      <wps:spPr>
+                        <a:xfrm>
+                          <a:off x="0" y="0"/>
+                          <a:ext cx="1105081" cy="312022"/>
+                        </a:xfrm>
+                        <a:prstGeom prst="rect">
+                          <a:avLst/>
+                        </a:prstGeom>
+                        <a:noFill/>
+                        <a:ln w="6350">
+                          <a:noFill/>
+                        </a:ln>
+                      </wps:spPr>
+                      <wps:txbx>
+                        <w:txbxContent>
+                          <w:p>
+                            <w:pPr>
+                              <w:rPr>
+                                <w:rFonts w:ascii="TH SarabunPSK" w:hAnsi="TH SarabunPSK" w:cs="TH SarabunPSK"/>
+                                <w:sz w:val="28"/>
+                              </w:rPr>
+                            </w:pPr>
+                            <w:r>
+                              <w:rPr>
+                                <w:rFonts w:ascii="TH SarabunPSK" w:hAnsi="TH SarabunPSK" w:cs="TH SarabunPSK" w:hint="cs"/>
+                                <w:sz w:val="28"/>
+                              </w:rPr>
+                              <w:t>${</w:t>
+                            </w:r>
+                            <w:proofErr w:type="spellStart"/>
+                            <w:r>
+                              <w:rPr>
+                                <w:rFonts w:ascii="TH SarabunPSK" w:hAnsi="TH SarabunPSK" w:cs="TH SarabunPSK"/>
+                                <w:sz w:val="28"/>
+                              </w:rPr>
+                              <w:t>date_month</w:t>
+                            </w:r>
+                            <w:proofErr w:type="spellEnd"/>
+                            <w:r>
+                              <w:rPr>
+                                <w:rFonts w:ascii="TH SarabunPSK" w:hAnsi="TH SarabunPSK" w:cs="TH SarabunPSK" w:hint="cs"/>
+                                <w:sz w:val="28"/>
+                              </w:rPr>
+                              <w:t>}</w:t>
+                            </w:r>
+                          </w:p>
+                        </w:txbxContent>
+                      </wps:txbx>
+                      <wps:bodyPr rot="0" spcFirstLastPara="0" vertOverflow="overflow" horzOverflow="overflow" vert="horz" wrap="square" lIns="91440" tIns="45720" rIns="91440" bIns="45720" numCol="1" spcCol="0" rtlCol="0" fromWordArt="0" anchor="t" anchorCtr="0" forceAA="0" compatLnSpc="1">
+                        <a:prstTxWarp prst="textNoShape">
+                          <a:avLst/>
+                        </a:prstTxWarp>
+                        <a:noAutofit/>
+                      </wps:bodyPr>
+                    </wps:wsp>
+                  </a:graphicData>
+                </a:graphic>
+                <wp14:sizeRelH relativeFrom="margin">
+                  <wp14:pctWidth>0</wp14:pctWidth>
+                </wp14:sizeRelH>
+                <wp14:sizeRelV relativeFrom="margin">
+                  <wp14:pctHeight>0</wp14:pctHeight>
+                </wp14:sizeRelV>
+              </wp:anchor>
+            </w:drawing>
+          </mc:Choice>
+          <mc:Fallback>
+            <w:pict>
+              <v:shape w14:anchorId="4D41C9FE" id="_x0000_s1027" type="#_x0000_t202" style="position:absolute;left:0;text-align:left;margin-left:298.25pt;margin-top:17.05pt;width:87pt;height:24.55pt;z-index:251664384;visibility:visible;mso-wrap-style:square;mso-width-percent:0;mso-height-percent:0;mso-wrap-distance-left:9pt;mso-wrap-distance-top:0;mso-wrap-distance-right:9pt;mso-wrap-distance-bottom:0;mso-position-horizontal:absolute;mso-position-horizontal-relative:text;mso-position-vertical:absolute;mso-position-vertical-relative:text;mso-width-percent:0;mso-height-percent:0;mso-width-relative:margin;mso-height-relative:margin;v-text-anchor:top" o:gfxdata="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" filled="f" stroked="f" strokeweight=".5pt">
+                <v:textbox>
+                  <w:txbxContent>
+                    <w:p>
+                      <w:pPr>
+                        <w:rPr>
+                          <w:rFonts w:ascii="TH SarabunPSK" w:hAnsi="TH SarabunPSK" w:cs="TH SarabunPSK"/>
+                          <w:sz w:val="28"/>
+                        </w:rPr>
+                      </w:pPr>
+                      <w:r>
+                        <w:rPr>
+                          <w:rFonts w:ascii="TH SarabunPSK" w:hAnsi="TH SarabunPSK" w:cs="TH SarabunPSK" w:hint="cs"/>
+                          <w:sz w:val="28"/>
+                        </w:rPr>
+                        <w:t>${</w:t>
+                      </w:r>
+                      <w:proofErr w:type="spellStart"/>
+                      <w:r>
+                        <w:rPr>
+                          <w:rFonts w:ascii="TH SarabunPSK" w:hAnsi="TH SarabunPSK" w:cs="TH SarabunPSK"/>
+                          <w:sz w:val="28"/>
+                        </w:rPr>
+                        <w:t>date_month</w:t>
+                      </w:r>
+                      <w:proofErr w:type="spellEnd"/>
+                      <w:r>
+                        <w:rPr>
+                          <w:rFonts w:ascii="TH SarabunPSK" w:hAnsi="TH SarabunPSK" w:cs="TH SarabunPSK" w:hint="cs"/>
+                          <w:sz w:val="28"/>
+                        </w:rPr>
+                        <w:t>}</w:t>
+                      </w:r>
+                    </w:p>
+                  </w:txbxContent>
+                </v:textbox>
+              </v:shape>
+            </w:pict>
+          </mc:Fallback>
+        </mc:AlternateContent>
+      </w:r>
+      <w:r>
+        <w:rPr>
+          <w:rFonts w:ascii="TH SarabunPSK" w:hAnsi="TH SarabunPSK" w:cs="TH SarabunPSK" w:hint="cs"/>
+          <w:b/>
+          <w:bCs/>
+          <w:noProof/>
+          <w:sz w:val="28"/>
+          <w:lang w:val="th-TH"/>
+        </w:rPr>
+        <mc:AlternateContent>
+          <mc:Choice Requires="wps">
+            <w:drawing>
+              <wp:anchor distT="0" distB="0" distL="114300" distR="114300" simplePos="0" relativeHeight="251662336" behindDoc="0" locked="0" layoutInCell="1" allowOverlap="1" wp14:anchorId="6B68DB27" wp14:editId="249D58C1">
+                <wp:simplePos x="0" y="0"/>
+                <wp:positionH relativeFrom="column">
+                  <wp:posOffset>3228569</wp:posOffset>
+                </wp:positionH>
+                <wp:positionV relativeFrom="paragraph">
+                  <wp:posOffset>203706</wp:posOffset>
+                </wp:positionV>
+                <wp:extent cx="351025" cy="364026"/>
+                <wp:effectExtent l="0" t="0" r="0" b="0"/>
+                <wp:wrapNone/>
+                <wp:docPr id="1451875796" name="Text Box 3"/>
+                <wp:cNvGraphicFramePr/>
+                <a:graphic xmlns:a="http://schemas.openxmlformats.org/drawingml/2006/main">
+                  <a:graphicData uri="http://schemas.microsoft.com/office/word/2010/wordprocessingShape">
+                    <wps:wsp>
+                      <wps:cNvSpPr txBox="1"/>
+                      <wps:spPr>
+                        <a:xfrm>
+                          <a:off x="0" y="0"/>
+                          <a:ext cx="351025" cy="364026"/>
+                        </a:xfrm>
+                        <a:prstGeom prst="rect">
+                          <a:avLst/>
+                        </a:prstGeom>
+                        <a:noFill/>
+                        <a:ln w="6350">
+                          <a:noFill/>
+                        </a:ln>
+                      </wps:spPr>
+                      <wps:txbx>
+                        <w:txbxContent>
+                          <w:p>
+                            <w:pPr>
+                              <w:rPr>
+                                <w:rFonts w:ascii="TH SarabunPSK" w:hAnsi="TH SarabunPSK" w:cs="TH SarabunPSK"/>
+                                <w:sz w:val="28"/>
+                              </w:rPr>
+                            </w:pPr>
+                            <w:r>
+                              <w:rPr>
+                                <w:rFonts w:ascii="TH SarabunPSK" w:hAnsi="TH SarabunPSK" w:cs="TH SarabunPSK" w:hint="cs"/>
+                                <w:sz w:val="28"/>
+                              </w:rPr>
+                              <w:t>${</w:t>
+                            </w:r>
+                            <w:proofErr w:type="spellStart"/>
+                            <w:r>
+                              <w:rPr>
+                                <w:rFonts w:ascii="TH SarabunPSK" w:hAnsi="TH SarabunPSK" w:cs="TH SarabunPSK"/>
+                                <w:sz w:val="28"/>
+                              </w:rPr>
+                              <w:t>date_day</w:t>
+                            </w:r>
+                            <w:proofErr w:type="spellEnd"/>
+                            <w:r>
+                              <w:rPr>
+                                <w:rFonts w:ascii="TH SarabunPSK" w:hAnsi="TH SarabunPSK" w:cs="TH SarabunPSK" w:hint="cs"/>
+                                <w:sz w:val="28"/>
+                              </w:rPr>
+                              <w:t>}</w:t>
+                            </w:r>
+                          </w:p>
+                        </w:txbxContent>
+                      </wps:txbx>
+                      <wps:bodyPr rot="0" spcFirstLastPara="0" vertOverflow="overflow" horzOverflow="overflow" vert="horz" wrap="square" lIns="91440" tIns="45720" rIns="91440" bIns="45720" numCol="1" spcCol="0" rtlCol="0" fromWordArt="0" anchor="t" anchorCtr="0" forceAA="0" compatLnSpc="1">
+                        <a:prstTxWarp prst="textNoShape">
+                          <a:avLst/>
+                        </a:prstTxWarp>
+                        <a:noAutofit/>
+                      </wps:bodyPr>
+                    </wps:wsp>
+                  </a:graphicData>
+                </a:graphic>
+                <wp14:sizeRelH relativeFrom="margin">
+                  <wp14:pctWidth>0</wp14:pctWidth>
+                </wp14:sizeRelH>
+                <wp14:sizeRelV relativeFrom="margin">
+                  <wp14:pctHeight>0</wp14:pctHeight>
+                </wp14:sizeRelV>
+              </wp:anchor>
+            </w:drawing>
+          </mc:Choice>
+          <mc:Fallback>
+            <w:pict>
+              <v:shape w14:anchorId="6B68DB27" id="_x0000_s1028" type="#_x0000_t202" style="position:absolute;left:0;text-align:left;margin-left:254.2pt;margin-top:16.05pt;width:27.65pt;height:28.65pt;z-index:251662336;visibility:visible;mso-wrap-style:square;mso-width-percent:0;mso-height-percent:0;mso-wrap-distance-left:9pt;mso-wrap-distance-top:0;mso-wrap-distance-right:9pt;mso-wrap-distance-bottom:0;mso-position-horizontal:absolute;mso-position-horizontal-relative:text;mso-position-vertical:absolute;mso-position-vertical-relative:text;mso-width-percent:0;mso-height-percent:0;mso-width-relative:margin;mso-height-relative:margin;v-text-anchor:top" o:gfxdata="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" filled="f" stroked="f" strokeweight=".5pt">
+                <v:textbox>
+                  <w:txbxContent>
+                    <w:p>
+                      <w:pPr>
+                        <w:rPr>
+                          <w:rFonts w:ascii="TH SarabunPSK" w:hAnsi="TH SarabunPSK" w:cs="TH SarabunPSK"/>
+                          <w:sz w:val="28"/>
+                        </w:rPr>
+                      </w:pPr>
+                      <w:r>
+                        <w:rPr>
+                          <w:rFonts w:ascii="TH SarabunPSK" w:hAnsi="TH SarabunPSK" w:cs="TH SarabunPSK" w:hint="cs"/>
+                          <w:sz w:val="28"/>
+                        </w:rPr>
+                        <w:t>${</w:t>
+                      </w:r>
+                      <w:proofErr w:type="spellStart"/>
+                      <w:r>
+                        <w:rPr>
+                          <w:rFonts w:ascii="TH SarabunPSK" w:hAnsi="TH SarabunPSK" w:cs="TH SarabunPSK"/>
+                          <w:sz w:val="28"/>
+                        </w:rPr>
+                        <w:t>date_day</w:t>
+                      </w:r>
+                      <w:proofErr w:type="spellEnd"/>
+                      <w:r>
+                        <w:rPr>
+                          <w:rFonts w:ascii="TH SarabunPSK" w:hAnsi="TH SarabunPSK" w:cs="TH SarabunPSK" w:hint="cs"/>
+                          <w:sz w:val="28"/>
+                        </w:rPr>
+                        <w:t>}</w:t>
+                      </w:r>
+                    </w:p>
+                  </w:txbxContent>
+                </v:textbox>
+              </v:shape>
+            </w:pict>
+          </mc:Fallback>
+        </mc:AlternateContent>
+      </w:r>
+      <w:r>
+        <w:rPr>
+          <w:rFonts w:ascii="TH SarabunPSK" w:hAnsi="TH SarabunPSK" w:cs="TH SarabunPSK" w:hint="cs"/>
           <w:cs/>
         </w:rPr>
         <w:t xml:space="preserve">              </w:t>
@@ -88,6 +507,282 @@
           <w:rFonts w:ascii="TH SarabunPSK" w:hAnsi="TH SarabunPSK" w:cs="TH SarabunPSK"/>
         </w:rPr>
       </w:pPr>
+      <w:r>
+        <w:rPr>
+          <w:rFonts w:ascii="TH SarabunPSK" w:hAnsi="TH SarabunPSK" w:cs="TH SarabunPSK" w:hint="cs"/>
+          <w:b/>
+          <w:bCs/>
+          <w:noProof/>
+          <w:sz w:val="28"/>
+          <w:lang w:val="th-TH"/>
+        </w:rPr>
+        <mc:AlternateContent>
+          <mc:Choice Requires="wps">
+            <w:drawing>
+              <wp:anchor distT="0" distB="0" distL="114300" distR="114300" simplePos="0" relativeHeight="251670528" behindDoc="0" locked="0" layoutInCell="1" allowOverlap="1" wp14:anchorId="61B90A26" wp14:editId="0C27B745">
+                <wp:simplePos x="0" y="0"/>
+                <wp:positionH relativeFrom="column">
+                  <wp:posOffset>1742126</wp:posOffset>
+                </wp:positionH>
+                <wp:positionV relativeFrom="paragraph">
+                  <wp:posOffset>246979</wp:posOffset>
+                </wp:positionV>
+                <wp:extent cx="307689" cy="302895"/>
+                <wp:effectExtent l="0" t="0" r="0" b="1905"/>
+                <wp:wrapNone/>
+                <wp:docPr id="1716857130" name="Text Box 3"/>
+                <wp:cNvGraphicFramePr/>
+                <a:graphic xmlns:a="http://schemas.openxmlformats.org/drawingml/2006/main">
+                  <a:graphicData uri="http://schemas.microsoft.com/office/word/2010/wordprocessingShape">
+                    <wps:wsp>
+                      <wps:cNvSpPr txBox="1"/>
+                      <wps:spPr>
+                        <a:xfrm>
+                          <a:off x="0" y="0"/>
+                          <a:ext cx="307689" cy="302895"/>
+                        </a:xfrm>
+                        <a:prstGeom prst="rect">
+                          <a:avLst/>
+                        </a:prstGeom>
+                        <a:noFill/>
+                        <a:ln w="6350">
+                          <a:noFill/>
+                        </a:ln>
+                      </wps:spPr>
+                      <wps:txbx>
+                        <w:txbxContent>
+                          <w:p>
+                            <w:pPr>
+                              <w:rPr>
+                                <w:rFonts w:ascii="TH SarabunPSK" w:hAnsi="TH SarabunPSK" w:cs="TH SarabunPSK"/>
+                                <w:sz w:val="28"/>
+                              </w:rPr>
+                            </w:pPr>
+                            <w:r>
+                              <w:rPr>
+                                <w:rFonts w:ascii="TH SarabunPSK" w:hAnsi="TH SarabunPSK" w:cs="TH SarabunPSK" w:hint="cs"/>
+                                <w:sz w:val="28"/>
+                              </w:rPr>
+                              <w:t>${</w:t>
+                            </w:r>
+                            <w:proofErr w:type="spellStart"/>
+                            <w:r>
+                              <w:rPr>
+                                <w:rFonts w:ascii="TH SarabunPSK" w:hAnsi="TH SarabunPSK" w:cs="TH SarabunPSK"/>
+                                <w:sz w:val="28"/>
+                              </w:rPr>
+                              <w:t>check_swap</w:t>
+                            </w:r>
+                            <w:proofErr w:type="spellEnd"/>
+                            <w:r>
+                              <w:rPr>
+                                <w:rFonts w:ascii="TH SarabunPSK" w:hAnsi="TH SarabunPSK" w:cs="TH SarabunPSK"/>
+                                <w:sz w:val="28"/>
+                              </w:rPr>
+                              <w:t>}</w:t>
+                            </w:r>
+                          </w:p>
+                        </w:txbxContent>
+                      </wps:txbx>
+                      <wps:bodyPr rot="0" spcFirstLastPara="0" vertOverflow="overflow" horzOverflow="overflow" vert="horz" wrap="square" lIns="91440" tIns="45720" rIns="91440" bIns="45720" numCol="1" spcCol="0" rtlCol="0" fromWordArt="0" anchor="t" anchorCtr="0" forceAA="0" compatLnSpc="1">
+                        <a:prstTxWarp prst="textNoShape">
+                          <a:avLst/>
+                        </a:prstTxWarp>
+                        <a:noAutofit/>
+                      </wps:bodyPr>
+                    </wps:wsp>
+                  </a:graphicData>
+                </a:graphic>
+                <wp14:sizeRelH relativeFrom="margin">
+                  <wp14:pctWidth>0</wp14:pctWidth>
+                </wp14:sizeRelH>
+                <wp14:sizeRelV relativeFrom="margin">
+                  <wp14:pctHeight>0</wp14:pctHeight>
+                </wp14:sizeRelV>
+              </wp:anchor>
+            </w:drawing>
+          </mc:Choice>
+          <mc:Fallback>
+            <w:pict>
+              <v:shape w14:anchorId="61B90A26" id="_x0000_s1029" type="#_x0000_t202" style="position:absolute;margin-left:137.2pt;margin-top:19.45pt;width:24.25pt;height:23.85pt;z-index:251670528;visibility:visible;mso-wrap-style:square;mso-width-percent:0;mso-height-percent:0;mso-wrap-distance-left:9pt;mso-wrap-distance-top:0;mso-wrap-distance-right:9pt;mso-wrap-distance-bottom:0;mso-position-horizontal:absolute;mso-position-horizontal-relative:text;mso-position-vertical:absolute;mso-position-vertical-relative:text;mso-width-percent:0;mso-height-percent:0;mso-width-relative:margin;mso-height-relative:margin;v-text-anchor:top" o:gfxdata="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" filled="f" stroked="f" strokeweight=".5pt">
+                <v:textbox>
+                  <w:txbxContent>
+                    <w:p>
+                      <w:pPr>
+                        <w:rPr>
+                          <w:rFonts w:ascii="TH SarabunPSK" w:hAnsi="TH SarabunPSK" w:cs="TH SarabunPSK"/>
+                          <w:sz w:val="28"/>
+                        </w:rPr>
+                      </w:pPr>
+                      <w:r>
+                        <w:rPr>
+                          <w:rFonts w:ascii="TH SarabunPSK" w:hAnsi="TH SarabunPSK" w:cs="TH SarabunPSK" w:hint="cs"/>
+                          <w:sz w:val="28"/>
+                        </w:rPr>
+                        <w:t>${</w:t>
+                      </w:r>
+                      <w:proofErr w:type="spellStart"/>
+                      <w:r>
+                        <w:rPr>
+                          <w:rFonts w:ascii="TH SarabunPSK" w:hAnsi="TH SarabunPSK" w:cs="TH SarabunPSK"/>
+                          <w:sz w:val="28"/>
+                        </w:rPr>
+                        <w:t>check_swap</w:t>
+                      </w:r>
+                      <w:proofErr w:type="spellEnd"/>
+                      <w:r>
+                        <w:rPr>
+                          <w:rFonts w:ascii="TH SarabunPSK" w:hAnsi="TH SarabunPSK" w:cs="TH SarabunPSK"/>
+                          <w:sz w:val="28"/>
+                        </w:rPr>
+                        <w:t>}</w:t>
+                      </w:r>
+                    </w:p>
+                  </w:txbxContent>
+                </v:textbox>
+              </v:shape>
+            </w:pict>
+          </mc:Fallback>
+        </mc:AlternateContent>
+      </w:r>
+      <w:r>
+        <w:rPr>
+          <w:rFonts w:ascii="TH SarabunPSK" w:hAnsi="TH SarabunPSK" w:cs="TH SarabunPSK" w:hint="cs"/>
+          <w:b/>
+          <w:bCs/>
+          <w:noProof/>
+          <w:sz w:val="28"/>
+          <w:lang w:val="th-TH"/>
+        </w:rPr>
+        <mc:AlternateContent>
+          <mc:Choice Requires="wps">
+            <w:drawing>
+              <wp:anchor distT="0" distB="0" distL="114300" distR="114300" simplePos="0" relativeHeight="251668480" behindDoc="0" locked="0" layoutInCell="1" allowOverlap="1" wp14:anchorId="60D4835D" wp14:editId="09E0CBE3">
+                <wp:simplePos x="0" y="0"/>
+                <wp:positionH relativeFrom="column">
+                  <wp:posOffset>771390</wp:posOffset>
+                </wp:positionH>
+                <wp:positionV relativeFrom="paragraph">
+                  <wp:posOffset>246979</wp:posOffset>
+                </wp:positionV>
+                <wp:extent cx="307689" cy="338025"/>
+                <wp:effectExtent l="0" t="0" r="0" b="5080"/>
+                <wp:wrapNone/>
+                <wp:docPr id="1050046194" name="Text Box 3"/>
+                <wp:cNvGraphicFramePr/>
+                <a:graphic xmlns:a="http://schemas.openxmlformats.org/drawingml/2006/main">
+                  <a:graphicData uri="http://schemas.microsoft.com/office/word/2010/wordprocessingShape">
+                    <wps:wsp>
+                      <wps:cNvSpPr txBox="1"/>
+                      <wps:spPr>
+                        <a:xfrm>
+                          <a:off x="0" y="0"/>
+                          <a:ext cx="307689" cy="338025"/>
+                        </a:xfrm>
+                        <a:prstGeom prst="rect">
+                          <a:avLst/>
+                        </a:prstGeom>
+                        <a:noFill/>
+                        <a:ln w="6350">
+                          <a:noFill/>
+                        </a:ln>
+                      </wps:spPr>
+                      <wps:txbx>
+                        <w:txbxContent>
+                          <w:p>
+                            <w:pPr>
+                              <w:rPr>
+                                <w:rFonts w:ascii="TH SarabunPSK" w:hAnsi="TH SarabunPSK" w:cs="TH SarabunPSK"/>
+                                <w:sz w:val="28"/>
+                              </w:rPr>
+                            </w:pPr>
+                            <w:r>
+                              <w:rPr>
+                                <w:rFonts w:ascii="TH SarabunPSK" w:hAnsi="TH SarabunPSK" w:cs="TH SarabunPSK" w:hint="cs"/>
+                                <w:sz w:val="28"/>
+                              </w:rPr>
+                              <w:t>${</w:t>
+                            </w:r>
+                            <w:proofErr w:type="spellStart"/>
+                            <w:r>
+                              <w:rPr>
+                                <w:rFonts w:ascii="TH SarabunPSK" w:hAnsi="TH SarabunPSK" w:cs="TH SarabunPSK"/>
+                                <w:sz w:val="28"/>
+                              </w:rPr>
+                              <w:t>check_compensate</w:t>
+                            </w:r>
+                            <w:proofErr w:type="spellEnd"/>
+                            <w:r>
+                              <w:rPr>
+                                <w:rFonts w:ascii="TH SarabunPSK" w:hAnsi="TH SarabunPSK" w:cs="TH SarabunPSK"/>
+                                <w:sz w:val="28"/>
+                              </w:rPr>
+                              <w:t>}</w:t>
+                            </w:r>
+                          </w:p>
+                        </w:txbxContent>
+                      </wps:txbx>
+                      <wps:bodyPr rot="0" spcFirstLastPara="0" vertOverflow="overflow" horzOverflow="overflow" vert="horz" wrap="square" lIns="91440" tIns="45720" rIns="91440" bIns="45720" numCol="1" spcCol="0" rtlCol="0" fromWordArt="0" anchor="t" anchorCtr="0" forceAA="0" compatLnSpc="1">
+                        <a:prstTxWarp prst="textNoShape">
+                          <a:avLst/>
+                        </a:prstTxWarp>
+                        <a:noAutofit/>
+                      </wps:bodyPr>
+                    </wps:wsp>
+                  </a:graphicData>
+                </a:graphic>
+                <wp14:sizeRelH relativeFrom="margin">
+                  <wp14:pctWidth>0</wp14:pctWidth>
+                </wp14:sizeRelH>
+                <wp14:sizeRelV relativeFrom="margin">
+                  <wp14:pctHeight>0</wp14:pctHeight>
+                </wp14:sizeRelV>
+              </wp:anchor>
+            </w:drawing>
+          </mc:Choice>
+          <mc:Fallback>
+            <w:pict>
+              <v:shape w14:anchorId="60D4835D" id="_x0000_s1030" type="#_x0000_t202" style="position:absolute;margin-left:60.75pt;margin-top:19.45pt;width:24.25pt;height:26.6pt;z-index:251668480;visibility:visible;mso-wrap-style:square;mso-width-percent:0;mso-height-percent:0;mso-wrap-distance-left:9pt;mso-wrap-distance-top:0;mso-wrap-distance-right:9pt;mso-wrap-distance-bottom:0;mso-position-horizontal:absolute;mso-position-horizontal-relative:text;mso-position-vertical:absolute;mso-position-vertical-relative:text;mso-width-percent:0;mso-height-percent:0;mso-width-relative:margin;mso-height-relative:margin;v-text-anchor:top" o:gfxdata="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" filled="f" stroked="f" strokeweight=".5pt">
+                <v:textbox>
+                  <w:txbxContent>
+                    <w:p>
+                      <w:pPr>
+                        <w:rPr>
+                          <w:rFonts w:ascii="TH SarabunPSK" w:hAnsi="TH SarabunPSK" w:cs="TH SarabunPSK"/>
+                          <w:sz w:val="28"/>
+                        </w:rPr>
+                      </w:pPr>
+                      <w:r>
+                        <w:rPr>
+                          <w:rFonts w:ascii="TH SarabunPSK" w:hAnsi="TH SarabunPSK" w:cs="TH SarabunPSK" w:hint="cs"/>
+                          <w:sz w:val="28"/>
+                        </w:rPr>
+                        <w:t>${</w:t>
+                      </w:r>
+                      <w:proofErr w:type="spellStart"/>
+                      <w:r>
+                        <w:rPr>
+                          <w:rFonts w:ascii="TH SarabunPSK" w:hAnsi="TH SarabunPSK" w:cs="TH SarabunPSK"/>
+                          <w:sz w:val="28"/>
+                        </w:rPr>
+                        <w:t>check_compensate</w:t>
+                      </w:r>
+                      <w:proofErr w:type="spellEnd"/>
+                      <w:r>
+                        <w:rPr>
+                          <w:rFonts w:ascii="TH SarabunPSK" w:hAnsi="TH SarabunPSK" w:cs="TH SarabunPSK"/>
+                          <w:sz w:val="28"/>
+                        </w:rPr>
+                        <w:t>}</w:t>
+                      </w:r>
+                    </w:p>
+                  </w:txbxContent>
+                </v:textbox>
+              </v:shape>
+            </w:pict>
+          </mc:Fallback>
+        </mc:AlternateContent>
+      </w:r>
       <w:r>
         <w:rPr>
           <w:rFonts w:ascii="TH SarabunPSK" w:hAnsi="TH SarabunPSK" w:cs="TH SarabunPSK" w:hint="cs"/>
@@ -157,7 +852,147 @@
       <w:r>
         <w:rPr>
           <w:rFonts w:ascii="TH SarabunPSK" w:hAnsi="TH SarabunPSK" w:cs="TH SarabunPSK" w:hint="cs"/>
+          <w:b/>
+          <w:bCs/>
+          <w:noProof/>
           <w:sz w:val="28"/>
+          <w:lang w:val="th-TH"/>
+        </w:rPr>
+        <mc:AlternateContent>
+          <mc:Choice Requires="wps">
+            <w:drawing>
+              <wp:anchor distT="0" distB="0" distL="114300" distR="114300" simplePos="0" relativeHeight="251672576" behindDoc="0" locked="0" layoutInCell="1" allowOverlap="1" wp14:anchorId="6755F48D" wp14:editId="631EAD70">
+                <wp:simplePos x="0" y="0"/>
+                <wp:positionH relativeFrom="column">
+                  <wp:posOffset>259414</wp:posOffset>
+                </wp:positionH>
+                <wp:positionV relativeFrom="paragraph">
+                  <wp:posOffset>280224</wp:posOffset>
+                </wp:positionV>
+                <wp:extent cx="892732" cy="288290"/>
+                <wp:effectExtent l="0" t="0" r="0" b="0"/>
+                <wp:wrapNone/>
+                <wp:docPr id="283713736" name="Text Box 3"/>
+                <wp:cNvGraphicFramePr/>
+                <a:graphic xmlns:a="http://schemas.openxmlformats.org/drawingml/2006/main">
+                  <a:graphicData uri="http://schemas.microsoft.com/office/word/2010/wordprocessingShape">
+                    <wps:wsp>
+                      <wps:cNvSpPr txBox="1"/>
+                      <wps:spPr>
+                        <a:xfrm>
+                          <a:off x="0" y="0"/>
+                          <a:ext cx="892732" cy="288290"/>
+                        </a:xfrm>
+                        <a:prstGeom prst="rect">
+                          <a:avLst/>
+                        </a:prstGeom>
+                        <a:noFill/>
+                        <a:ln w="6350">
+                          <a:noFill/>
+                        </a:ln>
+                      </wps:spPr>
+                      <wps:txbx>
+                        <w:txbxContent>
+                          <w:p>
+                            <w:pPr>
+                              <w:rPr>
+                                <w:rFonts w:ascii="TH SarabunPSK" w:hAnsi="TH SarabunPSK" w:cs="TH SarabunPSK" w:hint="cs"/>
+                                <w:sz w:val="28"/>
+                                <w:cs/>
+                              </w:rPr>
+                            </w:pPr>
+                            <w:r>
+                              <w:rPr>
+                                <w:rFonts w:ascii="TH SarabunPSK" w:hAnsi="TH SarabunPSK" w:cs="TH SarabunPSK" w:hint="cs"/>
+                                <w:sz w:val="28"/>
+                                <w:cs/>
+                              </w:rPr>
+                              <w:t>ผู้จัดการสาขา</w:t>
+                            </w:r>
+                          </w:p>
+                          <w:p>
+                            <w:pPr>
+                              <w:rPr>
+                                <w:rFonts w:ascii="TH SarabunPSK" w:hAnsi="TH SarabunPSK" w:cs="TH SarabunPSK"/>
+                                <w:sz w:val="28"/>
+                              </w:rPr>
+                            </w:pPr>
+                            <w:r>
+                              <w:rPr>
+                                <w:rFonts w:ascii="TH SarabunPSK" w:hAnsi="TH SarabunPSK" w:cs="TH SarabunPSK" w:hint="cs"/>
+                                <w:sz w:val="28"/>
+                              </w:rPr>
+                              <w:t>}</w:t>
+                            </w:r>
+                          </w:p>
+                        </w:txbxContent>
+                      </wps:txbx>
+                      <wps:bodyPr rot="0" spcFirstLastPara="0" vertOverflow="overflow" horzOverflow="overflow" vert="horz" wrap="square" lIns="91440" tIns="45720" rIns="91440" bIns="45720" numCol="1" spcCol="0" rtlCol="0" fromWordArt="0" anchor="t" anchorCtr="0" forceAA="0" compatLnSpc="1">
+                        <a:prstTxWarp prst="textNoShape">
+                          <a:avLst/>
+                        </a:prstTxWarp>
+                        <a:noAutofit/>
+                      </wps:bodyPr>
+                    </wps:wsp>
+                  </a:graphicData>
+                </a:graphic>
+                <wp14:sizeRelH relativeFrom="margin">
+                  <wp14:pctWidth>0</wp14:pctWidth>
+                </wp14:sizeRelH>
+                <wp14:sizeRelV relativeFrom="margin">
+                  <wp14:pctHeight>0</wp14:pctHeight>
+                </wp14:sizeRelV>
+              </wp:anchor>
+            </w:drawing>
+          </mc:Choice>
+          <mc:Fallback>
+            <w:pict>
+              <v:shape w14:anchorId="6755F48D" id="_x0000_s1031" type="#_x0000_t202" style="position:absolute;left:0;text-align:left;margin-left:20.45pt;margin-top:22.05pt;width:70.3pt;height:22.7pt;z-index:251672576;visibility:visible;mso-wrap-style:square;mso-width-percent:0;mso-height-percent:0;mso-wrap-distance-left:9pt;mso-wrap-distance-top:0;mso-wrap-distance-right:9pt;mso-wrap-distance-bottom:0;mso-position-horizontal:absolute;mso-position-horizontal-relative:text;mso-position-vertical:absolute;mso-position-vertical-relative:text;mso-width-percent:0;mso-height-percent:0;mso-width-relative:margin;mso-height-relative:margin;v-text-anchor:top" o:gfxdata="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" filled="f" stroked="f" strokeweight=".5pt">
+                <v:textbox>
+                  <w:txbxContent>
+                    <w:p>
+                      <w:pPr>
+                        <w:rPr>
+                          <w:rFonts w:ascii="TH SarabunPSK" w:hAnsi="TH SarabunPSK" w:cs="TH SarabunPSK" w:hint="cs"/>
+                          <w:sz w:val="28"/>
+                          <w:cs/>
+                        </w:rPr>
+                      </w:pPr>
+                      <w:r>
+                        <w:rPr>
+                          <w:rFonts w:ascii="TH SarabunPSK" w:hAnsi="TH SarabunPSK" w:cs="TH SarabunPSK" w:hint="cs"/>
+                          <w:sz w:val="28"/>
+                          <w:cs/>
+                        </w:rPr>
+                        <w:t>ผู้จัดการสาขา</w:t>
+                      </w:r>
+                    </w:p>
+                    <w:p>
+                      <w:pPr>
+                        <w:rPr>
+                          <w:rFonts w:ascii="TH SarabunPSK" w:hAnsi="TH SarabunPSK" w:cs="TH SarabunPSK"/>
+                          <w:sz w:val="28"/>
+                        </w:rPr>
+                      </w:pPr>
+                      <w:r>
+                        <w:rPr>
+                          <w:rFonts w:ascii="TH SarabunPSK" w:hAnsi="TH SarabunPSK" w:cs="TH SarabunPSK" w:hint="cs"/>
+                          <w:sz w:val="28"/>
+                        </w:rPr>
+                        <w:t>}</w:t>
+                      </w:r>
+                    </w:p>
+                  </w:txbxContent>
+                </v:textbox>
+              </v:shape>
+            </w:pict>
+          </mc:Fallback>
+        </mc:AlternateContent>
+      </w:r>
+      <w:r>
+        <w:rPr>
+          <w:rFonts w:ascii="TH SarabunPSK" w:hAnsi="TH SarabunPSK" w:cs="TH SarabunPSK" w:hint="cs"/>
+          <w:sz w:val="28"/>
           <w:cs/>
         </w:rPr>
         <w:t xml:space="preserve">เรื่อง  </w:t>
@@ -188,11 +1023,11 @@
       </w:r>
       <w:r>
         <w:rPr>
-          <w:rFonts w:ascii="TH SarabunPSK" w:hAnsi="TH SarabunPSK" w:cs="TH SarabunPSK" w:hint="cs"/>
+          <w:rFonts w:ascii="TH SarabunPSK" w:hAnsi="TH SarabunPSK" w:cs="TH SarabunPSK"/>
           <w:sz w:val="24"/>
           <w:szCs w:val="32"/>
         </w:rPr>
-        <w:sym w:font="Wingdings 2" w:char="F099"/>
+        <w:t xml:space="preserve">    </w:t>
       </w:r>
       <w:r>
         <w:rPr>
@@ -213,11 +1048,11 @@
       </w:r>
       <w:r>
         <w:rPr>
-          <w:rFonts w:ascii="TH SarabunPSK" w:hAnsi="TH SarabunPSK" w:cs="TH SarabunPSK" w:hint="cs"/>
+          <w:rFonts w:ascii="TH SarabunPSK" w:hAnsi="TH SarabunPSK" w:cs="TH SarabunPSK"/>
           <w:sz w:val="24"/>
           <w:szCs w:val="32"/>
         </w:rPr>
-        <w:sym w:font="Wingdings 2" w:char="F099"/>
+        <w:t xml:space="preserve">    </w:t>
       </w:r>
       <w:r>
         <w:rPr>
@@ -249,6 +1084,305 @@
       <w:r>
         <w:rPr>
           <w:rFonts w:ascii="TH SarabunPSK" w:hAnsi="TH SarabunPSK" w:cs="TH SarabunPSK" w:hint="cs"/>
+          <w:b/>
+          <w:bCs/>
+          <w:noProof/>
+          <w:sz w:val="28"/>
+          <w:lang w:val="th-TH"/>
+        </w:rPr>
+        <mc:AlternateContent>
+          <mc:Choice Requires="wps">
+            <w:drawing>
+              <wp:anchor distT="0" distB="0" distL="114300" distR="114300" simplePos="0" relativeHeight="251676672" behindDoc="0" locked="0" layoutInCell="1" allowOverlap="1" wp14:anchorId="4265FBA1" wp14:editId="63FFD0EB">
+                <wp:simplePos x="0" y="0"/>
+                <wp:positionH relativeFrom="column">
+                  <wp:posOffset>4220974</wp:posOffset>
+                </wp:positionH>
+                <wp:positionV relativeFrom="paragraph">
+                  <wp:posOffset>260973</wp:posOffset>
+                </wp:positionV>
+                <wp:extent cx="903181" cy="276225"/>
+                <wp:effectExtent l="0" t="0" r="0" b="0"/>
+                <wp:wrapNone/>
+                <wp:docPr id="1843113035" name="Text Box 3"/>
+                <wp:cNvGraphicFramePr/>
+                <a:graphic xmlns:a="http://schemas.openxmlformats.org/drawingml/2006/main">
+                  <a:graphicData uri="http://schemas.microsoft.com/office/word/2010/wordprocessingShape">
+                    <wps:wsp>
+                      <wps:cNvSpPr txBox="1"/>
+                      <wps:spPr>
+                        <a:xfrm>
+                          <a:off x="0" y="0"/>
+                          <a:ext cx="903181" cy="276225"/>
+                        </a:xfrm>
+                        <a:prstGeom prst="rect">
+                          <a:avLst/>
+                        </a:prstGeom>
+                        <a:noFill/>
+                        <a:ln w="6350">
+                          <a:noFill/>
+                        </a:ln>
+                      </wps:spPr>
+                      <wps:txbx>
+                        <w:txbxContent>
+                          <w:p>
+                            <w:pPr>
+                              <w:rPr>
+                                <w:rFonts w:ascii="TH SarabunPSK" w:hAnsi="TH SarabunPSK" w:cs="TH SarabunPSK"/>
+                                <w:sz w:val="28"/>
+                              </w:rPr>
+                            </w:pPr>
+                            <w:r>
+                              <w:rPr>
+                                <w:rFonts w:ascii="TH SarabunPSK" w:hAnsi="TH SarabunPSK" w:cs="TH SarabunPSK" w:hint="cs"/>
+                                <w:sz w:val="28"/>
+                              </w:rPr>
+                              <w:t>${</w:t>
+                            </w:r>
+                            <w:r>
+                              <w:rPr>
+                                <w:rFonts w:ascii="TH SarabunPSK" w:hAnsi="TH SarabunPSK" w:cs="TH SarabunPSK"/>
+                                <w:sz w:val="28"/>
+                              </w:rPr>
+                              <w:t>position</w:t>
+                            </w:r>
+                            <w:r>
+                              <w:rPr>
+                                <w:rFonts w:ascii="TH SarabunPSK" w:hAnsi="TH SarabunPSK" w:cs="TH SarabunPSK" w:hint="cs"/>
+                                <w:sz w:val="28"/>
+                              </w:rPr>
+                              <w:t>}</w:t>
+                            </w:r>
+                          </w:p>
+                        </w:txbxContent>
+                      </wps:txbx>
+                      <wps:bodyPr rot="0" spcFirstLastPara="0" vertOverflow="overflow" horzOverflow="overflow" vert="horz" wrap="square" lIns="91440" tIns="45720" rIns="91440" bIns="45720" numCol="1" spcCol="0" rtlCol="0" fromWordArt="0" anchor="t" anchorCtr="0" forceAA="0" compatLnSpc="1">
+                        <a:prstTxWarp prst="textNoShape">
+                          <a:avLst/>
+                        </a:prstTxWarp>
+                        <a:noAutofit/>
+                      </wps:bodyPr>
+                    </wps:wsp>
+                  </a:graphicData>
+                </a:graphic>
+                <wp14:sizeRelH relativeFrom="margin">
+                  <wp14:pctWidth>0</wp14:pctWidth>
+                </wp14:sizeRelH>
+              </wp:anchor>
+            </w:drawing>
+          </mc:Choice>
+          <mc:Fallback>
+            <w:pict>
+              <v:shape w14:anchorId="4265FBA1" id="_x0000_s1032" type="#_x0000_t202" style="position:absolute;left:0;text-align:left;margin-left:332.35pt;margin-top:20.55pt;width:71.1pt;height:21.75pt;z-index:251676672;visibility:visible;mso-wrap-style:square;mso-width-percent:0;mso-wrap-distance-left:9pt;mso-wrap-distance-top:0;mso-wrap-distance-right:9pt;mso-wrap-distance-bottom:0;mso-position-horizontal:absolute;mso-position-horizontal-relative:text;mso-position-vertical:absolute;mso-position-vertical-relative:text;mso-width-percent:0;mso-width-relative:margin;v-text-anchor:top" o:gfxdata="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" filled="f" stroked="f" strokeweight=".5pt">
+                <v:textbox>
+                  <w:txbxContent>
+                    <w:p>
+                      <w:pPr>
+                        <w:rPr>
+                          <w:rFonts w:ascii="TH SarabunPSK" w:hAnsi="TH SarabunPSK" w:cs="TH SarabunPSK"/>
+                          <w:sz w:val="28"/>
+                        </w:rPr>
+                      </w:pPr>
+                      <w:r>
+                        <w:rPr>
+                          <w:rFonts w:ascii="TH SarabunPSK" w:hAnsi="TH SarabunPSK" w:cs="TH SarabunPSK" w:hint="cs"/>
+                          <w:sz w:val="28"/>
+                        </w:rPr>
+                        <w:t>${</w:t>
+                      </w:r>
+                      <w:r>
+                        <w:rPr>
+                          <w:rFonts w:ascii="TH SarabunPSK" w:hAnsi="TH SarabunPSK" w:cs="TH SarabunPSK"/>
+                          <w:sz w:val="28"/>
+                        </w:rPr>
+                        <w:t>position</w:t>
+                      </w:r>
+                      <w:r>
+                        <w:rPr>
+                          <w:rFonts w:ascii="TH SarabunPSK" w:hAnsi="TH SarabunPSK" w:cs="TH SarabunPSK" w:hint="cs"/>
+                          <w:sz w:val="28"/>
+                        </w:rPr>
+                        <w:t>}</w:t>
+                      </w:r>
+                    </w:p>
+                  </w:txbxContent>
+                </v:textbox>
+              </v:shape>
+            </w:pict>
+          </mc:Fallback>
+        </mc:AlternateContent>
+      </w:r>
+      <w:r>
+        <w:rPr>
+          <w:rFonts w:ascii="TH SarabunPSK" w:hAnsi="TH SarabunPSK" w:cs="TH SarabunPSK" w:hint="cs"/>
+          <w:b/>
+          <w:bCs/>
+          <w:noProof/>
+          <w:sz w:val="28"/>
+          <w:lang w:val="th-TH"/>
+        </w:rPr>
+        <mc:AlternateContent>
+          <mc:Choice Requires="wps">
+            <w:drawing>
+              <wp:anchor distT="0" distB="0" distL="114300" distR="114300" simplePos="0" relativeHeight="251674624" behindDoc="0" locked="0" layoutInCell="1" allowOverlap="1" wp14:anchorId="4B9DD92B" wp14:editId="125CA4E2">
+                <wp:simplePos x="0" y="0"/>
+                <wp:positionH relativeFrom="column">
+                  <wp:posOffset>1222090</wp:posOffset>
+                </wp:positionH>
+                <wp:positionV relativeFrom="paragraph">
+                  <wp:posOffset>259065</wp:posOffset>
+                </wp:positionV>
+                <wp:extent cx="1879288" cy="288638"/>
+                <wp:effectExtent l="0" t="0" r="0" b="0"/>
+                <wp:wrapNone/>
+                <wp:docPr id="954089149" name="Text Box 3"/>
+                <wp:cNvGraphicFramePr/>
+                <a:graphic xmlns:a="http://schemas.openxmlformats.org/drawingml/2006/main">
+                  <a:graphicData uri="http://schemas.microsoft.com/office/word/2010/wordprocessingShape">
+                    <wps:wsp>
+                      <wps:cNvSpPr txBox="1"/>
+                      <wps:spPr>
+                        <a:xfrm>
+                          <a:off x="0" y="0"/>
+                          <a:ext cx="1879288" cy="288638"/>
+                        </a:xfrm>
+                        <a:prstGeom prst="rect">
+                          <a:avLst/>
+                        </a:prstGeom>
+                        <a:noFill/>
+                        <a:ln w="6350">
+                          <a:noFill/>
+                        </a:ln>
+                      </wps:spPr>
+                      <wps:txbx>
+                        <w:txbxContent>
+                          <w:p>
+                            <w:pPr>
+                              <w:rPr>
+                                <w:rFonts w:ascii="TH SarabunPSK" w:hAnsi="TH SarabunPSK" w:cs="TH SarabunPSK"/>
+                                <w:sz w:val="28"/>
+                              </w:rPr>
+                            </w:pPr>
+                            <w:r>
+                              <w:rPr>
+                                <w:rFonts w:ascii="TH SarabunPSK" w:hAnsi="TH SarabunPSK" w:cs="TH SarabunPSK" w:hint="cs"/>
+                                <w:sz w:val="28"/>
+                              </w:rPr>
+                              <w:t>${</w:t>
+                            </w:r>
+                            <w:proofErr w:type="spellStart"/>
+                            <w:r>
+                              <w:rPr>
+                                <w:rFonts w:ascii="TH SarabunPSK" w:hAnsi="TH SarabunPSK" w:cs="TH SarabunPSK"/>
+                                <w:sz w:val="28"/>
+                              </w:rPr>
+                              <w:t>prefix_employee_name</w:t>
+                            </w:r>
+                            <w:proofErr w:type="spellEnd"/>
+                            <w:r>
+                              <w:rPr>
+                                <w:rFonts w:ascii="TH SarabunPSK" w:hAnsi="TH SarabunPSK" w:cs="TH SarabunPSK"/>
+                                <w:sz w:val="28"/>
+                              </w:rPr>
+                              <w:t>}</w:t>
+                            </w:r>
+                          </w:p>
+                          <w:p>
+                            <w:pPr>
+                              <w:rPr>
+                                <w:rFonts w:ascii="TH SarabunPSK" w:hAnsi="TH SarabunPSK" w:cs="TH SarabunPSK"/>
+                                <w:sz w:val="28"/>
+                              </w:rPr>
+                            </w:pPr>
+                            <w:r>
+                              <w:rPr>
+                                <w:rFonts w:ascii="TH SarabunPSK" w:hAnsi="TH SarabunPSK" w:cs="TH SarabunPSK" w:hint="cs"/>
+                                <w:sz w:val="28"/>
+                              </w:rPr>
+                              <w:t>}</w:t>
+                            </w:r>
+                          </w:p>
+                        </w:txbxContent>
+                      </wps:txbx>
+                      <wps:bodyPr rot="0" spcFirstLastPara="0" vertOverflow="overflow" horzOverflow="overflow" vert="horz" wrap="square" lIns="91440" tIns="45720" rIns="91440" bIns="45720" numCol="1" spcCol="0" rtlCol="0" fromWordArt="0" anchor="t" anchorCtr="0" forceAA="0" compatLnSpc="1">
+                        <a:prstTxWarp prst="textNoShape">
+                          <a:avLst/>
+                        </a:prstTxWarp>
+                        <a:noAutofit/>
+                      </wps:bodyPr>
+                    </wps:wsp>
+                  </a:graphicData>
+                </a:graphic>
+                <wp14:sizeRelH relativeFrom="margin">
+                  <wp14:pctWidth>0</wp14:pctWidth>
+                </wp14:sizeRelH>
+                <wp14:sizeRelV relativeFrom="margin">
+                  <wp14:pctHeight>0</wp14:pctHeight>
+                </wp14:sizeRelV>
+              </wp:anchor>
+            </w:drawing>
+          </mc:Choice>
+          <mc:Fallback>
+            <w:pict>
+              <v:shape w14:anchorId="4B9DD92B" id="_x0000_s1033" type="#_x0000_t202" style="position:absolute;left:0;text-align:left;margin-left:96.25pt;margin-top:20.4pt;width:148pt;height:22.75pt;z-index:251674624;visibility:visible;mso-wrap-style:square;mso-width-percent:0;mso-height-percent:0;mso-wrap-distance-left:9pt;mso-wrap-distance-top:0;mso-wrap-distance-right:9pt;mso-wrap-distance-bottom:0;mso-position-horizontal:absolute;mso-position-horizontal-relative:text;mso-position-vertical:absolute;mso-position-vertical-relative:text;mso-width-percent:0;mso-height-percent:0;mso-width-relative:margin;mso-height-relative:margin;v-text-anchor:top" o:gfxdata="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" filled="f" stroked="f" strokeweight=".5pt">
+                <v:textbox>
+                  <w:txbxContent>
+                    <w:p>
+                      <w:pPr>
+                        <w:rPr>
+                          <w:rFonts w:ascii="TH SarabunPSK" w:hAnsi="TH SarabunPSK" w:cs="TH SarabunPSK"/>
+                          <w:sz w:val="28"/>
+                        </w:rPr>
+                      </w:pPr>
+                      <w:r>
+                        <w:rPr>
+                          <w:rFonts w:ascii="TH SarabunPSK" w:hAnsi="TH SarabunPSK" w:cs="TH SarabunPSK" w:hint="cs"/>
+                          <w:sz w:val="28"/>
+                        </w:rPr>
+                        <w:t>${</w:t>
+                      </w:r>
+                      <w:proofErr w:type="spellStart"/>
+                      <w:r>
+                        <w:rPr>
+                          <w:rFonts w:ascii="TH SarabunPSK" w:hAnsi="TH SarabunPSK" w:cs="TH SarabunPSK"/>
+                          <w:sz w:val="28"/>
+                        </w:rPr>
+                        <w:t>prefix_employee_name</w:t>
+                      </w:r>
+                      <w:proofErr w:type="spellEnd"/>
+                      <w:r>
+                        <w:rPr>
+                          <w:rFonts w:ascii="TH SarabunPSK" w:hAnsi="TH SarabunPSK" w:cs="TH SarabunPSK"/>
+                          <w:sz w:val="28"/>
+                        </w:rPr>
+                        <w:t>}</w:t>
+                      </w:r>
+                    </w:p>
+                    <w:p>
+                      <w:pPr>
+                        <w:rPr>
+                          <w:rFonts w:ascii="TH SarabunPSK" w:hAnsi="TH SarabunPSK" w:cs="TH SarabunPSK"/>
+                          <w:sz w:val="28"/>
+                        </w:rPr>
+                      </w:pPr>
+                      <w:r>
+                        <w:rPr>
+                          <w:rFonts w:ascii="TH SarabunPSK" w:hAnsi="TH SarabunPSK" w:cs="TH SarabunPSK" w:hint="cs"/>
+                          <w:sz w:val="28"/>
+                        </w:rPr>
+                        <w:t>}</w:t>
+                      </w:r>
+                    </w:p>
+                  </w:txbxContent>
+                </v:textbox>
+              </v:shape>
+            </w:pict>
+          </mc:Fallback>
+        </mc:AlternateContent>
+      </w:r>
+      <w:r>
+        <w:rPr>
+          <w:rFonts w:ascii="TH SarabunPSK" w:hAnsi="TH SarabunPSK" w:cs="TH SarabunPSK" w:hint="cs"/>
           <w:sz w:val="28"/>
           <w:cs/>
         </w:rPr>
@@ -287,6 +1421,1376 @@
       <w:r>
         <w:rPr>
           <w:rFonts w:ascii="TH SarabunPSK" w:hAnsi="TH SarabunPSK" w:cs="TH SarabunPSK" w:hint="cs"/>
+          <w:b/>
+          <w:bCs/>
+          <w:noProof/>
+          <w:sz w:val="28"/>
+          <w:lang w:val="th-TH"/>
+        </w:rPr>
+        <mc:AlternateContent>
+          <mc:Choice Requires="wps">
+            <w:drawing>
+              <wp:anchor distT="0" distB="0" distL="114300" distR="114300" simplePos="0" relativeHeight="251688960" behindDoc="0" locked="0" layoutInCell="1" allowOverlap="1" wp14:anchorId="73D70B39" wp14:editId="184B7E10">
+                <wp:simplePos x="0" y="0"/>
+                <wp:positionH relativeFrom="margin">
+                  <wp:align>right</wp:align>
+                </wp:positionH>
+                <wp:positionV relativeFrom="paragraph">
+                  <wp:posOffset>273685</wp:posOffset>
+                </wp:positionV>
+                <wp:extent cx="875397" cy="286021"/>
+                <wp:effectExtent l="0" t="0" r="0" b="0"/>
+                <wp:wrapNone/>
+                <wp:docPr id="1086179858" name="Text Box 3"/>
+                <wp:cNvGraphicFramePr/>
+                <a:graphic xmlns:a="http://schemas.openxmlformats.org/drawingml/2006/main">
+                  <a:graphicData uri="http://schemas.microsoft.com/office/word/2010/wordprocessingShape">
+                    <wps:wsp>
+                      <wps:cNvSpPr txBox="1"/>
+                      <wps:spPr>
+                        <a:xfrm>
+                          <a:off x="0" y="0"/>
+                          <a:ext cx="875397" cy="286021"/>
+                        </a:xfrm>
+                        <a:prstGeom prst="rect">
+                          <a:avLst/>
+                        </a:prstGeom>
+                        <a:noFill/>
+                        <a:ln w="6350">
+                          <a:noFill/>
+                        </a:ln>
+                      </wps:spPr>
+                      <wps:txbx>
+                        <w:txbxContent>
+                          <w:p>
+                            <w:pPr>
+                              <w:rPr>
+                                <w:rFonts w:ascii="TH SarabunPSK" w:hAnsi="TH SarabunPSK" w:cs="TH SarabunPSK"/>
+                                <w:sz w:val="28"/>
+                              </w:rPr>
+                            </w:pPr>
+                            <w:r>
+                              <w:rPr>
+                                <w:rFonts w:ascii="TH SarabunPSK" w:hAnsi="TH SarabunPSK" w:cs="TH SarabunPSK"/>
+                                <w:sz w:val="28"/>
+                              </w:rPr>
+                              <w:t>${</w:t>
+                            </w:r>
+                            <w:proofErr w:type="spellStart"/>
+                            <w:r>
+                              <w:rPr>
+                                <w:rFonts w:ascii="TH SarabunPSK" w:hAnsi="TH SarabunPSK" w:cs="TH SarabunPSK"/>
+                                <w:sz w:val="28"/>
+                              </w:rPr>
+                              <w:t>end_day</w:t>
+                            </w:r>
+                            <w:proofErr w:type="spellEnd"/>
+                            <w:r>
+                              <w:rPr>
+                                <w:rFonts w:ascii="TH SarabunPSK" w:hAnsi="TH SarabunPSK" w:cs="TH SarabunPSK"/>
+                                <w:sz w:val="28"/>
+                              </w:rPr>
+                              <w:t>}</w:t>
+                            </w:r>
+                            <w:r>
+                              <w:rPr>
+                                <w:rFonts w:ascii="TH SarabunPSK" w:hAnsi="TH SarabunPSK" w:cs="TH SarabunPSK"/>
+                                <w:sz w:val="28"/>
+                              </w:rPr>
+                              <w:t>-</w:t>
+                            </w:r>
+                            <w:r>
+                              <w:rPr>
+                                <w:rFonts w:ascii="TH SarabunPSK" w:hAnsi="TH SarabunPSK" w:cs="TH SarabunPSK"/>
+                                <w:sz w:val="28"/>
+                              </w:rPr>
+                              <w:t>${</w:t>
+                            </w:r>
+                            <w:proofErr w:type="spellStart"/>
+                            <w:r>
+                              <w:rPr>
+                                <w:rFonts w:ascii="TH SarabunPSK" w:hAnsi="TH SarabunPSK" w:cs="TH SarabunPSK"/>
+                                <w:sz w:val="28"/>
+                              </w:rPr>
+                              <w:t>end_month</w:t>
+                            </w:r>
+                            <w:proofErr w:type="spellEnd"/>
+                            <w:r>
+                              <w:rPr>
+                                <w:rFonts w:ascii="TH SarabunPSK" w:hAnsi="TH SarabunPSK" w:cs="TH SarabunPSK"/>
+                                <w:sz w:val="28"/>
+                              </w:rPr>
+                              <w:t>}</w:t>
+                            </w:r>
+                            <w:r>
+                              <w:rPr>
+                                <w:rFonts w:ascii="TH SarabunPSK" w:hAnsi="TH SarabunPSK" w:cs="TH SarabunPSK"/>
+                                <w:sz w:val="28"/>
+                              </w:rPr>
+                              <w:t>-</w:t>
+                            </w:r>
+                            <w:r>
+                              <w:rPr>
+                                <w:rFonts w:ascii="TH SarabunPSK" w:hAnsi="TH SarabunPSK" w:cs="TH SarabunPSK"/>
+                                <w:sz w:val="28"/>
+                              </w:rPr>
+                              <w:t>${</w:t>
+                            </w:r>
+                            <w:proofErr w:type="spellStart"/>
+                            <w:r>
+                              <w:rPr>
+                                <w:rFonts w:ascii="TH SarabunPSK" w:hAnsi="TH SarabunPSK" w:cs="TH SarabunPSK"/>
+                                <w:sz w:val="28"/>
+                              </w:rPr>
+                              <w:t>end_year</w:t>
+                            </w:r>
+                            <w:proofErr w:type="spellEnd"/>
+                            <w:r>
+                              <w:rPr>
+                                <w:rFonts w:ascii="TH SarabunPSK" w:hAnsi="TH SarabunPSK" w:cs="TH SarabunPSK"/>
+                                <w:sz w:val="28"/>
+                              </w:rPr>
+                              <w:t>}</w:t>
+                            </w:r>
+                          </w:p>
+                        </w:txbxContent>
+                      </wps:txbx>
+                      <wps:bodyPr rot="0" spcFirstLastPara="0" vertOverflow="overflow" horzOverflow="overflow" vert="horz" wrap="square" lIns="91440" tIns="45720" rIns="91440" bIns="45720" numCol="1" spcCol="0" rtlCol="0" fromWordArt="0" anchor="t" anchorCtr="0" forceAA="0" compatLnSpc="1">
+                        <a:prstTxWarp prst="textNoShape">
+                          <a:avLst/>
+                        </a:prstTxWarp>
+                        <a:noAutofit/>
+                      </wps:bodyPr>
+                    </wps:wsp>
+                  </a:graphicData>
+                </a:graphic>
+                <wp14:sizeRelH relativeFrom="margin">
+                  <wp14:pctWidth>0</wp14:pctWidth>
+                </wp14:sizeRelH>
+                <wp14:sizeRelV relativeFrom="margin">
+                  <wp14:pctHeight>0</wp14:pctHeight>
+                </wp14:sizeRelV>
+              </wp:anchor>
+            </w:drawing>
+          </mc:Choice>
+          <mc:Fallback>
+            <w:pict>
+              <v:shape w14:anchorId="73D70B39" id="_x0000_s1034" type="#_x0000_t202" style="position:absolute;left:0;text-align:left;margin-left:17.75pt;margin-top:21.55pt;width:68.95pt;height:22.5pt;z-index:251688960;visibility:visible;mso-wrap-style:square;mso-width-percent:0;mso-height-percent:0;mso-wrap-distance-left:9pt;mso-wrap-distance-top:0;mso-wrap-distance-right:9pt;mso-wrap-distance-bottom:0;mso-position-horizontal:right;mso-position-horizontal-relative:margin;mso-position-vertical:absolute;mso-position-vertical-relative:text;mso-width-percent:0;mso-height-percent:0;mso-width-relative:margin;mso-height-relative:margin;v-text-anchor:top" o:gfxdata="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" filled="f" stroked="f" strokeweight=".5pt">
+                <v:textbox>
+                  <w:txbxContent>
+                    <w:p>
+                      <w:pPr>
+                        <w:rPr>
+                          <w:rFonts w:ascii="TH SarabunPSK" w:hAnsi="TH SarabunPSK" w:cs="TH SarabunPSK"/>
+                          <w:sz w:val="28"/>
+                        </w:rPr>
+                      </w:pPr>
+                      <w:r>
+                        <w:rPr>
+                          <w:rFonts w:ascii="TH SarabunPSK" w:hAnsi="TH SarabunPSK" w:cs="TH SarabunPSK"/>
+                          <w:sz w:val="28"/>
+                        </w:rPr>
+                        <w:t>${</w:t>
+                      </w:r>
+                      <w:proofErr w:type="spellStart"/>
+                      <w:r>
+                        <w:rPr>
+                          <w:rFonts w:ascii="TH SarabunPSK" w:hAnsi="TH SarabunPSK" w:cs="TH SarabunPSK"/>
+                          <w:sz w:val="28"/>
+                        </w:rPr>
+                        <w:t>end_day</w:t>
+                      </w:r>
+                      <w:proofErr w:type="spellEnd"/>
+                      <w:r>
+                        <w:rPr>
+                          <w:rFonts w:ascii="TH SarabunPSK" w:hAnsi="TH SarabunPSK" w:cs="TH SarabunPSK"/>
+                          <w:sz w:val="28"/>
+                        </w:rPr>
+                        <w:t>}</w:t>
+                      </w:r>
+                      <w:r>
+                        <w:rPr>
+                          <w:rFonts w:ascii="TH SarabunPSK" w:hAnsi="TH SarabunPSK" w:cs="TH SarabunPSK"/>
+                          <w:sz w:val="28"/>
+                        </w:rPr>
+                        <w:t>-</w:t>
+                      </w:r>
+                      <w:r>
+                        <w:rPr>
+                          <w:rFonts w:ascii="TH SarabunPSK" w:hAnsi="TH SarabunPSK" w:cs="TH SarabunPSK"/>
+                          <w:sz w:val="28"/>
+                        </w:rPr>
+                        <w:t>${</w:t>
+                      </w:r>
+                      <w:proofErr w:type="spellStart"/>
+                      <w:r>
+                        <w:rPr>
+                          <w:rFonts w:ascii="TH SarabunPSK" w:hAnsi="TH SarabunPSK" w:cs="TH SarabunPSK"/>
+                          <w:sz w:val="28"/>
+                        </w:rPr>
+                        <w:t>end_month</w:t>
+                      </w:r>
+                      <w:proofErr w:type="spellEnd"/>
+                      <w:r>
+                        <w:rPr>
+                          <w:rFonts w:ascii="TH SarabunPSK" w:hAnsi="TH SarabunPSK" w:cs="TH SarabunPSK"/>
+                          <w:sz w:val="28"/>
+                        </w:rPr>
+                        <w:t>}</w:t>
+                      </w:r>
+                      <w:r>
+                        <w:rPr>
+                          <w:rFonts w:ascii="TH SarabunPSK" w:hAnsi="TH SarabunPSK" w:cs="TH SarabunPSK"/>
+                          <w:sz w:val="28"/>
+                        </w:rPr>
+                        <w:t>-</w:t>
+                      </w:r>
+                      <w:r>
+                        <w:rPr>
+                          <w:rFonts w:ascii="TH SarabunPSK" w:hAnsi="TH SarabunPSK" w:cs="TH SarabunPSK"/>
+                          <w:sz w:val="28"/>
+                        </w:rPr>
+                        <w:t>${</w:t>
+                      </w:r>
+                      <w:proofErr w:type="spellStart"/>
+                      <w:r>
+                        <w:rPr>
+                          <w:rFonts w:ascii="TH SarabunPSK" w:hAnsi="TH SarabunPSK" w:cs="TH SarabunPSK"/>
+                          <w:sz w:val="28"/>
+                        </w:rPr>
+                        <w:t>end_year</w:t>
+                      </w:r>
+                      <w:proofErr w:type="spellEnd"/>
+                      <w:r>
+                        <w:rPr>
+                          <w:rFonts w:ascii="TH SarabunPSK" w:hAnsi="TH SarabunPSK" w:cs="TH SarabunPSK"/>
+                          <w:sz w:val="28"/>
+                        </w:rPr>
+                        <w:t>}</w:t>
+                      </w:r>
+                    </w:p>
+                  </w:txbxContent>
+                </v:textbox>
+                <w10:wrap anchorx="margin"/>
+              </v:shape>
+            </w:pict>
+          </mc:Fallback>
+        </mc:AlternateContent>
+      </w:r>
+      <w:r>
+        <w:rPr>
+          <w:rFonts w:ascii="TH SarabunPSK" w:hAnsi="TH SarabunPSK" w:cs="TH SarabunPSK" w:hint="cs"/>
+          <w:b/>
+          <w:bCs/>
+          <w:noProof/>
+          <w:sz w:val="28"/>
+          <w:lang w:val="th-TH"/>
+        </w:rPr>
+        <mc:AlternateContent>
+          <mc:Choice Requires="wps">
+            <w:drawing>
+              <wp:anchor distT="0" distB="0" distL="114300" distR="114300" simplePos="0" relativeHeight="251686912" behindDoc="0" locked="0" layoutInCell="1" allowOverlap="1" wp14:anchorId="76601C6F" wp14:editId="77CD3214">
+                <wp:simplePos x="0" y="0"/>
+                <wp:positionH relativeFrom="column">
+                  <wp:posOffset>3787610</wp:posOffset>
+                </wp:positionH>
+                <wp:positionV relativeFrom="paragraph">
+                  <wp:posOffset>269673</wp:posOffset>
+                </wp:positionV>
+                <wp:extent cx="775724" cy="290355"/>
+                <wp:effectExtent l="0" t="0" r="0" b="0"/>
+                <wp:wrapNone/>
+                <wp:docPr id="834629319" name="Text Box 3"/>
+                <wp:cNvGraphicFramePr/>
+                <a:graphic xmlns:a="http://schemas.openxmlformats.org/drawingml/2006/main">
+                  <a:graphicData uri="http://schemas.microsoft.com/office/word/2010/wordprocessingShape">
+                    <wps:wsp>
+                      <wps:cNvSpPr txBox="1"/>
+                      <wps:spPr>
+                        <a:xfrm>
+                          <a:off x="0" y="0"/>
+                          <a:ext cx="775724" cy="290355"/>
+                        </a:xfrm>
+                        <a:prstGeom prst="rect">
+                          <a:avLst/>
+                        </a:prstGeom>
+                        <a:noFill/>
+                        <a:ln w="6350">
+                          <a:noFill/>
+                        </a:ln>
+                      </wps:spPr>
+                      <wps:txbx>
+                        <w:txbxContent>
+                          <w:p>
+                            <w:pPr>
+                              <w:rPr>
+                                <w:rFonts w:ascii="TH SarabunPSK" w:hAnsi="TH SarabunPSK" w:cs="TH SarabunPSK"/>
+                                <w:sz w:val="28"/>
+                              </w:rPr>
+                            </w:pPr>
+                            <w:r>
+                              <w:rPr>
+                                <w:rFonts w:ascii="TH SarabunPSK" w:hAnsi="TH SarabunPSK" w:cs="TH SarabunPSK"/>
+                                <w:sz w:val="28"/>
+                              </w:rPr>
+                              <w:t>${</w:t>
+                            </w:r>
+                            <w:proofErr w:type="spellStart"/>
+                            <w:r>
+                              <w:rPr>
+                                <w:rFonts w:ascii="TH SarabunPSK" w:hAnsi="TH SarabunPSK" w:cs="TH SarabunPSK"/>
+                                <w:sz w:val="28"/>
+                              </w:rPr>
+                              <w:t>start_day</w:t>
+                            </w:r>
+                            <w:proofErr w:type="spellEnd"/>
+                            <w:r>
+                              <w:rPr>
+                                <w:rFonts w:ascii="TH SarabunPSK" w:hAnsi="TH SarabunPSK" w:cs="TH SarabunPSK"/>
+                                <w:sz w:val="28"/>
+                              </w:rPr>
+                              <w:t>}</w:t>
+                            </w:r>
+                            <w:r>
+                              <w:rPr>
+                                <w:rFonts w:ascii="TH SarabunPSK" w:hAnsi="TH SarabunPSK" w:cs="TH SarabunPSK"/>
+                                <w:sz w:val="28"/>
+                              </w:rPr>
+                              <w:t>-</w:t>
+                            </w:r>
+                            <w:r>
+                              <w:rPr>
+                                <w:rFonts w:ascii="TH SarabunPSK" w:hAnsi="TH SarabunPSK" w:cs="TH SarabunPSK"/>
+                                <w:sz w:val="28"/>
+                              </w:rPr>
+                              <w:t>${</w:t>
+                            </w:r>
+                            <w:proofErr w:type="spellStart"/>
+                            <w:r>
+                              <w:rPr>
+                                <w:rFonts w:ascii="TH SarabunPSK" w:hAnsi="TH SarabunPSK" w:cs="TH SarabunPSK"/>
+                                <w:sz w:val="28"/>
+                              </w:rPr>
+                              <w:t>start_month</w:t>
+                            </w:r>
+                            <w:proofErr w:type="spellEnd"/>
+                            <w:r>
+                              <w:rPr>
+                                <w:rFonts w:ascii="TH SarabunPSK" w:hAnsi="TH SarabunPSK" w:cs="TH SarabunPSK"/>
+                                <w:sz w:val="28"/>
+                              </w:rPr>
+                              <w:t>}</w:t>
+                            </w:r>
+                            <w:r>
+                              <w:rPr>
+                                <w:rFonts w:ascii="TH SarabunPSK" w:hAnsi="TH SarabunPSK" w:cs="TH SarabunPSK"/>
+                                <w:sz w:val="28"/>
+                              </w:rPr>
+                              <w:t>-</w:t>
+                            </w:r>
+                            <w:r>
+                              <w:rPr>
+                                <w:rFonts w:ascii="TH SarabunPSK" w:hAnsi="TH SarabunPSK" w:cs="TH SarabunPSK"/>
+                                <w:sz w:val="28"/>
+                              </w:rPr>
+                              <w:t>${</w:t>
+                            </w:r>
+                            <w:proofErr w:type="spellStart"/>
+                            <w:r>
+                              <w:rPr>
+                                <w:rFonts w:ascii="TH SarabunPSK" w:hAnsi="TH SarabunPSK" w:cs="TH SarabunPSK"/>
+                                <w:sz w:val="28"/>
+                              </w:rPr>
+                              <w:t>start_year</w:t>
+                            </w:r>
+                            <w:proofErr w:type="spellEnd"/>
+                            <w:r>
+                              <w:rPr>
+                                <w:rFonts w:ascii="TH SarabunPSK" w:hAnsi="TH SarabunPSK" w:cs="TH SarabunPSK"/>
+                                <w:sz w:val="28"/>
+                              </w:rPr>
+                              <w:t>}</w:t>
+                            </w:r>
+                          </w:p>
+                        </w:txbxContent>
+                      </wps:txbx>
+                      <wps:bodyPr rot="0" spcFirstLastPara="0" vertOverflow="overflow" horzOverflow="overflow" vert="horz" wrap="square" lIns="91440" tIns="45720" rIns="91440" bIns="45720" numCol="1" spcCol="0" rtlCol="0" fromWordArt="0" anchor="t" anchorCtr="0" forceAA="0" compatLnSpc="1">
+                        <a:prstTxWarp prst="textNoShape">
+                          <a:avLst/>
+                        </a:prstTxWarp>
+                        <a:noAutofit/>
+                      </wps:bodyPr>
+                    </wps:wsp>
+                  </a:graphicData>
+                </a:graphic>
+                <wp14:sizeRelH relativeFrom="margin">
+                  <wp14:pctWidth>0</wp14:pctWidth>
+                </wp14:sizeRelH>
+                <wp14:sizeRelV relativeFrom="margin">
+                  <wp14:pctHeight>0</wp14:pctHeight>
+                </wp14:sizeRelV>
+              </wp:anchor>
+            </w:drawing>
+          </mc:Choice>
+          <mc:Fallback>
+            <w:pict>
+              <v:shape w14:anchorId="76601C6F" id="_x0000_s1035" type="#_x0000_t202" style="position:absolute;left:0;text-align:left;margin-left:298.25pt;margin-top:21.25pt;width:61.1pt;height:22.85pt;z-index:251686912;visibility:visible;mso-wrap-style:square;mso-width-percent:0;mso-height-percent:0;mso-wrap-distance-left:9pt;mso-wrap-distance-top:0;mso-wrap-distance-right:9pt;mso-wrap-distance-bottom:0;mso-position-horizontal:absolute;mso-position-horizontal-relative:text;mso-position-vertical:absolute;mso-position-vertical-relative:text;mso-width-percent:0;mso-height-percent:0;mso-width-relative:margin;mso-height-relative:margin;v-text-anchor:top" o:gfxdata="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" filled="f" stroked="f" strokeweight=".5pt">
+                <v:textbox>
+                  <w:txbxContent>
+                    <w:p>
+                      <w:pPr>
+                        <w:rPr>
+                          <w:rFonts w:ascii="TH SarabunPSK" w:hAnsi="TH SarabunPSK" w:cs="TH SarabunPSK"/>
+                          <w:sz w:val="28"/>
+                        </w:rPr>
+                      </w:pPr>
+                      <w:r>
+                        <w:rPr>
+                          <w:rFonts w:ascii="TH SarabunPSK" w:hAnsi="TH SarabunPSK" w:cs="TH SarabunPSK"/>
+                          <w:sz w:val="28"/>
+                        </w:rPr>
+                        <w:t>${</w:t>
+                      </w:r>
+                      <w:proofErr w:type="spellStart"/>
+                      <w:r>
+                        <w:rPr>
+                          <w:rFonts w:ascii="TH SarabunPSK" w:hAnsi="TH SarabunPSK" w:cs="TH SarabunPSK"/>
+                          <w:sz w:val="28"/>
+                        </w:rPr>
+                        <w:t>start_day</w:t>
+                      </w:r>
+                      <w:proofErr w:type="spellEnd"/>
+                      <w:r>
+                        <w:rPr>
+                          <w:rFonts w:ascii="TH SarabunPSK" w:hAnsi="TH SarabunPSK" w:cs="TH SarabunPSK"/>
+                          <w:sz w:val="28"/>
+                        </w:rPr>
+                        <w:t>}</w:t>
+                      </w:r>
+                      <w:r>
+                        <w:rPr>
+                          <w:rFonts w:ascii="TH SarabunPSK" w:hAnsi="TH SarabunPSK" w:cs="TH SarabunPSK"/>
+                          <w:sz w:val="28"/>
+                        </w:rPr>
+                        <w:t>-</w:t>
+                      </w:r>
+                      <w:r>
+                        <w:rPr>
+                          <w:rFonts w:ascii="TH SarabunPSK" w:hAnsi="TH SarabunPSK" w:cs="TH SarabunPSK"/>
+                          <w:sz w:val="28"/>
+                        </w:rPr>
+                        <w:t>${</w:t>
+                      </w:r>
+                      <w:proofErr w:type="spellStart"/>
+                      <w:r>
+                        <w:rPr>
+                          <w:rFonts w:ascii="TH SarabunPSK" w:hAnsi="TH SarabunPSK" w:cs="TH SarabunPSK"/>
+                          <w:sz w:val="28"/>
+                        </w:rPr>
+                        <w:t>start_month</w:t>
+                      </w:r>
+                      <w:proofErr w:type="spellEnd"/>
+                      <w:r>
+                        <w:rPr>
+                          <w:rFonts w:ascii="TH SarabunPSK" w:hAnsi="TH SarabunPSK" w:cs="TH SarabunPSK"/>
+                          <w:sz w:val="28"/>
+                        </w:rPr>
+                        <w:t>}</w:t>
+                      </w:r>
+                      <w:r>
+                        <w:rPr>
+                          <w:rFonts w:ascii="TH SarabunPSK" w:hAnsi="TH SarabunPSK" w:cs="TH SarabunPSK"/>
+                          <w:sz w:val="28"/>
+                        </w:rPr>
+                        <w:t>-</w:t>
+                      </w:r>
+                      <w:r>
+                        <w:rPr>
+                          <w:rFonts w:ascii="TH SarabunPSK" w:hAnsi="TH SarabunPSK" w:cs="TH SarabunPSK"/>
+                          <w:sz w:val="28"/>
+                        </w:rPr>
+                        <w:t>${</w:t>
+                      </w:r>
+                      <w:proofErr w:type="spellStart"/>
+                      <w:r>
+                        <w:rPr>
+                          <w:rFonts w:ascii="TH SarabunPSK" w:hAnsi="TH SarabunPSK" w:cs="TH SarabunPSK"/>
+                          <w:sz w:val="28"/>
+                        </w:rPr>
+                        <w:t>start_year</w:t>
+                      </w:r>
+                      <w:proofErr w:type="spellEnd"/>
+                      <w:r>
+                        <w:rPr>
+                          <w:rFonts w:ascii="TH SarabunPSK" w:hAnsi="TH SarabunPSK" w:cs="TH SarabunPSK"/>
+                          <w:sz w:val="28"/>
+                        </w:rPr>
+                        <w:t>}</w:t>
+                      </w:r>
+                    </w:p>
+                  </w:txbxContent>
+                </v:textbox>
+              </v:shape>
+            </w:pict>
+          </mc:Fallback>
+        </mc:AlternateContent>
+      </w:r>
+      <w:r>
+        <w:rPr>
+          <w:rFonts w:ascii="TH SarabunPSK" w:hAnsi="TH SarabunPSK" w:cs="TH SarabunPSK" w:hint="cs"/>
+          <w:b/>
+          <w:bCs/>
+          <w:noProof/>
+          <w:sz w:val="28"/>
+          <w:lang w:val="th-TH"/>
+        </w:rPr>
+        <mc:AlternateContent>
+          <mc:Choice Requires="wps">
+            <w:drawing>
+              <wp:anchor distT="0" distB="0" distL="114300" distR="114300" simplePos="0" relativeHeight="251684864" behindDoc="0" locked="0" layoutInCell="1" allowOverlap="1" wp14:anchorId="397B55BE" wp14:editId="0559D687">
+                <wp:simplePos x="0" y="0"/>
+                <wp:positionH relativeFrom="margin">
+                  <wp:align>center</wp:align>
+                </wp:positionH>
+                <wp:positionV relativeFrom="paragraph">
+                  <wp:posOffset>260561</wp:posOffset>
+                </wp:positionV>
+                <wp:extent cx="294688" cy="320690"/>
+                <wp:effectExtent l="0" t="0" r="0" b="3175"/>
+                <wp:wrapNone/>
+                <wp:docPr id="11525722" name="Text Box 3"/>
+                <wp:cNvGraphicFramePr/>
+                <a:graphic xmlns:a="http://schemas.openxmlformats.org/drawingml/2006/main">
+                  <a:graphicData uri="http://schemas.microsoft.com/office/word/2010/wordprocessingShape">
+                    <wps:wsp>
+                      <wps:cNvSpPr txBox="1"/>
+                      <wps:spPr>
+                        <a:xfrm>
+                          <a:off x="0" y="0"/>
+                          <a:ext cx="294688" cy="320690"/>
+                        </a:xfrm>
+                        <a:prstGeom prst="rect">
+                          <a:avLst/>
+                        </a:prstGeom>
+                        <a:noFill/>
+                        <a:ln w="6350">
+                          <a:noFill/>
+                        </a:ln>
+                      </wps:spPr>
+                      <wps:txbx>
+                        <w:txbxContent>
+                          <w:p>
+                            <w:pPr>
+                              <w:rPr>
+                                <w:rFonts w:ascii="TH SarabunPSK" w:hAnsi="TH SarabunPSK" w:cs="TH SarabunPSK"/>
+                                <w:sz w:val="28"/>
+                              </w:rPr>
+                            </w:pPr>
+                            <w:r>
+                              <w:rPr>
+                                <w:rFonts w:ascii="TH SarabunPSK" w:hAnsi="TH SarabunPSK" w:cs="TH SarabunPSK"/>
+                                <w:sz w:val="28"/>
+                              </w:rPr>
+                              <w:t>${</w:t>
+                            </w:r>
+                            <w:proofErr w:type="spellStart"/>
+                            <w:r>
+                              <w:rPr>
+                                <w:rFonts w:ascii="TH SarabunPSK" w:hAnsi="TH SarabunPSK" w:cs="TH SarabunPSK"/>
+                                <w:sz w:val="28"/>
+                              </w:rPr>
+                              <w:t>swap_day</w:t>
+                            </w:r>
+                            <w:proofErr w:type="spellEnd"/>
+                            <w:r>
+                              <w:rPr>
+                                <w:rFonts w:ascii="TH SarabunPSK" w:hAnsi="TH SarabunPSK" w:cs="TH SarabunPSK"/>
+                                <w:sz w:val="28"/>
+                              </w:rPr>
+                              <w:t>}</w:t>
+                            </w:r>
+                            <w:r>
+                              <w:rPr>
+                                <w:rFonts w:ascii="TH SarabunPSK" w:hAnsi="TH SarabunPSK" w:cs="TH SarabunPSK"/>
+                                <w:sz w:val="28"/>
+                              </w:rPr>
+                              <w:t>-</w:t>
+                            </w:r>
+                            <w:r>
+                              <w:rPr>
+                                <w:rFonts w:ascii="TH SarabunPSK" w:hAnsi="TH SarabunPSK" w:cs="TH SarabunPSK"/>
+                                <w:sz w:val="28"/>
+                              </w:rPr>
+                              <w:t>${</w:t>
+                            </w:r>
+                            <w:proofErr w:type="spellStart"/>
+                            <w:r>
+                              <w:rPr>
+                                <w:rFonts w:ascii="TH SarabunPSK" w:hAnsi="TH SarabunPSK" w:cs="TH SarabunPSK"/>
+                                <w:sz w:val="28"/>
+                              </w:rPr>
+                              <w:t>swap_month</w:t>
+                            </w:r>
+                            <w:proofErr w:type="spellEnd"/>
+                            <w:r>
+                              <w:rPr>
+                                <w:rFonts w:ascii="TH SarabunPSK" w:hAnsi="TH SarabunPSK" w:cs="TH SarabunPSK"/>
+                                <w:sz w:val="28"/>
+                              </w:rPr>
+                              <w:t>}</w:t>
+                            </w:r>
+                            <w:r>
+                              <w:rPr>
+                                <w:rFonts w:ascii="TH SarabunPSK" w:hAnsi="TH SarabunPSK" w:cs="TH SarabunPSK"/>
+                                <w:sz w:val="28"/>
+                              </w:rPr>
+                              <w:t>-</w:t>
+                            </w:r>
+                            <w:r>
+                              <w:rPr>
+                                <w:rFonts w:ascii="TH SarabunPSK" w:hAnsi="TH SarabunPSK" w:cs="TH SarabunPSK"/>
+                                <w:sz w:val="28"/>
+                              </w:rPr>
+                              <w:t>${</w:t>
+                            </w:r>
+                            <w:proofErr w:type="spellStart"/>
+                            <w:r>
+                              <w:rPr>
+                                <w:rFonts w:ascii="TH SarabunPSK" w:hAnsi="TH SarabunPSK" w:cs="TH SarabunPSK"/>
+                                <w:sz w:val="28"/>
+                              </w:rPr>
+                              <w:t>swap_year</w:t>
+                            </w:r>
+                            <w:proofErr w:type="spellEnd"/>
+                            <w:r>
+                              <w:rPr>
+                                <w:rFonts w:ascii="TH SarabunPSK" w:hAnsi="TH SarabunPSK" w:cs="TH SarabunPSK"/>
+                                <w:sz w:val="28"/>
+                              </w:rPr>
+                              <w:t>}</w:t>
+                            </w:r>
+                          </w:p>
+                        </w:txbxContent>
+                      </wps:txbx>
+                      <wps:bodyPr rot="0" spcFirstLastPara="0" vertOverflow="overflow" horzOverflow="overflow" vert="horz" wrap="square" lIns="91440" tIns="45720" rIns="91440" bIns="45720" numCol="1" spcCol="0" rtlCol="0" fromWordArt="0" anchor="t" anchorCtr="0" forceAA="0" compatLnSpc="1">
+                        <a:prstTxWarp prst="textNoShape">
+                          <a:avLst/>
+                        </a:prstTxWarp>
+                        <a:noAutofit/>
+                      </wps:bodyPr>
+                    </wps:wsp>
+                  </a:graphicData>
+                </a:graphic>
+                <wp14:sizeRelH relativeFrom="margin">
+                  <wp14:pctWidth>0</wp14:pctWidth>
+                </wp14:sizeRelH>
+                <wp14:sizeRelV relativeFrom="margin">
+                  <wp14:pctHeight>0</wp14:pctHeight>
+                </wp14:sizeRelV>
+              </wp:anchor>
+            </w:drawing>
+          </mc:Choice>
+          <mc:Fallback>
+            <w:pict>
+              <v:shape w14:anchorId="397B55BE" id="_x0000_s1036" type="#_x0000_t202" style="position:absolute;left:0;text-align:left;margin-left:0;margin-top:20.5pt;width:23.2pt;height:25.25pt;z-index:251684864;visibility:visible;mso-wrap-style:square;mso-width-percent:0;mso-height-percent:0;mso-wrap-distance-left:9pt;mso-wrap-distance-top:0;mso-wrap-distance-right:9pt;mso-wrap-distance-bottom:0;mso-position-horizontal:center;mso-position-horizontal-relative:margin;mso-position-vertical:absolute;mso-position-vertical-relative:text;mso-width-percent:0;mso-height-percent:0;mso-width-relative:margin;mso-height-relative:margin;v-text-anchor:top" o:gfxdata="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" filled="f" stroked="f" strokeweight=".5pt">
+                <v:textbox>
+                  <w:txbxContent>
+                    <w:p>
+                      <w:pPr>
+                        <w:rPr>
+                          <w:rFonts w:ascii="TH SarabunPSK" w:hAnsi="TH SarabunPSK" w:cs="TH SarabunPSK"/>
+                          <w:sz w:val="28"/>
+                        </w:rPr>
+                      </w:pPr>
+                      <w:r>
+                        <w:rPr>
+                          <w:rFonts w:ascii="TH SarabunPSK" w:hAnsi="TH SarabunPSK" w:cs="TH SarabunPSK"/>
+                          <w:sz w:val="28"/>
+                        </w:rPr>
+                        <w:t>${</w:t>
+                      </w:r>
+                      <w:proofErr w:type="spellStart"/>
+                      <w:r>
+                        <w:rPr>
+                          <w:rFonts w:ascii="TH SarabunPSK" w:hAnsi="TH SarabunPSK" w:cs="TH SarabunPSK"/>
+                          <w:sz w:val="28"/>
+                        </w:rPr>
+                        <w:t>swap_day</w:t>
+                      </w:r>
+                      <w:proofErr w:type="spellEnd"/>
+                      <w:r>
+                        <w:rPr>
+                          <w:rFonts w:ascii="TH SarabunPSK" w:hAnsi="TH SarabunPSK" w:cs="TH SarabunPSK"/>
+                          <w:sz w:val="28"/>
+                        </w:rPr>
+                        <w:t>}</w:t>
+                      </w:r>
+                      <w:r>
+                        <w:rPr>
+                          <w:rFonts w:ascii="TH SarabunPSK" w:hAnsi="TH SarabunPSK" w:cs="TH SarabunPSK"/>
+                          <w:sz w:val="28"/>
+                        </w:rPr>
+                        <w:t>-</w:t>
+                      </w:r>
+                      <w:r>
+                        <w:rPr>
+                          <w:rFonts w:ascii="TH SarabunPSK" w:hAnsi="TH SarabunPSK" w:cs="TH SarabunPSK"/>
+                          <w:sz w:val="28"/>
+                        </w:rPr>
+                        <w:t>${</w:t>
+                      </w:r>
+                      <w:proofErr w:type="spellStart"/>
+                      <w:r>
+                        <w:rPr>
+                          <w:rFonts w:ascii="TH SarabunPSK" w:hAnsi="TH SarabunPSK" w:cs="TH SarabunPSK"/>
+                          <w:sz w:val="28"/>
+                        </w:rPr>
+                        <w:t>swap_month</w:t>
+                      </w:r>
+                      <w:proofErr w:type="spellEnd"/>
+                      <w:r>
+                        <w:rPr>
+                          <w:rFonts w:ascii="TH SarabunPSK" w:hAnsi="TH SarabunPSK" w:cs="TH SarabunPSK"/>
+                          <w:sz w:val="28"/>
+                        </w:rPr>
+                        <w:t>}</w:t>
+                      </w:r>
+                      <w:r>
+                        <w:rPr>
+                          <w:rFonts w:ascii="TH SarabunPSK" w:hAnsi="TH SarabunPSK" w:cs="TH SarabunPSK"/>
+                          <w:sz w:val="28"/>
+                        </w:rPr>
+                        <w:t>-</w:t>
+                      </w:r>
+                      <w:r>
+                        <w:rPr>
+                          <w:rFonts w:ascii="TH SarabunPSK" w:hAnsi="TH SarabunPSK" w:cs="TH SarabunPSK"/>
+                          <w:sz w:val="28"/>
+                        </w:rPr>
+                        <w:t>${</w:t>
+                      </w:r>
+                      <w:proofErr w:type="spellStart"/>
+                      <w:r>
+                        <w:rPr>
+                          <w:rFonts w:ascii="TH SarabunPSK" w:hAnsi="TH SarabunPSK" w:cs="TH SarabunPSK"/>
+                          <w:sz w:val="28"/>
+                        </w:rPr>
+                        <w:t>swap_year</w:t>
+                      </w:r>
+                      <w:proofErr w:type="spellEnd"/>
+                      <w:r>
+                        <w:rPr>
+                          <w:rFonts w:ascii="TH SarabunPSK" w:hAnsi="TH SarabunPSK" w:cs="TH SarabunPSK"/>
+                          <w:sz w:val="28"/>
+                        </w:rPr>
+                        <w:t>}</w:t>
+                      </w:r>
+                    </w:p>
+                  </w:txbxContent>
+                </v:textbox>
+                <w10:wrap anchorx="margin"/>
+              </v:shape>
+            </w:pict>
+          </mc:Fallback>
+        </mc:AlternateContent>
+      </w:r>
+      <w:r>
+        <w:rPr>
+          <w:rFonts w:ascii="TH SarabunPSK" w:hAnsi="TH SarabunPSK" w:cs="TH SarabunPSK" w:hint="cs"/>
+          <w:b/>
+          <w:bCs/>
+          <w:noProof/>
+          <w:sz w:val="28"/>
+          <w:lang w:val="th-TH"/>
+        </w:rPr>
+        <mc:AlternateContent>
+          <mc:Choice Requires="wps">
+            <w:drawing>
+              <wp:anchor distT="0" distB="0" distL="114300" distR="114300" simplePos="0" relativeHeight="251682816" behindDoc="0" locked="0" layoutInCell="1" allowOverlap="1" wp14:anchorId="710329FC" wp14:editId="446F4BA6">
+                <wp:simplePos x="0" y="0"/>
+                <wp:positionH relativeFrom="column">
+                  <wp:posOffset>2708507</wp:posOffset>
+                </wp:positionH>
+                <wp:positionV relativeFrom="paragraph">
+                  <wp:posOffset>260979</wp:posOffset>
+                </wp:positionV>
+                <wp:extent cx="342358" cy="338025"/>
+                <wp:effectExtent l="0" t="0" r="0" b="5080"/>
+                <wp:wrapNone/>
+                <wp:docPr id="1308827892" name="Text Box 3"/>
+                <wp:cNvGraphicFramePr/>
+                <a:graphic xmlns:a="http://schemas.openxmlformats.org/drawingml/2006/main">
+                  <a:graphicData uri="http://schemas.microsoft.com/office/word/2010/wordprocessingShape">
+                    <wps:wsp>
+                      <wps:cNvSpPr txBox="1"/>
+                      <wps:spPr>
+                        <a:xfrm>
+                          <a:off x="0" y="0"/>
+                          <a:ext cx="342358" cy="338025"/>
+                        </a:xfrm>
+                        <a:prstGeom prst="rect">
+                          <a:avLst/>
+                        </a:prstGeom>
+                        <a:noFill/>
+                        <a:ln w="6350">
+                          <a:noFill/>
+                        </a:ln>
+                      </wps:spPr>
+                      <wps:txbx>
+                        <w:txbxContent>
+                          <w:p>
+                            <w:pPr>
+                              <w:rPr>
+                                <w:rFonts w:ascii="TH SarabunPSK" w:hAnsi="TH SarabunPSK" w:cs="TH SarabunPSK"/>
+                                <w:sz w:val="28"/>
+                              </w:rPr>
+                            </w:pPr>
+                            <w:r>
+                              <w:rPr>
+                                <w:rFonts w:ascii="TH SarabunPSK" w:hAnsi="TH SarabunPSK" w:cs="TH SarabunPSK"/>
+                                <w:sz w:val="28"/>
+                              </w:rPr>
+                              <w:t>${</w:t>
+                            </w:r>
+                            <w:proofErr w:type="spellStart"/>
+                            <w:r>
+                              <w:rPr>
+                                <w:rFonts w:ascii="TH SarabunPSK" w:hAnsi="TH SarabunPSK" w:cs="TH SarabunPSK"/>
+                                <w:sz w:val="28"/>
+                              </w:rPr>
+                              <w:t>compensate_day</w:t>
+                            </w:r>
+                            <w:proofErr w:type="spellEnd"/>
+                            <w:r>
+                              <w:rPr>
+                                <w:rFonts w:ascii="TH SarabunPSK" w:hAnsi="TH SarabunPSK" w:cs="TH SarabunPSK"/>
+                                <w:sz w:val="28"/>
+                              </w:rPr>
+                              <w:t>}</w:t>
+                            </w:r>
+                            <w:r>
+                              <w:rPr>
+                                <w:rFonts w:ascii="TH SarabunPSK" w:hAnsi="TH SarabunPSK" w:cs="TH SarabunPSK"/>
+                                <w:sz w:val="28"/>
+                              </w:rPr>
+                              <w:t>-</w:t>
+                            </w:r>
+                            <w:r>
+                              <w:rPr>
+                                <w:rFonts w:ascii="TH SarabunPSK" w:hAnsi="TH SarabunPSK" w:cs="TH SarabunPSK"/>
+                                <w:sz w:val="28"/>
+                              </w:rPr>
+                              <w:t>${</w:t>
+                            </w:r>
+                            <w:proofErr w:type="spellStart"/>
+                            <w:r>
+                              <w:rPr>
+                                <w:rFonts w:ascii="TH SarabunPSK" w:hAnsi="TH SarabunPSK" w:cs="TH SarabunPSK"/>
+                                <w:sz w:val="28"/>
+                              </w:rPr>
+                              <w:t>compensate_month</w:t>
+                            </w:r>
+                            <w:proofErr w:type="spellEnd"/>
+                            <w:r>
+                              <w:rPr>
+                                <w:rFonts w:ascii="TH SarabunPSK" w:hAnsi="TH SarabunPSK" w:cs="TH SarabunPSK"/>
+                                <w:sz w:val="28"/>
+                              </w:rPr>
+                              <w:t>}</w:t>
+                            </w:r>
+                            <w:r>
+                              <w:rPr>
+                                <w:rFonts w:ascii="TH SarabunPSK" w:hAnsi="TH SarabunPSK" w:cs="TH SarabunPSK"/>
+                                <w:sz w:val="28"/>
+                              </w:rPr>
+                              <w:t>-</w:t>
+                            </w:r>
+                            <w:r>
+                              <w:rPr>
+                                <w:rFonts w:ascii="TH SarabunPSK" w:hAnsi="TH SarabunPSK" w:cs="TH SarabunPSK"/>
+                                <w:sz w:val="28"/>
+                              </w:rPr>
+                              <w:t>${</w:t>
+                            </w:r>
+                            <w:proofErr w:type="spellStart"/>
+                            <w:r>
+                              <w:rPr>
+                                <w:rFonts w:ascii="TH SarabunPSK" w:hAnsi="TH SarabunPSK" w:cs="TH SarabunPSK"/>
+                                <w:sz w:val="28"/>
+                              </w:rPr>
+                              <w:t>compensate_year</w:t>
+                            </w:r>
+                            <w:proofErr w:type="spellEnd"/>
+                            <w:r>
+                              <w:rPr>
+                                <w:rFonts w:ascii="TH SarabunPSK" w:hAnsi="TH SarabunPSK" w:cs="TH SarabunPSK"/>
+                                <w:sz w:val="28"/>
+                              </w:rPr>
+                              <w:t>}</w:t>
+                            </w:r>
+                          </w:p>
+                        </w:txbxContent>
+                      </wps:txbx>
+                      <wps:bodyPr rot="0" spcFirstLastPara="0" vertOverflow="overflow" horzOverflow="overflow" vert="horz" wrap="square" lIns="91440" tIns="45720" rIns="91440" bIns="45720" numCol="1" spcCol="0" rtlCol="0" fromWordArt="0" anchor="t" anchorCtr="0" forceAA="0" compatLnSpc="1">
+                        <a:prstTxWarp prst="textNoShape">
+                          <a:avLst/>
+                        </a:prstTxWarp>
+                        <a:noAutofit/>
+                      </wps:bodyPr>
+                    </wps:wsp>
+                  </a:graphicData>
+                </a:graphic>
+                <wp14:sizeRelH relativeFrom="margin">
+                  <wp14:pctWidth>0</wp14:pctWidth>
+                </wp14:sizeRelH>
+                <wp14:sizeRelV relativeFrom="margin">
+                  <wp14:pctHeight>0</wp14:pctHeight>
+                </wp14:sizeRelV>
+              </wp:anchor>
+            </w:drawing>
+          </mc:Choice>
+          <mc:Fallback>
+            <w:pict>
+              <v:shape w14:anchorId="710329FC" id="_x0000_s1037" type="#_x0000_t202" style="position:absolute;left:0;text-align:left;margin-left:213.25pt;margin-top:20.55pt;width:26.95pt;height:26.6pt;z-index:251682816;visibility:visible;mso-wrap-style:square;mso-width-percent:0;mso-height-percent:0;mso-wrap-distance-left:9pt;mso-wrap-distance-top:0;mso-wrap-distance-right:9pt;mso-wrap-distance-bottom:0;mso-position-horizontal:absolute;mso-position-horizontal-relative:text;mso-position-vertical:absolute;mso-position-vertical-relative:text;mso-width-percent:0;mso-height-percent:0;mso-width-relative:margin;mso-height-relative:margin;v-text-anchor:top" o:gfxdata="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" filled="f" stroked="f" strokeweight=".5pt">
+                <v:textbox>
+                  <w:txbxContent>
+                    <w:p>
+                      <w:pPr>
+                        <w:rPr>
+                          <w:rFonts w:ascii="TH SarabunPSK" w:hAnsi="TH SarabunPSK" w:cs="TH SarabunPSK"/>
+                          <w:sz w:val="28"/>
+                        </w:rPr>
+                      </w:pPr>
+                      <w:r>
+                        <w:rPr>
+                          <w:rFonts w:ascii="TH SarabunPSK" w:hAnsi="TH SarabunPSK" w:cs="TH SarabunPSK"/>
+                          <w:sz w:val="28"/>
+                        </w:rPr>
+                        <w:t>${</w:t>
+                      </w:r>
+                      <w:proofErr w:type="spellStart"/>
+                      <w:r>
+                        <w:rPr>
+                          <w:rFonts w:ascii="TH SarabunPSK" w:hAnsi="TH SarabunPSK" w:cs="TH SarabunPSK"/>
+                          <w:sz w:val="28"/>
+                        </w:rPr>
+                        <w:t>compensate_day</w:t>
+                      </w:r>
+                      <w:proofErr w:type="spellEnd"/>
+                      <w:r>
+                        <w:rPr>
+                          <w:rFonts w:ascii="TH SarabunPSK" w:hAnsi="TH SarabunPSK" w:cs="TH SarabunPSK"/>
+                          <w:sz w:val="28"/>
+                        </w:rPr>
+                        <w:t>}</w:t>
+                      </w:r>
+                      <w:r>
+                        <w:rPr>
+                          <w:rFonts w:ascii="TH SarabunPSK" w:hAnsi="TH SarabunPSK" w:cs="TH SarabunPSK"/>
+                          <w:sz w:val="28"/>
+                        </w:rPr>
+                        <w:t>-</w:t>
+                      </w:r>
+                      <w:r>
+                        <w:rPr>
+                          <w:rFonts w:ascii="TH SarabunPSK" w:hAnsi="TH SarabunPSK" w:cs="TH SarabunPSK"/>
+                          <w:sz w:val="28"/>
+                        </w:rPr>
+                        <w:t>${</w:t>
+                      </w:r>
+                      <w:proofErr w:type="spellStart"/>
+                      <w:r>
+                        <w:rPr>
+                          <w:rFonts w:ascii="TH SarabunPSK" w:hAnsi="TH SarabunPSK" w:cs="TH SarabunPSK"/>
+                          <w:sz w:val="28"/>
+                        </w:rPr>
+                        <w:t>compensate_month</w:t>
+                      </w:r>
+                      <w:proofErr w:type="spellEnd"/>
+                      <w:r>
+                        <w:rPr>
+                          <w:rFonts w:ascii="TH SarabunPSK" w:hAnsi="TH SarabunPSK" w:cs="TH SarabunPSK"/>
+                          <w:sz w:val="28"/>
+                        </w:rPr>
+                        <w:t>}</w:t>
+                      </w:r>
+                      <w:r>
+                        <w:rPr>
+                          <w:rFonts w:ascii="TH SarabunPSK" w:hAnsi="TH SarabunPSK" w:cs="TH SarabunPSK"/>
+                          <w:sz w:val="28"/>
+                        </w:rPr>
+                        <w:t>-</w:t>
+                      </w:r>
+                      <w:r>
+                        <w:rPr>
+                          <w:rFonts w:ascii="TH SarabunPSK" w:hAnsi="TH SarabunPSK" w:cs="TH SarabunPSK"/>
+                          <w:sz w:val="28"/>
+                        </w:rPr>
+                        <w:t>${</w:t>
+                      </w:r>
+                      <w:proofErr w:type="spellStart"/>
+                      <w:r>
+                        <w:rPr>
+                          <w:rFonts w:ascii="TH SarabunPSK" w:hAnsi="TH SarabunPSK" w:cs="TH SarabunPSK"/>
+                          <w:sz w:val="28"/>
+                        </w:rPr>
+                        <w:t>compensate_year</w:t>
+                      </w:r>
+                      <w:proofErr w:type="spellEnd"/>
+                      <w:r>
+                        <w:rPr>
+                          <w:rFonts w:ascii="TH SarabunPSK" w:hAnsi="TH SarabunPSK" w:cs="TH SarabunPSK"/>
+                          <w:sz w:val="28"/>
+                        </w:rPr>
+                        <w:t>}</w:t>
+                      </w:r>
+                    </w:p>
+                  </w:txbxContent>
+                </v:textbox>
+              </v:shape>
+            </w:pict>
+          </mc:Fallback>
+        </mc:AlternateContent>
+      </w:r>
+      <w:r>
+        <w:rPr>
+          <w:rFonts w:ascii="TH SarabunPSK" w:hAnsi="TH SarabunPSK" w:cs="TH SarabunPSK" w:hint="cs"/>
+          <w:b/>
+          <w:bCs/>
+          <w:noProof/>
+          <w:sz w:val="28"/>
+          <w:lang w:val="th-TH"/>
+        </w:rPr>
+        <mc:AlternateContent>
+          <mc:Choice Requires="wps">
+            <w:drawing>
+              <wp:anchor distT="0" distB="0" distL="114300" distR="114300" simplePos="0" relativeHeight="251680768" behindDoc="0" locked="0" layoutInCell="1" allowOverlap="1" wp14:anchorId="7A39F4D9" wp14:editId="6962EAFA">
+                <wp:simplePos x="0" y="0"/>
+                <wp:positionH relativeFrom="column">
+                  <wp:posOffset>689051</wp:posOffset>
+                </wp:positionH>
+                <wp:positionV relativeFrom="paragraph">
+                  <wp:posOffset>245242</wp:posOffset>
+                </wp:positionV>
+                <wp:extent cx="338024" cy="288290"/>
+                <wp:effectExtent l="0" t="0" r="0" b="0"/>
+                <wp:wrapNone/>
+                <wp:docPr id="1320473337" name="Text Box 3"/>
+                <wp:cNvGraphicFramePr/>
+                <a:graphic xmlns:a="http://schemas.openxmlformats.org/drawingml/2006/main">
+                  <a:graphicData uri="http://schemas.microsoft.com/office/word/2010/wordprocessingShape">
+                    <wps:wsp>
+                      <wps:cNvSpPr txBox="1"/>
+                      <wps:spPr>
+                        <a:xfrm>
+                          <a:off x="0" y="0"/>
+                          <a:ext cx="338024" cy="288290"/>
+                        </a:xfrm>
+                        <a:prstGeom prst="rect">
+                          <a:avLst/>
+                        </a:prstGeom>
+                        <a:noFill/>
+                        <a:ln w="6350">
+                          <a:noFill/>
+                        </a:ln>
+                      </wps:spPr>
+                      <wps:txbx>
+                        <w:txbxContent>
+                          <w:p>
+                            <w:pPr>
+                              <w:rPr>
+                                <w:rFonts w:ascii="TH SarabunPSK" w:hAnsi="TH SarabunPSK" w:cs="TH SarabunPSK"/>
+                                <w:sz w:val="28"/>
+                              </w:rPr>
+                            </w:pPr>
+                            <w:r>
+                              <w:rPr>
+                                <w:rFonts w:ascii="TH SarabunPSK" w:hAnsi="TH SarabunPSK" w:cs="TH SarabunPSK" w:hint="cs"/>
+                                <w:sz w:val="28"/>
+                              </w:rPr>
+                              <w:t>${</w:t>
+                            </w:r>
+                            <w:proofErr w:type="spellStart"/>
+                            <w:r>
+                              <w:rPr>
+                                <w:rFonts w:ascii="TH SarabunPSK" w:hAnsi="TH SarabunPSK" w:cs="TH SarabunPSK"/>
+                                <w:sz w:val="28"/>
+                              </w:rPr>
+                              <w:t>check_compensate</w:t>
+                            </w:r>
+                            <w:proofErr w:type="spellEnd"/>
+                            <w:r>
+                              <w:rPr>
+                                <w:rFonts w:ascii="TH SarabunPSK" w:hAnsi="TH SarabunPSK" w:cs="TH SarabunPSK"/>
+                                <w:sz w:val="28"/>
+                              </w:rPr>
+                              <w:t>}</w:t>
+                            </w:r>
+                          </w:p>
+                          <w:p>
+                            <w:pPr>
+                              <w:rPr>
+                                <w:rFonts w:ascii="TH SarabunPSK" w:hAnsi="TH SarabunPSK" w:cs="TH SarabunPSK"/>
+                                <w:sz w:val="28"/>
+                              </w:rPr>
+                            </w:pPr>
+                            <w:r>
+                              <w:rPr>
+                                <w:rFonts w:ascii="TH SarabunPSK" w:hAnsi="TH SarabunPSK" w:cs="TH SarabunPSK" w:hint="cs"/>
+                                <w:sz w:val="28"/>
+                              </w:rPr>
+                              <w:t>}</w:t>
+                            </w:r>
+                          </w:p>
+                        </w:txbxContent>
+                      </wps:txbx>
+                      <wps:bodyPr rot="0" spcFirstLastPara="0" vertOverflow="overflow" horzOverflow="overflow" vert="horz" wrap="square" lIns="91440" tIns="45720" rIns="91440" bIns="45720" numCol="1" spcCol="0" rtlCol="0" fromWordArt="0" anchor="t" anchorCtr="0" forceAA="0" compatLnSpc="1">
+                        <a:prstTxWarp prst="textNoShape">
+                          <a:avLst/>
+                        </a:prstTxWarp>
+                        <a:noAutofit/>
+                      </wps:bodyPr>
+                    </wps:wsp>
+                  </a:graphicData>
+                </a:graphic>
+                <wp14:sizeRelH relativeFrom="margin">
+                  <wp14:pctWidth>0</wp14:pctWidth>
+                </wp14:sizeRelH>
+                <wp14:sizeRelV relativeFrom="margin">
+                  <wp14:pctHeight>0</wp14:pctHeight>
+                </wp14:sizeRelV>
+              </wp:anchor>
+            </w:drawing>
+          </mc:Choice>
+          <mc:Fallback>
+            <w:pict>
+              <v:shape w14:anchorId="7A39F4D9" id="_x0000_s1038" type="#_x0000_t202" style="position:absolute;left:0;text-align:left;margin-left:54.25pt;margin-top:19.3pt;width:26.6pt;height:22.7pt;z-index:251680768;visibility:visible;mso-wrap-style:square;mso-width-percent:0;mso-height-percent:0;mso-wrap-distance-left:9pt;mso-wrap-distance-top:0;mso-wrap-distance-right:9pt;mso-wrap-distance-bottom:0;mso-position-horizontal:absolute;mso-position-horizontal-relative:text;mso-position-vertical:absolute;mso-position-vertical-relative:text;mso-width-percent:0;mso-height-percent:0;mso-width-relative:margin;mso-height-relative:margin;v-text-anchor:top" o:gfxdata="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" filled="f" stroked="f" strokeweight=".5pt">
+                <v:textbox>
+                  <w:txbxContent>
+                    <w:p>
+                      <w:pPr>
+                        <w:rPr>
+                          <w:rFonts w:ascii="TH SarabunPSK" w:hAnsi="TH SarabunPSK" w:cs="TH SarabunPSK"/>
+                          <w:sz w:val="28"/>
+                        </w:rPr>
+                      </w:pPr>
+                      <w:r>
+                        <w:rPr>
+                          <w:rFonts w:ascii="TH SarabunPSK" w:hAnsi="TH SarabunPSK" w:cs="TH SarabunPSK" w:hint="cs"/>
+                          <w:sz w:val="28"/>
+                        </w:rPr>
+                        <w:t>${</w:t>
+                      </w:r>
+                      <w:proofErr w:type="spellStart"/>
+                      <w:r>
+                        <w:rPr>
+                          <w:rFonts w:ascii="TH SarabunPSK" w:hAnsi="TH SarabunPSK" w:cs="TH SarabunPSK"/>
+                          <w:sz w:val="28"/>
+                        </w:rPr>
+                        <w:t>check_compensate</w:t>
+                      </w:r>
+                      <w:proofErr w:type="spellEnd"/>
+                      <w:r>
+                        <w:rPr>
+                          <w:rFonts w:ascii="TH SarabunPSK" w:hAnsi="TH SarabunPSK" w:cs="TH SarabunPSK"/>
+                          <w:sz w:val="28"/>
+                        </w:rPr>
+                        <w:t>}</w:t>
+                      </w:r>
+                    </w:p>
+                    <w:p>
+                      <w:pPr>
+                        <w:rPr>
+                          <w:rFonts w:ascii="TH SarabunPSK" w:hAnsi="TH SarabunPSK" w:cs="TH SarabunPSK"/>
+                          <w:sz w:val="28"/>
+                        </w:rPr>
+                      </w:pPr>
+                      <w:r>
+                        <w:rPr>
+                          <w:rFonts w:ascii="TH SarabunPSK" w:hAnsi="TH SarabunPSK" w:cs="TH SarabunPSK" w:hint="cs"/>
+                          <w:sz w:val="28"/>
+                        </w:rPr>
+                        <w:t>}</w:t>
+                      </w:r>
+                    </w:p>
+                  </w:txbxContent>
+                </v:textbox>
+              </v:shape>
+            </w:pict>
+          </mc:Fallback>
+        </mc:AlternateContent>
+      </w:r>
+      <w:r>
+        <w:rPr>
+          <w:rFonts w:ascii="TH SarabunPSK" w:hAnsi="TH SarabunPSK" w:cs="TH SarabunPSK" w:hint="cs"/>
+          <w:b/>
+          <w:bCs/>
+          <w:noProof/>
+          <w:sz w:val="28"/>
+          <w:lang w:val="th-TH"/>
+        </w:rPr>
+        <mc:AlternateContent>
+          <mc:Choice Requires="wps">
+            <w:drawing>
+              <wp:anchor distT="0" distB="0" distL="114300" distR="114300" simplePos="0" relativeHeight="251678720" behindDoc="0" locked="0" layoutInCell="1" allowOverlap="1" wp14:anchorId="78CDADA6" wp14:editId="71A4CD78">
+                <wp:simplePos x="0" y="0"/>
+                <wp:positionH relativeFrom="column">
+                  <wp:posOffset>1521111</wp:posOffset>
+                </wp:positionH>
+                <wp:positionV relativeFrom="paragraph">
+                  <wp:posOffset>245243</wp:posOffset>
+                </wp:positionV>
+                <wp:extent cx="338025" cy="288290"/>
+                <wp:effectExtent l="0" t="0" r="0" b="0"/>
+                <wp:wrapNone/>
+                <wp:docPr id="1907023950" name="Text Box 3"/>
+                <wp:cNvGraphicFramePr/>
+                <a:graphic xmlns:a="http://schemas.openxmlformats.org/drawingml/2006/main">
+                  <a:graphicData uri="http://schemas.microsoft.com/office/word/2010/wordprocessingShape">
+                    <wps:wsp>
+                      <wps:cNvSpPr txBox="1"/>
+                      <wps:spPr>
+                        <a:xfrm>
+                          <a:off x="0" y="0"/>
+                          <a:ext cx="338025" cy="288290"/>
+                        </a:xfrm>
+                        <a:prstGeom prst="rect">
+                          <a:avLst/>
+                        </a:prstGeom>
+                        <a:noFill/>
+                        <a:ln w="6350">
+                          <a:noFill/>
+                        </a:ln>
+                      </wps:spPr>
+                      <wps:txbx>
+                        <w:txbxContent>
+                          <w:p>
+                            <w:pPr>
+                              <w:rPr>
+                                <w:rFonts w:ascii="TH SarabunPSK" w:hAnsi="TH SarabunPSK" w:cs="TH SarabunPSK"/>
+                                <w:sz w:val="28"/>
+                              </w:rPr>
+                            </w:pPr>
+                            <w:r>
+                              <w:rPr>
+                                <w:rFonts w:ascii="TH SarabunPSK" w:hAnsi="TH SarabunPSK" w:cs="TH SarabunPSK" w:hint="cs"/>
+                                <w:sz w:val="28"/>
+                              </w:rPr>
+                              <w:t>${</w:t>
+                            </w:r>
+                            <w:proofErr w:type="spellStart"/>
+                            <w:r>
+                              <w:rPr>
+                                <w:rFonts w:ascii="TH SarabunPSK" w:hAnsi="TH SarabunPSK" w:cs="TH SarabunPSK"/>
+                                <w:sz w:val="28"/>
+                              </w:rPr>
+                              <w:t>check_swap</w:t>
+                            </w:r>
+                            <w:proofErr w:type="spellEnd"/>
+                            <w:r>
+                              <w:rPr>
+                                <w:rFonts w:ascii="TH SarabunPSK" w:hAnsi="TH SarabunPSK" w:cs="TH SarabunPSK"/>
+                                <w:sz w:val="28"/>
+                              </w:rPr>
+                              <w:t>}</w:t>
+                            </w:r>
+                          </w:p>
+                          <w:p>
+                            <w:pPr>
+                              <w:rPr>
+                                <w:rFonts w:ascii="TH SarabunPSK" w:hAnsi="TH SarabunPSK" w:cs="TH SarabunPSK"/>
+                                <w:sz w:val="28"/>
+                              </w:rPr>
+                            </w:pPr>
+                            <w:r>
+                              <w:rPr>
+                                <w:rFonts w:ascii="TH SarabunPSK" w:hAnsi="TH SarabunPSK" w:cs="TH SarabunPSK" w:hint="cs"/>
+                                <w:sz w:val="28"/>
+                              </w:rPr>
+                              <w:t>}</w:t>
+                            </w:r>
+                          </w:p>
+                        </w:txbxContent>
+                      </wps:txbx>
+                      <wps:bodyPr rot="0" spcFirstLastPara="0" vertOverflow="overflow" horzOverflow="overflow" vert="horz" wrap="square" lIns="91440" tIns="45720" rIns="91440" bIns="45720" numCol="1" spcCol="0" rtlCol="0" fromWordArt="0" anchor="t" anchorCtr="0" forceAA="0" compatLnSpc="1">
+                        <a:prstTxWarp prst="textNoShape">
+                          <a:avLst/>
+                        </a:prstTxWarp>
+                        <a:noAutofit/>
+                      </wps:bodyPr>
+                    </wps:wsp>
+                  </a:graphicData>
+                </a:graphic>
+                <wp14:sizeRelH relativeFrom="margin">
+                  <wp14:pctWidth>0</wp14:pctWidth>
+                </wp14:sizeRelH>
+                <wp14:sizeRelV relativeFrom="margin">
+                  <wp14:pctHeight>0</wp14:pctHeight>
+                </wp14:sizeRelV>
+              </wp:anchor>
+            </w:drawing>
+          </mc:Choice>
+          <mc:Fallback>
+            <w:pict>
+              <v:shape w14:anchorId="78CDADA6" id="_x0000_s1039" type="#_x0000_t202" style="position:absolute;left:0;text-align:left;margin-left:119.75pt;margin-top:19.3pt;width:26.6pt;height:22.7pt;z-index:251678720;visibility:visible;mso-wrap-style:square;mso-width-percent:0;mso-height-percent:0;mso-wrap-distance-left:9pt;mso-wrap-distance-top:0;mso-wrap-distance-right:9pt;mso-wrap-distance-bottom:0;mso-position-horizontal:absolute;mso-position-horizontal-relative:text;mso-position-vertical:absolute;mso-position-vertical-relative:text;mso-width-percent:0;mso-height-percent:0;mso-width-relative:margin;mso-height-relative:margin;v-text-anchor:top" o:gfxdata="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" filled="f" stroked="f" strokeweight=".5pt">
+                <v:textbox>
+                  <w:txbxContent>
+                    <w:p>
+                      <w:pPr>
+                        <w:rPr>
+                          <w:rFonts w:ascii="TH SarabunPSK" w:hAnsi="TH SarabunPSK" w:cs="TH SarabunPSK"/>
+                          <w:sz w:val="28"/>
+                        </w:rPr>
+                      </w:pPr>
+                      <w:r>
+                        <w:rPr>
+                          <w:rFonts w:ascii="TH SarabunPSK" w:hAnsi="TH SarabunPSK" w:cs="TH SarabunPSK" w:hint="cs"/>
+                          <w:sz w:val="28"/>
+                        </w:rPr>
+                        <w:t>${</w:t>
+                      </w:r>
+                      <w:proofErr w:type="spellStart"/>
+                      <w:r>
+                        <w:rPr>
+                          <w:rFonts w:ascii="TH SarabunPSK" w:hAnsi="TH SarabunPSK" w:cs="TH SarabunPSK"/>
+                          <w:sz w:val="28"/>
+                        </w:rPr>
+                        <w:t>check_swap</w:t>
+                      </w:r>
+                      <w:proofErr w:type="spellEnd"/>
+                      <w:r>
+                        <w:rPr>
+                          <w:rFonts w:ascii="TH SarabunPSK" w:hAnsi="TH SarabunPSK" w:cs="TH SarabunPSK"/>
+                          <w:sz w:val="28"/>
+                        </w:rPr>
+                        <w:t>}</w:t>
+                      </w:r>
+                    </w:p>
+                    <w:p>
+                      <w:pPr>
+                        <w:rPr>
+                          <w:rFonts w:ascii="TH SarabunPSK" w:hAnsi="TH SarabunPSK" w:cs="TH SarabunPSK"/>
+                          <w:sz w:val="28"/>
+                        </w:rPr>
+                      </w:pPr>
+                      <w:r>
+                        <w:rPr>
+                          <w:rFonts w:ascii="TH SarabunPSK" w:hAnsi="TH SarabunPSK" w:cs="TH SarabunPSK" w:hint="cs"/>
+                          <w:sz w:val="28"/>
+                        </w:rPr>
+                        <w:t>}</w:t>
+                      </w:r>
+                    </w:p>
+                  </w:txbxContent>
+                </v:textbox>
+              </v:shape>
+            </w:pict>
+          </mc:Fallback>
+        </mc:AlternateContent>
+      </w:r>
+      <w:r>
+        <w:rPr>
+          <w:rFonts w:ascii="TH SarabunPSK" w:hAnsi="TH SarabunPSK" w:cs="TH SarabunPSK" w:hint="cs"/>
           <w:cs/>
         </w:rPr>
         <w:t>ข้าพเจ้า........................................................</w:t>
@@ -341,7 +2845,277 @@
       <w:r>
         <w:rPr>
           <w:rFonts w:ascii="TH SarabunPSK" w:hAnsi="TH SarabunPSK" w:cs="TH SarabunPSK" w:hint="cs"/>
+          <w:b/>
+          <w:bCs/>
+          <w:noProof/>
           <w:sz w:val="28"/>
+          <w:lang w:val="th-TH"/>
+        </w:rPr>
+        <mc:AlternateContent>
+          <mc:Choice Requires="wps">
+            <w:drawing>
+              <wp:anchor distT="0" distB="0" distL="114300" distR="114300" simplePos="0" relativeHeight="251693056" behindDoc="0" locked="0" layoutInCell="1" allowOverlap="1" wp14:anchorId="00641547" wp14:editId="0EDD3959">
+                <wp:simplePos x="0" y="0"/>
+                <wp:positionH relativeFrom="column">
+                  <wp:posOffset>3579059</wp:posOffset>
+                </wp:positionH>
+                <wp:positionV relativeFrom="paragraph">
+                  <wp:posOffset>266965</wp:posOffset>
+                </wp:positionV>
+                <wp:extent cx="1170085" cy="276225"/>
+                <wp:effectExtent l="0" t="0" r="0" b="0"/>
+                <wp:wrapNone/>
+                <wp:docPr id="589010657" name="Text Box 3"/>
+                <wp:cNvGraphicFramePr/>
+                <a:graphic xmlns:a="http://schemas.openxmlformats.org/drawingml/2006/main">
+                  <a:graphicData uri="http://schemas.microsoft.com/office/word/2010/wordprocessingShape">
+                    <wps:wsp>
+                      <wps:cNvSpPr txBox="1"/>
+                      <wps:spPr>
+                        <a:xfrm>
+                          <a:off x="0" y="0"/>
+                          <a:ext cx="1170085" cy="276225"/>
+                        </a:xfrm>
+                        <a:prstGeom prst="rect">
+                          <a:avLst/>
+                        </a:prstGeom>
+                        <a:noFill/>
+                        <a:ln w="6350">
+                          <a:noFill/>
+                        </a:ln>
+                      </wps:spPr>
+                      <wps:txbx>
+                        <w:txbxContent>
+                          <w:p>
+                            <w:pPr>
+                              <w:rPr>
+                                <w:rFonts w:ascii="TH SarabunPSK" w:hAnsi="TH SarabunPSK" w:cs="TH SarabunPSK"/>
+                                <w:sz w:val="28"/>
+                              </w:rPr>
+                            </w:pPr>
+                            <w:r>
+                              <w:rPr>
+                                <w:rFonts w:ascii="TH SarabunPSK" w:hAnsi="TH SarabunPSK" w:cs="TH SarabunPSK"/>
+                                <w:sz w:val="28"/>
+                              </w:rPr>
+                              <w:t>${</w:t>
+                            </w:r>
+                            <w:proofErr w:type="spellStart"/>
+                            <w:r>
+                              <w:rPr>
+                                <w:rFonts w:ascii="TH SarabunPSK" w:hAnsi="TH SarabunPSK" w:cs="TH SarabunPSK"/>
+                                <w:sz w:val="28"/>
+                              </w:rPr>
+                              <w:t>contact_phone</w:t>
+                            </w:r>
+                            <w:proofErr w:type="spellEnd"/>
+                            <w:r>
+                              <w:rPr>
+                                <w:rFonts w:ascii="TH SarabunPSK" w:hAnsi="TH SarabunPSK" w:cs="TH SarabunPSK"/>
+                                <w:sz w:val="28"/>
+                              </w:rPr>
+                              <w:t>}</w:t>
+                            </w:r>
+                          </w:p>
+                        </w:txbxContent>
+                      </wps:txbx>
+                      <wps:bodyPr rot="0" spcFirstLastPara="0" vertOverflow="overflow" horzOverflow="overflow" vert="horz" wrap="square" lIns="91440" tIns="45720" rIns="91440" bIns="45720" numCol="1" spcCol="0" rtlCol="0" fromWordArt="0" anchor="t" anchorCtr="0" forceAA="0" compatLnSpc="1">
+                        <a:prstTxWarp prst="textNoShape">
+                          <a:avLst/>
+                        </a:prstTxWarp>
+                        <a:noAutofit/>
+                      </wps:bodyPr>
+                    </wps:wsp>
+                  </a:graphicData>
+                </a:graphic>
+                <wp14:sizeRelH relativeFrom="margin">
+                  <wp14:pctWidth>0</wp14:pctWidth>
+                </wp14:sizeRelH>
+              </wp:anchor>
+            </w:drawing>
+          </mc:Choice>
+          <mc:Fallback>
+            <w:pict>
+              <v:shape w14:anchorId="00641547" id="_x0000_s1040" type="#_x0000_t202" style="position:absolute;margin-left:281.8pt;margin-top:21pt;width:92.15pt;height:21.75pt;z-index:251693056;visibility:visible;mso-wrap-style:square;mso-width-percent:0;mso-wrap-distance-left:9pt;mso-wrap-distance-top:0;mso-wrap-distance-right:9pt;mso-wrap-distance-bottom:0;mso-position-horizontal:absolute;mso-position-horizontal-relative:text;mso-position-vertical:absolute;mso-position-vertical-relative:text;mso-width-percent:0;mso-width-relative:margin;v-text-anchor:top" o:gfxdata="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" filled="f" stroked="f" strokeweight=".5pt">
+                <v:textbox>
+                  <w:txbxContent>
+                    <w:p>
+                      <w:pPr>
+                        <w:rPr>
+                          <w:rFonts w:ascii="TH SarabunPSK" w:hAnsi="TH SarabunPSK" w:cs="TH SarabunPSK"/>
+                          <w:sz w:val="28"/>
+                        </w:rPr>
+                      </w:pPr>
+                      <w:r>
+                        <w:rPr>
+                          <w:rFonts w:ascii="TH SarabunPSK" w:hAnsi="TH SarabunPSK" w:cs="TH SarabunPSK"/>
+                          <w:sz w:val="28"/>
+                        </w:rPr>
+                        <w:t>${</w:t>
+                      </w:r>
+                      <w:proofErr w:type="spellStart"/>
+                      <w:r>
+                        <w:rPr>
+                          <w:rFonts w:ascii="TH SarabunPSK" w:hAnsi="TH SarabunPSK" w:cs="TH SarabunPSK"/>
+                          <w:sz w:val="28"/>
+                        </w:rPr>
+                        <w:t>contact_phone</w:t>
+                      </w:r>
+                      <w:proofErr w:type="spellEnd"/>
+                      <w:r>
+                        <w:rPr>
+                          <w:rFonts w:ascii="TH SarabunPSK" w:hAnsi="TH SarabunPSK" w:cs="TH SarabunPSK"/>
+                          <w:sz w:val="28"/>
+                        </w:rPr>
+                        <w:t>}</w:t>
+                      </w:r>
+                    </w:p>
+                  </w:txbxContent>
+                </v:textbox>
+              </v:shape>
+            </w:pict>
+          </mc:Fallback>
+        </mc:AlternateContent>
+      </w:r>
+      <w:r>
+        <w:rPr>
+          <w:rFonts w:ascii="TH SarabunPSK" w:hAnsi="TH SarabunPSK" w:cs="TH SarabunPSK" w:hint="cs"/>
+          <w:b/>
+          <w:bCs/>
+          <w:noProof/>
+          <w:sz w:val="28"/>
+          <w:lang w:val="th-TH"/>
+        </w:rPr>
+        <mc:AlternateContent>
+          <mc:Choice Requires="wps">
+            <w:drawing>
+              <wp:anchor distT="0" distB="0" distL="114300" distR="114300" simplePos="0" relativeHeight="251691008" behindDoc="0" locked="0" layoutInCell="1" allowOverlap="1" wp14:anchorId="73A2B86F" wp14:editId="568A431F">
+                <wp:simplePos x="0" y="0"/>
+                <wp:positionH relativeFrom="column">
+                  <wp:posOffset>472368</wp:posOffset>
+                </wp:positionH>
+                <wp:positionV relativeFrom="paragraph">
+                  <wp:posOffset>284246</wp:posOffset>
+                </wp:positionV>
+                <wp:extent cx="1133691" cy="276225"/>
+                <wp:effectExtent l="0" t="0" r="0" b="0"/>
+                <wp:wrapNone/>
+                <wp:docPr id="2087427713" name="Text Box 3"/>
+                <wp:cNvGraphicFramePr/>
+                <a:graphic xmlns:a="http://schemas.openxmlformats.org/drawingml/2006/main">
+                  <a:graphicData uri="http://schemas.microsoft.com/office/word/2010/wordprocessingShape">
+                    <wps:wsp>
+                      <wps:cNvSpPr txBox="1"/>
+                      <wps:spPr>
+                        <a:xfrm>
+                          <a:off x="0" y="0"/>
+                          <a:ext cx="1133691" cy="276225"/>
+                        </a:xfrm>
+                        <a:prstGeom prst="rect">
+                          <a:avLst/>
+                        </a:prstGeom>
+                        <a:noFill/>
+                        <a:ln w="6350">
+                          <a:noFill/>
+                        </a:ln>
+                      </wps:spPr>
+                      <wps:txbx>
+                        <w:txbxContent>
+                          <w:p>
+                            <w:pPr>
+                              <w:rPr>
+                                <w:rFonts w:ascii="TH SarabunPSK" w:hAnsi="TH SarabunPSK" w:cs="TH SarabunPSK"/>
+                                <w:sz w:val="28"/>
+                              </w:rPr>
+                            </w:pPr>
+                            <w:r>
+                              <w:rPr>
+                                <w:rFonts w:ascii="TH SarabunPSK" w:hAnsi="TH SarabunPSK" w:cs="TH SarabunPSK"/>
+                                <w:sz w:val="28"/>
+                              </w:rPr>
+                              <w:t>${</w:t>
+                            </w:r>
+                            <w:proofErr w:type="spellStart"/>
+                            <w:r>
+                              <w:rPr>
+                                <w:rFonts w:ascii="TH SarabunPSK" w:hAnsi="TH SarabunPSK" w:cs="TH SarabunPSK"/>
+                                <w:sz w:val="28"/>
+                              </w:rPr>
+                              <w:t>total_days</w:t>
+                            </w:r>
+                            <w:proofErr w:type="spellEnd"/>
+                            <w:r>
+                              <w:rPr>
+                                <w:rFonts w:ascii="TH SarabunPSK" w:hAnsi="TH SarabunPSK" w:cs="TH SarabunPSK"/>
+                                <w:sz w:val="28"/>
+                              </w:rPr>
+                              <w:t>}</w:t>
+                            </w:r>
+                          </w:p>
+                        </w:txbxContent>
+                      </wps:txbx>
+                      <wps:bodyPr rot="0" spcFirstLastPara="0" vertOverflow="overflow" horzOverflow="overflow" vert="horz" wrap="square" lIns="91440" tIns="45720" rIns="91440" bIns="45720" numCol="1" spcCol="0" rtlCol="0" fromWordArt="0" anchor="t" anchorCtr="0" forceAA="0" compatLnSpc="1">
+                        <a:prstTxWarp prst="textNoShape">
+                          <a:avLst/>
+                        </a:prstTxWarp>
+                        <a:noAutofit/>
+                      </wps:bodyPr>
+                    </wps:wsp>
+                  </a:graphicData>
+                </a:graphic>
+                <wp14:sizeRelH relativeFrom="margin">
+                  <wp14:pctWidth>0</wp14:pctWidth>
+                </wp14:sizeRelH>
+              </wp:anchor>
+            </w:drawing>
+          </mc:Choice>
+          <mc:Fallback>
+            <w:pict>
+              <v:shape w14:anchorId="73A2B86F" id="_x0000_s1041" type="#_x0000_t202" style="position:absolute;margin-left:37.2pt;margin-top:22.4pt;width:89.25pt;height:21.75pt;z-index:251691008;visibility:visible;mso-wrap-style:square;mso-width-percent:0;mso-wrap-distance-left:9pt;mso-wrap-distance-top:0;mso-wrap-distance-right:9pt;mso-wrap-distance-bottom:0;mso-position-horizontal:absolute;mso-position-horizontal-relative:text;mso-position-vertical:absolute;mso-position-vertical-relative:text;mso-width-percent:0;mso-width-relative:margin;v-text-anchor:top" o:gfxdata="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" filled="f" stroked="f" strokeweight=".5pt">
+                <v:textbox>
+                  <w:txbxContent>
+                    <w:p>
+                      <w:pPr>
+                        <w:rPr>
+                          <w:rFonts w:ascii="TH SarabunPSK" w:hAnsi="TH SarabunPSK" w:cs="TH SarabunPSK"/>
+                          <w:sz w:val="28"/>
+                        </w:rPr>
+                      </w:pPr>
+                      <w:r>
+                        <w:rPr>
+                          <w:rFonts w:ascii="TH SarabunPSK" w:hAnsi="TH SarabunPSK" w:cs="TH SarabunPSK"/>
+                          <w:sz w:val="28"/>
+                        </w:rPr>
+                        <w:t>${</w:t>
+                      </w:r>
+                      <w:proofErr w:type="spellStart"/>
+                      <w:r>
+                        <w:rPr>
+                          <w:rFonts w:ascii="TH SarabunPSK" w:hAnsi="TH SarabunPSK" w:cs="TH SarabunPSK"/>
+                          <w:sz w:val="28"/>
+                        </w:rPr>
+                        <w:t>total_days</w:t>
+                      </w:r>
+                      <w:proofErr w:type="spellEnd"/>
+                      <w:r>
+                        <w:rPr>
+                          <w:rFonts w:ascii="TH SarabunPSK" w:hAnsi="TH SarabunPSK" w:cs="TH SarabunPSK"/>
+                          <w:sz w:val="28"/>
+                        </w:rPr>
+                        <w:t>}</w:t>
+                      </w:r>
+                    </w:p>
+                  </w:txbxContent>
+                </v:textbox>
+              </v:shape>
+            </w:pict>
+          </mc:Fallback>
+        </mc:AlternateContent>
+      </w:r>
+      <w:r>
+        <w:rPr>
+          <w:rFonts w:ascii="TH SarabunPSK" w:hAnsi="TH SarabunPSK" w:cs="TH SarabunPSK" w:hint="cs"/>
+          <w:sz w:val="28"/>
           <w:cs/>
         </w:rPr>
         <w:t>ขออนุญาตขอใช้</w:t>
@@ -356,11 +3130,11 @@
       </w:r>
       <w:r>
         <w:rPr>
-          <w:rFonts w:ascii="TH SarabunPSK" w:hAnsi="TH SarabunPSK" w:cs="TH SarabunPSK" w:hint="cs"/>
+          <w:rFonts w:ascii="TH SarabunPSK" w:hAnsi="TH SarabunPSK" w:cs="TH SarabunPSK"/>
           <w:sz w:val="24"/>
           <w:szCs w:val="32"/>
         </w:rPr>
-        <w:sym w:font="Wingdings 2" w:char="F099"/>
+        <w:t xml:space="preserve">    </w:t>
       </w:r>
       <w:r>
         <w:rPr>
@@ -380,11 +3154,11 @@
       </w:r>
       <w:r>
         <w:rPr>
-          <w:rFonts w:ascii="TH SarabunPSK" w:hAnsi="TH SarabunPSK" w:cs="TH SarabunPSK" w:hint="cs"/>
+          <w:rFonts w:ascii="TH SarabunPSK" w:hAnsi="TH SarabunPSK" w:cs="TH SarabunPSK"/>
           <w:sz w:val="24"/>
           <w:szCs w:val="32"/>
         </w:rPr>
-        <w:sym w:font="Wingdings 2" w:char="F099"/>
+        <w:t xml:space="preserve">    </w:t>
       </w:r>
       <w:r>
         <w:rPr>
@@ -547,6 +3321,109 @@
           <w:rFonts w:ascii="TH SarabunPSK" w:hAnsi="TH SarabunPSK" w:cs="TH SarabunPSK"/>
         </w:rPr>
       </w:pPr>
+      <w:r>
+        <w:rPr>
+          <w:rFonts w:ascii="TH SarabunPSK" w:hAnsi="TH SarabunPSK" w:cs="TH SarabunPSK" w:hint="cs"/>
+          <w:b/>
+          <w:bCs/>
+          <w:noProof/>
+          <w:sz w:val="28"/>
+          <w:lang w:val="th-TH"/>
+        </w:rPr>
+        <mc:AlternateContent>
+          <mc:Choice Requires="wps">
+            <w:drawing>
+              <wp:anchor distT="0" distB="0" distL="114300" distR="114300" simplePos="0" relativeHeight="251695104" behindDoc="0" locked="0" layoutInCell="1" allowOverlap="1" wp14:anchorId="65838A2A" wp14:editId="53371EE4">
+                <wp:simplePos x="0" y="0"/>
+                <wp:positionH relativeFrom="column">
+                  <wp:posOffset>277354</wp:posOffset>
+                </wp:positionH>
+                <wp:positionV relativeFrom="paragraph">
+                  <wp:posOffset>260224</wp:posOffset>
+                </wp:positionV>
+                <wp:extent cx="710718" cy="276225"/>
+                <wp:effectExtent l="0" t="0" r="0" b="0"/>
+                <wp:wrapNone/>
+                <wp:docPr id="542174107" name="Text Box 3"/>
+                <wp:cNvGraphicFramePr/>
+                <a:graphic xmlns:a="http://schemas.openxmlformats.org/drawingml/2006/main">
+                  <a:graphicData uri="http://schemas.microsoft.com/office/word/2010/wordprocessingShape">
+                    <wps:wsp>
+                      <wps:cNvSpPr txBox="1"/>
+                      <wps:spPr>
+                        <a:xfrm>
+                          <a:off x="0" y="0"/>
+                          <a:ext cx="710718" cy="276225"/>
+                        </a:xfrm>
+                        <a:prstGeom prst="rect">
+                          <a:avLst/>
+                        </a:prstGeom>
+                        <a:noFill/>
+                        <a:ln w="6350">
+                          <a:noFill/>
+                        </a:ln>
+                      </wps:spPr>
+                      <wps:txbx>
+                        <w:txbxContent>
+                          <w:p>
+                            <w:pPr>
+                              <w:rPr>
+                                <w:rFonts w:ascii="TH SarabunPSK" w:hAnsi="TH SarabunPSK" w:cs="TH SarabunPSK"/>
+                                <w:sz w:val="28"/>
+                              </w:rPr>
+                            </w:pPr>
+                            <w:r>
+                              <w:rPr>
+                                <w:rFonts w:ascii="TH SarabunPSK" w:hAnsi="TH SarabunPSK" w:cs="TH SarabunPSK"/>
+                                <w:sz w:val="28"/>
+                              </w:rPr>
+                              <w:t>${reason}</w:t>
+                            </w:r>
+                          </w:p>
+                        </w:txbxContent>
+                      </wps:txbx>
+                      <wps:bodyPr rot="0" spcFirstLastPara="0" vertOverflow="overflow" horzOverflow="overflow" vert="horz" wrap="square" lIns="91440" tIns="45720" rIns="91440" bIns="45720" numCol="1" spcCol="0" rtlCol="0" fromWordArt="0" anchor="t" anchorCtr="0" forceAA="0" compatLnSpc="1">
+                        <a:prstTxWarp prst="textNoShape">
+                          <a:avLst/>
+                        </a:prstTxWarp>
+                        <a:noAutofit/>
+                      </wps:bodyPr>
+                    </wps:wsp>
+                  </a:graphicData>
+                </a:graphic>
+                <wp14:sizeRelH relativeFrom="margin">
+                  <wp14:pctWidth>0</wp14:pctWidth>
+                </wp14:sizeRelH>
+              </wp:anchor>
+            </w:drawing>
+          </mc:Choice>
+          <mc:Fallback>
+            <w:pict>
+              <v:shape w14:anchorId="65838A2A" id="_x0000_s1042" type="#_x0000_t202" style="position:absolute;margin-left:21.85pt;margin-top:20.5pt;width:55.95pt;height:21.75pt;z-index:251695104;visibility:visible;mso-wrap-style:square;mso-width-percent:0;mso-wrap-distance-left:9pt;mso-wrap-distance-top:0;mso-wrap-distance-right:9pt;mso-wrap-distance-bottom:0;mso-position-horizontal:absolute;mso-position-horizontal-relative:text;mso-position-vertical:absolute;mso-position-vertical-relative:text;mso-width-percent:0;mso-width-relative:margin;v-text-anchor:top" o:gfxdata="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" filled="f" stroked="f" strokeweight=".5pt">
+                <v:textbox>
+                  <w:txbxContent>
+                    <w:p>
+                      <w:pPr>
+                        <w:rPr>
+                          <w:rFonts w:ascii="TH SarabunPSK" w:hAnsi="TH SarabunPSK" w:cs="TH SarabunPSK"/>
+                          <w:sz w:val="28"/>
+                        </w:rPr>
+                      </w:pPr>
+                      <w:r>
+                        <w:rPr>
+                          <w:rFonts w:ascii="TH SarabunPSK" w:hAnsi="TH SarabunPSK" w:cs="TH SarabunPSK"/>
+                          <w:sz w:val="28"/>
+                        </w:rPr>
+                        <w:t>${reason}</w:t>
+                      </w:r>
+                    </w:p>
+                  </w:txbxContent>
+                </v:textbox>
+              </v:shape>
+            </w:pict>
+          </mc:Fallback>
+        </mc:AlternateContent>
+      </w:r>
       <w:r>
         <w:rPr>
           <w:rFonts w:ascii="TH SarabunPSK" w:hAnsi="TH SarabunPSK" w:cs="TH SarabunPSK" w:hint="cs"/>
@@ -688,6 +3565,144 @@
       <w:r>
         <w:rPr>
           <w:rFonts w:ascii="TH SarabunPSK" w:hAnsi="TH SarabunPSK" w:cs="TH SarabunPSK" w:hint="cs"/>
+          <w:b/>
+          <w:bCs/>
+          <w:noProof/>
+          <w:sz w:val="28"/>
+          <w:lang w:val="th-TH"/>
+        </w:rPr>
+        <mc:AlternateContent>
+          <mc:Choice Requires="wps">
+            <w:drawing>
+              <wp:anchor distT="0" distB="0" distL="114300" distR="114300" simplePos="0" relativeHeight="251697152" behindDoc="0" locked="0" layoutInCell="1" allowOverlap="1" wp14:anchorId="7135F96C" wp14:editId="3628B4F0">
+                <wp:simplePos x="0" y="0"/>
+                <wp:positionH relativeFrom="column">
+                  <wp:posOffset>3965289</wp:posOffset>
+                </wp:positionH>
+                <wp:positionV relativeFrom="paragraph">
+                  <wp:posOffset>104008</wp:posOffset>
+                </wp:positionV>
+                <wp:extent cx="1476375" cy="904875"/>
+                <wp:effectExtent l="0" t="0" r="0" b="0"/>
+                <wp:wrapNone/>
+                <wp:docPr id="30514650" name="Text Box 3"/>
+                <wp:cNvGraphicFramePr/>
+                <a:graphic xmlns:a="http://schemas.openxmlformats.org/drawingml/2006/main">
+                  <a:graphicData uri="http://schemas.microsoft.com/office/word/2010/wordprocessingShape">
+                    <wps:wsp>
+                      <wps:cNvSpPr txBox="1"/>
+                      <wps:spPr>
+                        <a:xfrm>
+                          <a:off x="0" y="0"/>
+                          <a:ext cx="1476375" cy="904875"/>
+                        </a:xfrm>
+                        <a:prstGeom prst="rect">
+                          <a:avLst/>
+                        </a:prstGeom>
+                        <a:noFill/>
+                        <a:ln w="6350">
+                          <a:noFill/>
+                        </a:ln>
+                      </wps:spPr>
+                      <wps:txbx>
+                        <w:txbxContent>
+                          <w:p>
+                            <w:pPr>
+                              <w:rPr>
+                                <w:rFonts w:ascii="TH SarabunPSK" w:hAnsi="TH SarabunPSK" w:cs="TH SarabunPSK"/>
+                                <w:sz w:val="28"/>
+                              </w:rPr>
+                            </w:pPr>
+                            <w:r>
+                              <w:rPr>
+                                <w:rFonts w:ascii="TH SarabunPSK" w:hAnsi="TH SarabunPSK" w:cs="TH SarabunPSK"/>
+                                <w:sz w:val="28"/>
+                              </w:rPr>
+                              <w:t>${</w:t>
+                            </w:r>
+                            <w:proofErr w:type="spellStart"/>
+                            <w:r>
+                              <w:rPr>
+                                <w:rFonts w:ascii="TH SarabunPSK" w:hAnsi="TH SarabunPSK" w:cs="TH SarabunPSK"/>
+                                <w:sz w:val="28"/>
+                              </w:rPr>
+                              <w:t>employee_signature</w:t>
+                            </w:r>
+                            <w:proofErr w:type="spellEnd"/>
+                            <w:r>
+                              <w:rPr>
+                                <w:rFonts w:ascii="TH SarabunPSK" w:hAnsi="TH SarabunPSK" w:cs="TH SarabunPSK"/>
+                                <w:sz w:val="28"/>
+                              </w:rPr>
+                              <w:t>}</w:t>
+                            </w:r>
+                          </w:p>
+                        </w:txbxContent>
+                      </wps:txbx>
+                      <wps:bodyPr rot="0" spcFirstLastPara="0" vertOverflow="overflow" horzOverflow="overflow" vert="horz" wrap="square" lIns="91440" tIns="45720" rIns="91440" bIns="45720" numCol="1" spcCol="0" rtlCol="0" fromWordArt="0" anchor="t" anchorCtr="0" forceAA="0" compatLnSpc="1">
+                        <a:prstTxWarp prst="textNoShape">
+                          <a:avLst/>
+                        </a:prstTxWarp>
+                        <a:noAutofit/>
+                      </wps:bodyPr>
+                    </wps:wsp>
+                  </a:graphicData>
+                </a:graphic>
+                <wp14:sizeRelH relativeFrom="margin">
+                  <wp14:pctWidth>0</wp14:pctWidth>
+                </wp14:sizeRelH>
+                <wp14:sizeRelV relativeFrom="margin">
+                  <wp14:pctHeight>0</wp14:pctHeight>
+                </wp14:sizeRelV>
+              </wp:anchor>
+            </w:drawing>
+          </mc:Choice>
+          <mc:Fallback>
+            <w:pict>
+              <v:shape w14:anchorId="7135F96C" id="_x0000_s1043" type="#_x0000_t202" style="position:absolute;left:0;text-align:left;margin-left:312.25pt;margin-top:8.2pt;width:116.25pt;height:71.25pt;z-index:251697152;visibility:visible;mso-wrap-style:square;mso-width-percent:0;mso-height-percent:0;mso-wrap-distance-left:9pt;mso-wrap-distance-top:0;mso-wrap-distance-right:9pt;mso-wrap-distance-bottom:0;mso-position-horizontal:absolute;mso-position-horizontal-relative:text;mso-position-vertical:absolute;mso-position-vertical-relative:text;mso-width-percent:0;mso-height-percent:0;mso-width-relative:margin;mso-height-relative:margin;v-text-anchor:top" o:gfxdata="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" filled="f" stroked="f" strokeweight=".5pt">
+                <v:textbox>
+                  <w:txbxContent>
+                    <w:p>
+                      <w:pPr>
+                        <w:rPr>
+                          <w:rFonts w:ascii="TH SarabunPSK" w:hAnsi="TH SarabunPSK" w:cs="TH SarabunPSK"/>
+                          <w:sz w:val="28"/>
+                        </w:rPr>
+                      </w:pPr>
+                      <w:r>
+                        <w:rPr>
+                          <w:rFonts w:ascii="TH SarabunPSK" w:hAnsi="TH SarabunPSK" w:cs="TH SarabunPSK"/>
+                          <w:sz w:val="28"/>
+                        </w:rPr>
+                        <w:t>${</w:t>
+                      </w:r>
+                      <w:proofErr w:type="spellStart"/>
+                      <w:r>
+                        <w:rPr>
+                          <w:rFonts w:ascii="TH SarabunPSK" w:hAnsi="TH SarabunPSK" w:cs="TH SarabunPSK"/>
+                          <w:sz w:val="28"/>
+                        </w:rPr>
+                        <w:t>employee_signature</w:t>
+                      </w:r>
+                      <w:proofErr w:type="spellEnd"/>
+                      <w:r>
+                        <w:rPr>
+                          <w:rFonts w:ascii="TH SarabunPSK" w:hAnsi="TH SarabunPSK" w:cs="TH SarabunPSK"/>
+                          <w:sz w:val="28"/>
+                        </w:rPr>
+                        <w:t>}</w:t>
+                      </w:r>
+                    </w:p>
+                  </w:txbxContent>
+                </v:textbox>
+              </v:shape>
+            </w:pict>
+          </mc:Fallback>
+        </mc:AlternateContent>
+      </w:r>
+      <w:r>
+        <w:rPr>
+          <w:rFonts w:ascii="TH SarabunPSK" w:hAnsi="TH SarabunPSK" w:cs="TH SarabunPSK" w:hint="cs"/>
           <w:cs/>
         </w:rPr>
         <w:t>ขอแสดงความนับถือ</w:t>
@@ -701,6 +3716,145 @@
           <w:rFonts w:ascii="TH SarabunPSK" w:hAnsi="TH SarabunPSK" w:cs="TH SarabunPSK"/>
         </w:rPr>
       </w:pPr>
+      <w:r>
+        <w:rPr>
+          <w:rFonts w:ascii="TH SarabunPSK" w:hAnsi="TH SarabunPSK" w:cs="TH SarabunPSK" w:hint="cs"/>
+          <w:b/>
+          <w:bCs/>
+          <w:noProof/>
+          <w:sz w:val="28"/>
+          <w:lang w:val="th-TH"/>
+        </w:rPr>
+        <mc:AlternateContent>
+          <mc:Choice Requires="wps">
+            <w:drawing>
+              <wp:anchor distT="0" distB="0" distL="114300" distR="114300" simplePos="0" relativeHeight="251699200" behindDoc="0" locked="0" layoutInCell="1" allowOverlap="1" wp14:anchorId="5279031C" wp14:editId="054F88EF">
+                <wp:simplePos x="0" y="0"/>
+                <wp:positionH relativeFrom="margin">
+                  <wp:posOffset>3861282</wp:posOffset>
+                </wp:positionH>
+                <wp:positionV relativeFrom="paragraph">
+                  <wp:posOffset>276719</wp:posOffset>
+                </wp:positionV>
+                <wp:extent cx="1476375" cy="288290"/>
+                <wp:effectExtent l="0" t="0" r="0" b="0"/>
+                <wp:wrapNone/>
+                <wp:docPr id="1813205578" name="Text Box 3"/>
+                <wp:cNvGraphicFramePr/>
+                <a:graphic xmlns:a="http://schemas.openxmlformats.org/drawingml/2006/main">
+                  <a:graphicData uri="http://schemas.microsoft.com/office/word/2010/wordprocessingShape">
+                    <wps:wsp>
+                      <wps:cNvSpPr txBox="1"/>
+                      <wps:spPr>
+                        <a:xfrm>
+                          <a:off x="0" y="0"/>
+                          <a:ext cx="1476375" cy="288290"/>
+                        </a:xfrm>
+                        <a:prstGeom prst="rect">
+                          <a:avLst/>
+                        </a:prstGeom>
+                        <a:noFill/>
+                        <a:ln w="6350">
+                          <a:noFill/>
+                        </a:ln>
+                      </wps:spPr>
+                      <wps:txbx>
+                        <w:txbxContent>
+                          <w:p>
+                            <w:pPr>
+                              <w:rPr>
+                                <w:rFonts w:ascii="TH SarabunPSK" w:hAnsi="TH SarabunPSK" w:cs="TH SarabunPSK"/>
+                                <w:sz w:val="28"/>
+                              </w:rPr>
+                            </w:pPr>
+                            <w:r>
+                              <w:rPr>
+                                <w:rFonts w:ascii="TH SarabunPSK" w:hAnsi="TH SarabunPSK" w:cs="TH SarabunPSK" w:hint="cs"/>
+                                <w:sz w:val="28"/>
+                              </w:rPr>
+                              <w:t>${</w:t>
+                            </w:r>
+                            <w:proofErr w:type="spellStart"/>
+                            <w:r>
+                              <w:rPr>
+                                <w:rFonts w:ascii="TH SarabunPSK" w:hAnsi="TH SarabunPSK" w:cs="TH SarabunPSK"/>
+                                <w:sz w:val="28"/>
+                              </w:rPr>
+                              <w:t>employee_name</w:t>
+                            </w:r>
+                            <w:proofErr w:type="spellEnd"/>
+                            <w:r>
+                              <w:rPr>
+                                <w:rFonts w:ascii="TH SarabunPSK" w:hAnsi="TH SarabunPSK" w:cs="TH SarabunPSK" w:hint="cs"/>
+                                <w:sz w:val="28"/>
+                              </w:rPr>
+                              <w:t>}</w:t>
+                            </w:r>
+                          </w:p>
+                        </w:txbxContent>
+                      </wps:txbx>
+                      <wps:bodyPr rot="0" spcFirstLastPara="0" vertOverflow="overflow" horzOverflow="overflow" vert="horz" wrap="square" lIns="91440" tIns="45720" rIns="91440" bIns="45720" numCol="1" spcCol="0" rtlCol="0" fromWordArt="0" anchor="t" anchorCtr="0" forceAA="0" compatLnSpc="1">
+                        <a:prstTxWarp prst="textNoShape">
+                          <a:avLst/>
+                        </a:prstTxWarp>
+                        <a:noAutofit/>
+                      </wps:bodyPr>
+                    </wps:wsp>
+                  </a:graphicData>
+                </a:graphic>
+                <wp14:sizeRelH relativeFrom="margin">
+                  <wp14:pctWidth>0</wp14:pctWidth>
+                </wp14:sizeRelH>
+                <wp14:sizeRelV relativeFrom="margin">
+                  <wp14:pctHeight>0</wp14:pctHeight>
+                </wp14:sizeRelV>
+              </wp:anchor>
+            </w:drawing>
+          </mc:Choice>
+          <mc:Fallback>
+            <w:pict>
+              <v:shape w14:anchorId="5279031C" id="_x0000_s1044" type="#_x0000_t202" style="position:absolute;left:0;text-align:left;margin-left:304.05pt;margin-top:21.8pt;width:116.25pt;height:22.7pt;z-index:251699200;visibility:visible;mso-wrap-style:square;mso-width-percent:0;mso-height-percent:0;mso-wrap-distance-left:9pt;mso-wrap-distance-top:0;mso-wrap-distance-right:9pt;mso-wrap-distance-bottom:0;mso-position-horizontal:absolute;mso-position-horizontal-relative:margin;mso-position-vertical:absolute;mso-position-vertical-relative:text;mso-width-percent:0;mso-height-percent:0;mso-width-relative:margin;mso-height-relative:margin;v-text-anchor:top" o:gfxdata="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" filled="f" stroked="f" strokeweight=".5pt">
+                <v:textbox>
+                  <w:txbxContent>
+                    <w:p>
+                      <w:pPr>
+                        <w:rPr>
+                          <w:rFonts w:ascii="TH SarabunPSK" w:hAnsi="TH SarabunPSK" w:cs="TH SarabunPSK"/>
+                          <w:sz w:val="28"/>
+                        </w:rPr>
+                      </w:pPr>
+                      <w:r>
+                        <w:rPr>
+                          <w:rFonts w:ascii="TH SarabunPSK" w:hAnsi="TH SarabunPSK" w:cs="TH SarabunPSK" w:hint="cs"/>
+                          <w:sz w:val="28"/>
+                        </w:rPr>
+                        <w:t>${</w:t>
+                      </w:r>
+                      <w:proofErr w:type="spellStart"/>
+                      <w:r>
+                        <w:rPr>
+                          <w:rFonts w:ascii="TH SarabunPSK" w:hAnsi="TH SarabunPSK" w:cs="TH SarabunPSK"/>
+                          <w:sz w:val="28"/>
+                        </w:rPr>
+                        <w:t>employee_name</w:t>
+                      </w:r>
+                      <w:proofErr w:type="spellEnd"/>
+                      <w:r>
+                        <w:rPr>
+                          <w:rFonts w:ascii="TH SarabunPSK" w:hAnsi="TH SarabunPSK" w:cs="TH SarabunPSK" w:hint="cs"/>
+                          <w:sz w:val="28"/>
+                        </w:rPr>
+                        <w:t>}</w:t>
+                      </w:r>
+                    </w:p>
+                  </w:txbxContent>
+                </v:textbox>
+                <w10:wrap anchorx="margin"/>
+              </v:shape>
+            </w:pict>
+          </mc:Fallback>
+        </mc:AlternateContent>
+      </w:r>
       <w:r>
         <w:rPr>
           <w:rFonts w:ascii="TH SarabunPSK" w:hAnsi="TH SarabunPSK" w:cs="TH SarabunPSK" w:hint="cs"/>
@@ -776,9 +3930,159 @@
       <w:pPr>
         <w:spacing w:after="0" w:line="276" w:lineRule="auto"/>
         <w:rPr>
-          <w:rFonts w:ascii="TH SarabunPSK" w:hAnsi="TH SarabunPSK" w:cs="TH SarabunPSK" w:hint="cs"/>
+          <w:rFonts w:ascii="TH SarabunPSK" w:hAnsi="TH SarabunPSK" w:cs="TH SarabunPSK"/>
         </w:rPr>
       </w:pPr>
+      <w:r>
+        <w:rPr>
+          <w:rFonts w:ascii="TH SarabunPSK" w:hAnsi="TH SarabunPSK" w:cs="TH SarabunPSK" w:hint="cs"/>
+          <w:b/>
+          <w:bCs/>
+          <w:noProof/>
+          <w:sz w:val="28"/>
+          <w:lang w:val="th-TH"/>
+        </w:rPr>
+        <mc:AlternateContent>
+          <mc:Choice Requires="wps">
+            <w:drawing>
+              <wp:anchor distT="0" distB="0" distL="114300" distR="114300" simplePos="0" relativeHeight="251703296" behindDoc="0" locked="0" layoutInCell="1" allowOverlap="1" wp14:anchorId="14168F1A" wp14:editId="13411A60">
+                <wp:simplePos x="0" y="0"/>
+                <wp:positionH relativeFrom="column">
+                  <wp:posOffset>2763234</wp:posOffset>
+                </wp:positionH>
+                <wp:positionV relativeFrom="paragraph">
+                  <wp:posOffset>110511</wp:posOffset>
+                </wp:positionV>
+                <wp:extent cx="337930" cy="288290"/>
+                <wp:effectExtent l="0" t="0" r="0" b="0"/>
+                <wp:wrapNone/>
+                <wp:docPr id="88470090" name="Text Box 3"/>
+                <wp:cNvGraphicFramePr/>
+                <a:graphic xmlns:a="http://schemas.openxmlformats.org/drawingml/2006/main">
+                  <a:graphicData uri="http://schemas.microsoft.com/office/word/2010/wordprocessingShape">
+                    <wps:wsp>
+                      <wps:cNvSpPr txBox="1"/>
+                      <wps:spPr>
+                        <a:xfrm>
+                          <a:off x="0" y="0"/>
+                          <a:ext cx="337930" cy="288290"/>
+                        </a:xfrm>
+                        <a:prstGeom prst="rect">
+                          <a:avLst/>
+                        </a:prstGeom>
+                        <a:noFill/>
+                        <a:ln w="6350">
+                          <a:noFill/>
+                        </a:ln>
+                      </wps:spPr>
+                      <wps:txbx>
+                        <w:txbxContent>
+                          <w:p>
+                            <w:pPr>
+                              <w:rPr>
+                                <w:rFonts w:ascii="TH SarabunPSK" w:hAnsi="TH SarabunPSK" w:cs="TH SarabunPSK"/>
+                                <w:sz w:val="28"/>
+                              </w:rPr>
+                            </w:pPr>
+                            <w:r>
+                              <w:rPr>
+                                <w:rFonts w:ascii="TH SarabunPSK" w:hAnsi="TH SarabunPSK" w:cs="TH SarabunPSK" w:hint="cs"/>
+                                <w:sz w:val="28"/>
+                              </w:rPr>
+                              <w:t>${</w:t>
+                            </w:r>
+                            <w:r>
+                              <w:rPr>
+                                <w:rFonts w:ascii="TH SarabunPSK" w:hAnsi="TH SarabunPSK" w:cs="TH SarabunPSK"/>
+                                <w:sz w:val="28"/>
+                              </w:rPr>
+                              <w:t>check_approved</w:t>
+                            </w:r>
+                          </w:p>
+                          <w:p>
+                            <w:pPr>
+                              <w:rPr>
+                                <w:rFonts w:ascii="TH SarabunPSK" w:hAnsi="TH SarabunPSK" w:cs="TH SarabunPSK"/>
+                                <w:sz w:val="28"/>
+                              </w:rPr>
+                            </w:pPr>
+                            <w:r>
+                              <w:rPr>
+                                <w:rFonts w:ascii="TH SarabunPSK" w:hAnsi="TH SarabunPSK" w:cs="TH SarabunPSK" w:hint="cs"/>
+                                <w:sz w:val="28"/>
+                              </w:rPr>
+                              <w:t>}</w:t>
+                            </w:r>
+                          </w:p>
+                        </w:txbxContent>
+                      </wps:txbx>
+                      <wps:bodyPr rot="0" spcFirstLastPara="0" vertOverflow="overflow" horzOverflow="overflow" vert="horz" wrap="square" lIns="91440" tIns="45720" rIns="91440" bIns="45720" numCol="1" spcCol="0" rtlCol="0" fromWordArt="0" anchor="t" anchorCtr="0" forceAA="0" compatLnSpc="1">
+                        <a:prstTxWarp prst="textNoShape">
+                          <a:avLst/>
+                        </a:prstTxWarp>
+                        <a:noAutofit/>
+                      </wps:bodyPr>
+                    </wps:wsp>
+                  </a:graphicData>
+                </a:graphic>
+                <wp14:sizeRelH relativeFrom="margin">
+                  <wp14:pctWidth>0</wp14:pctWidth>
+                </wp14:sizeRelH>
+                <wp14:sizeRelV relativeFrom="margin">
+                  <wp14:pctHeight>0</wp14:pctHeight>
+                </wp14:sizeRelV>
+              </wp:anchor>
+            </w:drawing>
+          </mc:Choice>
+          <mc:Fallback>
+            <w:pict>
+              <v:shape w14:anchorId="14168F1A" id="_x0000_s1045" type="#_x0000_t202" style="position:absolute;margin-left:217.6pt;margin-top:8.7pt;width:26.6pt;height:22.7pt;z-index:251703296;visibility:visible;mso-wrap-style:square;mso-width-percent:0;mso-height-percent:0;mso-wrap-distance-left:9pt;mso-wrap-distance-top:0;mso-wrap-distance-right:9pt;mso-wrap-distance-bottom:0;mso-position-horizontal:absolute;mso-position-horizontal-relative:text;mso-position-vertical:absolute;mso-position-vertical-relative:text;mso-width-percent:0;mso-height-percent:0;mso-width-relative:margin;mso-height-relative:margin;v-text-anchor:top" o:gfxdata="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" filled="f" stroked="f" strokeweight=".5pt">
+                <v:textbox>
+                  <w:txbxContent>
+                    <w:p>
+                      <w:pPr>
+                        <w:rPr>
+                          <w:rFonts w:ascii="TH SarabunPSK" w:hAnsi="TH SarabunPSK" w:cs="TH SarabunPSK"/>
+                          <w:sz w:val="28"/>
+                        </w:rPr>
+                      </w:pPr>
+                      <w:r>
+                        <w:rPr>
+                          <w:rFonts w:ascii="TH SarabunPSK" w:hAnsi="TH SarabunPSK" w:cs="TH SarabunPSK" w:hint="cs"/>
+                          <w:sz w:val="28"/>
+                        </w:rPr>
+                        <w:t>${</w:t>
+                      </w:r>
+                      <w:r>
+                        <w:rPr>
+                          <w:rFonts w:ascii="TH SarabunPSK" w:hAnsi="TH SarabunPSK" w:cs="TH SarabunPSK"/>
+                          <w:sz w:val="28"/>
+                        </w:rPr>
+                        <w:t>check_approved</w:t>
+                      </w:r>
+                    </w:p>
+                    <w:p>
+                      <w:pPr>
+                        <w:rPr>
+                          <w:rFonts w:ascii="TH SarabunPSK" w:hAnsi="TH SarabunPSK" w:cs="TH SarabunPSK"/>
+                          <w:sz w:val="28"/>
+                        </w:rPr>
+                      </w:pPr>
+                      <w:r>
+                        <w:rPr>
+                          <w:rFonts w:ascii="TH SarabunPSK" w:hAnsi="TH SarabunPSK" w:cs="TH SarabunPSK" w:hint="cs"/>
+                          <w:sz w:val="28"/>
+                        </w:rPr>
+                        <w:t>}</w:t>
+                      </w:r>
+                    </w:p>
+                  </w:txbxContent>
+                </v:textbox>
+              </v:shape>
+            </w:pict>
+          </mc:Fallback>
+        </mc:AlternateContent>
+      </w:r>
     </w:p>
     <w:p>
       <w:pPr>
@@ -792,6 +4096,160 @@
       <w:r>
         <w:rPr>
           <w:rFonts w:ascii="TH SarabunPSK" w:hAnsi="TH SarabunPSK" w:cs="TH SarabunPSK" w:hint="cs"/>
+          <w:b/>
+          <w:bCs/>
+          <w:noProof/>
+          <w:sz w:val="28"/>
+          <w:lang w:val="th-TH"/>
+        </w:rPr>
+        <mc:AlternateContent>
+          <mc:Choice Requires="wps">
+            <w:drawing>
+              <wp:anchor distT="0" distB="0" distL="114300" distR="114300" simplePos="0" relativeHeight="251705344" behindDoc="0" locked="0" layoutInCell="1" allowOverlap="1" wp14:anchorId="37C64168" wp14:editId="683AB4BD">
+                <wp:simplePos x="0" y="0"/>
+                <wp:positionH relativeFrom="column">
+                  <wp:posOffset>2760534</wp:posOffset>
+                </wp:positionH>
+                <wp:positionV relativeFrom="paragraph">
+                  <wp:posOffset>167661</wp:posOffset>
+                </wp:positionV>
+                <wp:extent cx="333954" cy="288290"/>
+                <wp:effectExtent l="0" t="0" r="0" b="0"/>
+                <wp:wrapNone/>
+                <wp:docPr id="1942097873" name="Text Box 3"/>
+                <wp:cNvGraphicFramePr/>
+                <a:graphic xmlns:a="http://schemas.openxmlformats.org/drawingml/2006/main">
+                  <a:graphicData uri="http://schemas.microsoft.com/office/word/2010/wordprocessingShape">
+                    <wps:wsp>
+                      <wps:cNvSpPr txBox="1"/>
+                      <wps:spPr>
+                        <a:xfrm>
+                          <a:off x="0" y="0"/>
+                          <a:ext cx="333954" cy="288290"/>
+                        </a:xfrm>
+                        <a:prstGeom prst="rect">
+                          <a:avLst/>
+                        </a:prstGeom>
+                        <a:noFill/>
+                        <a:ln w="6350">
+                          <a:noFill/>
+                        </a:ln>
+                      </wps:spPr>
+                      <wps:txbx>
+                        <w:txbxContent>
+                          <w:p>
+                            <w:pPr>
+                              <w:rPr>
+                                <w:rFonts w:ascii="TH SarabunPSK" w:hAnsi="TH SarabunPSK" w:cs="TH SarabunPSK"/>
+                                <w:sz w:val="28"/>
+                              </w:rPr>
+                            </w:pPr>
+                            <w:r>
+                              <w:rPr>
+                                <w:rFonts w:ascii="TH SarabunPSK" w:hAnsi="TH SarabunPSK" w:cs="TH SarabunPSK" w:hint="cs"/>
+                                <w:sz w:val="28"/>
+                              </w:rPr>
+                              <w:t>${</w:t>
+                            </w:r>
+                            <w:proofErr w:type="spellStart"/>
+                            <w:r>
+                              <w:rPr>
+                                <w:rFonts w:ascii="TH SarabunPSK" w:hAnsi="TH SarabunPSK" w:cs="TH SarabunPSK"/>
+                                <w:sz w:val="28"/>
+                              </w:rPr>
+                              <w:t>check_rejected</w:t>
+                            </w:r>
+                            <w:proofErr w:type="spellEnd"/>
+                          </w:p>
+                          <w:p>
+                            <w:pPr>
+                              <w:rPr>
+                                <w:rFonts w:ascii="TH SarabunPSK" w:hAnsi="TH SarabunPSK" w:cs="TH SarabunPSK"/>
+                                <w:sz w:val="28"/>
+                              </w:rPr>
+                            </w:pPr>
+                            <w:r>
+                              <w:rPr>
+                                <w:rFonts w:ascii="TH SarabunPSK" w:hAnsi="TH SarabunPSK" w:cs="TH SarabunPSK" w:hint="cs"/>
+                                <w:sz w:val="28"/>
+                              </w:rPr>
+                              <w:t>}</w:t>
+                            </w:r>
+                          </w:p>
+                        </w:txbxContent>
+                      </wps:txbx>
+                      <wps:bodyPr rot="0" spcFirstLastPara="0" vertOverflow="overflow" horzOverflow="overflow" vert="horz" wrap="square" lIns="91440" tIns="45720" rIns="91440" bIns="45720" numCol="1" spcCol="0" rtlCol="0" fromWordArt="0" anchor="t" anchorCtr="0" forceAA="0" compatLnSpc="1">
+                        <a:prstTxWarp prst="textNoShape">
+                          <a:avLst/>
+                        </a:prstTxWarp>
+                        <a:noAutofit/>
+                      </wps:bodyPr>
+                    </wps:wsp>
+                  </a:graphicData>
+                </a:graphic>
+                <wp14:sizeRelH relativeFrom="margin">
+                  <wp14:pctWidth>0</wp14:pctWidth>
+                </wp14:sizeRelH>
+                <wp14:sizeRelV relativeFrom="margin">
+                  <wp14:pctHeight>0</wp14:pctHeight>
+                </wp14:sizeRelV>
+              </wp:anchor>
+            </w:drawing>
+          </mc:Choice>
+          <mc:Fallback>
+            <w:pict>
+              <v:shape w14:anchorId="37C64168" id="_x0000_s1046" type="#_x0000_t202" style="position:absolute;margin-left:217.35pt;margin-top:13.2pt;width:26.3pt;height:22.7pt;z-index:251705344;visibility:visible;mso-wrap-style:square;mso-width-percent:0;mso-height-percent:0;mso-wrap-distance-left:9pt;mso-wrap-distance-top:0;mso-wrap-distance-right:9pt;mso-wrap-distance-bottom:0;mso-position-horizontal:absolute;mso-position-horizontal-relative:text;mso-position-vertical:absolute;mso-position-vertical-relative:text;mso-width-percent:0;mso-height-percent:0;mso-width-relative:margin;mso-height-relative:margin;v-text-anchor:top" o:gfxdata="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" filled="f" stroked="f" strokeweight=".5pt">
+                <v:textbox>
+                  <w:txbxContent>
+                    <w:p>
+                      <w:pPr>
+                        <w:rPr>
+                          <w:rFonts w:ascii="TH SarabunPSK" w:hAnsi="TH SarabunPSK" w:cs="TH SarabunPSK"/>
+                          <w:sz w:val="28"/>
+                        </w:rPr>
+                      </w:pPr>
+                      <w:r>
+                        <w:rPr>
+                          <w:rFonts w:ascii="TH SarabunPSK" w:hAnsi="TH SarabunPSK" w:cs="TH SarabunPSK" w:hint="cs"/>
+                          <w:sz w:val="28"/>
+                        </w:rPr>
+                        <w:t>${</w:t>
+                      </w:r>
+                      <w:proofErr w:type="spellStart"/>
+                      <w:r>
+                        <w:rPr>
+                          <w:rFonts w:ascii="TH SarabunPSK" w:hAnsi="TH SarabunPSK" w:cs="TH SarabunPSK"/>
+                          <w:sz w:val="28"/>
+                        </w:rPr>
+                        <w:t>check_rejected</w:t>
+                      </w:r>
+                      <w:proofErr w:type="spellEnd"/>
+                    </w:p>
+                    <w:p>
+                      <w:pPr>
+                        <w:rPr>
+                          <w:rFonts w:ascii="TH SarabunPSK" w:hAnsi="TH SarabunPSK" w:cs="TH SarabunPSK"/>
+                          <w:sz w:val="28"/>
+                        </w:rPr>
+                      </w:pPr>
+                      <w:r>
+                        <w:rPr>
+                          <w:rFonts w:ascii="TH SarabunPSK" w:hAnsi="TH SarabunPSK" w:cs="TH SarabunPSK" w:hint="cs"/>
+                          <w:sz w:val="28"/>
+                        </w:rPr>
+                        <w:t>}</w:t>
+                      </w:r>
+                    </w:p>
+                  </w:txbxContent>
+                </v:textbox>
+              </v:shape>
+            </w:pict>
+          </mc:Fallback>
+        </mc:AlternateContent>
+      </w:r>
+      <w:r>
+        <w:rPr>
+          <w:rFonts w:ascii="TH SarabunPSK" w:hAnsi="TH SarabunPSK" w:cs="TH SarabunPSK" w:hint="cs"/>
           <w:sz w:val="24"/>
           <w:szCs w:val="32"/>
           <w:cs/>
@@ -854,11 +4312,11 @@
       </w:r>
       <w:r>
         <w:rPr>
-          <w:rFonts w:ascii="TH SarabunPSK" w:hAnsi="TH SarabunPSK" w:cs="TH SarabunPSK" w:hint="cs"/>
+          <w:rFonts w:ascii="TH SarabunPSK" w:hAnsi="TH SarabunPSK" w:cs="TH SarabunPSK"/>
           <w:sz w:val="24"/>
           <w:szCs w:val="32"/>
         </w:rPr>
-        <w:sym w:font="Wingdings 2" w:char="F099"/>
+        <w:t xml:space="preserve">    </w:t>
       </w:r>
       <w:r>
         <w:rPr>
@@ -907,11 +4365,11 @@
       </w:r>
       <w:r>
         <w:rPr>
-          <w:rFonts w:ascii="TH SarabunPSK" w:hAnsi="TH SarabunPSK" w:cs="TH SarabunPSK" w:hint="cs"/>
+          <w:rFonts w:ascii="TH SarabunPSK" w:hAnsi="TH SarabunPSK" w:cs="TH SarabunPSK"/>
           <w:sz w:val="24"/>
           <w:szCs w:val="32"/>
         </w:rPr>
-        <w:sym w:font="Wingdings 2" w:char="F099"/>
+        <w:t xml:space="preserve">    </w:t>
       </w:r>
       <w:r>
         <w:rPr>
@@ -1068,7 +4526,7 @@
       <w:pPr>
         <w:spacing w:after="0" w:line="276" w:lineRule="auto"/>
         <w:rPr>
-          <w:rFonts w:ascii="TH SarabunPSK" w:hAnsi="TH SarabunPSK" w:cs="TH SarabunPSK" w:hint="cs"/>
+          <w:rFonts w:ascii="TH SarabunPSK" w:hAnsi="TH SarabunPSK" w:cs="TH SarabunPSK"/>
         </w:rPr>
       </w:pPr>
       <w:r>
@@ -1124,9 +4582,147 @@
     <w:p>
       <w:pPr>
         <w:rPr>
-          <w:rFonts w:ascii="TH SarabunPSK" w:hAnsi="TH SarabunPSK" w:cs="TH SarabunPSK" w:hint="cs"/>
+          <w:rFonts w:ascii="TH SarabunPSK" w:hAnsi="TH SarabunPSK" w:cs="TH SarabunPSK"/>
         </w:rPr>
       </w:pPr>
+      <w:r>
+        <w:rPr>
+          <w:rFonts w:ascii="TH SarabunPSK" w:hAnsi="TH SarabunPSK" w:cs="TH SarabunPSK" w:hint="cs"/>
+          <w:b/>
+          <w:bCs/>
+          <w:noProof/>
+          <w:sz w:val="28"/>
+          <w:lang w:val="th-TH"/>
+        </w:rPr>
+        <mc:AlternateContent>
+          <mc:Choice Requires="wps">
+            <w:drawing>
+              <wp:anchor distT="0" distB="0" distL="114300" distR="114300" simplePos="0" relativeHeight="251701248" behindDoc="0" locked="0" layoutInCell="1" allowOverlap="1" wp14:anchorId="359E2D7B" wp14:editId="3D223840">
+                <wp:simplePos x="0" y="0"/>
+                <wp:positionH relativeFrom="column">
+                  <wp:posOffset>3899691</wp:posOffset>
+                </wp:positionH>
+                <wp:positionV relativeFrom="paragraph">
+                  <wp:posOffset>221272</wp:posOffset>
+                </wp:positionV>
+                <wp:extent cx="1476375" cy="288290"/>
+                <wp:effectExtent l="0" t="0" r="0" b="0"/>
+                <wp:wrapNone/>
+                <wp:docPr id="934865647" name="Text Box 3"/>
+                <wp:cNvGraphicFramePr/>
+                <a:graphic xmlns:a="http://schemas.openxmlformats.org/drawingml/2006/main">
+                  <a:graphicData uri="http://schemas.microsoft.com/office/word/2010/wordprocessingShape">
+                    <wps:wsp>
+                      <wps:cNvSpPr txBox="1"/>
+                      <wps:spPr>
+                        <a:xfrm>
+                          <a:off x="0" y="0"/>
+                          <a:ext cx="1476375" cy="288290"/>
+                        </a:xfrm>
+                        <a:prstGeom prst="rect">
+                          <a:avLst/>
+                        </a:prstGeom>
+                        <a:noFill/>
+                        <a:ln w="6350">
+                          <a:noFill/>
+                        </a:ln>
+                      </wps:spPr>
+                      <wps:txbx>
+                        <w:txbxContent>
+                          <w:p>
+                            <w:pPr>
+                              <w:rPr>
+                                <w:rFonts w:ascii="TH SarabunPSK" w:hAnsi="TH SarabunPSK" w:cs="TH SarabunPSK"/>
+                                <w:sz w:val="28"/>
+                              </w:rPr>
+                            </w:pPr>
+                            <w:r>
+                              <w:rPr>
+                                <w:rFonts w:ascii="TH SarabunPSK" w:hAnsi="TH SarabunPSK" w:cs="TH SarabunPSK"/>
+                                <w:sz w:val="28"/>
+                              </w:rPr>
+                              <w:t>${</w:t>
+                            </w:r>
+                            <w:proofErr w:type="spellStart"/>
+                            <w:r>
+                              <w:rPr>
+                                <w:rFonts w:ascii="TH SarabunPSK" w:hAnsi="TH SarabunPSK" w:cs="TH SarabunPSK"/>
+                                <w:sz w:val="28"/>
+                              </w:rPr>
+                              <w:t>approver_signature</w:t>
+                            </w:r>
+                            <w:proofErr w:type="spellEnd"/>
+                            <w:r>
+                              <w:rPr>
+                                <w:rFonts w:ascii="TH SarabunPSK" w:hAnsi="TH SarabunPSK" w:cs="TH SarabunPSK"/>
+                                <w:sz w:val="28"/>
+                              </w:rPr>
+                              <w:t>}</w:t>
+                            </w:r>
+                          </w:p>
+                        </w:txbxContent>
+                      </wps:txbx>
+                      <wps:bodyPr rot="0" spcFirstLastPara="0" vertOverflow="overflow" horzOverflow="overflow" vert="horz" wrap="square" lIns="91440" tIns="45720" rIns="91440" bIns="45720" numCol="1" spcCol="0" rtlCol="0" fromWordArt="0" anchor="t" anchorCtr="0" forceAA="0" compatLnSpc="1">
+                        <a:prstTxWarp prst="textNoShape">
+                          <a:avLst/>
+                        </a:prstTxWarp>
+                        <a:noAutofit/>
+                      </wps:bodyPr>
+                    </wps:wsp>
+                  </a:graphicData>
+                </a:graphic>
+                <wp14:sizeRelH relativeFrom="margin">
+                  <wp14:pctWidth>0</wp14:pctWidth>
+                </wp14:sizeRelH>
+                <wp14:sizeRelV relativeFrom="margin">
+                  <wp14:pctHeight>0</wp14:pctHeight>
+                </wp14:sizeRelV>
+              </wp:anchor>
+            </w:drawing>
+          </mc:Choice>
+          <mc:Fallback>
+            <w:pict>
+              <v:shape w14:anchorId="359E2D7B" id="_x0000_s1047" type="#_x0000_t202" style="position:absolute;margin-left:307.05pt;margin-top:17.4pt;width:116.25pt;height:22.7pt;z-index:251701248;visibility:visible;mso-wrap-style:square;mso-width-percent:0;mso-height-percent:0;mso-wrap-distance-left:9pt;mso-wrap-distance-top:0;mso-wrap-distance-right:9pt;mso-wrap-distance-bottom:0;mso-position-horizontal:absolute;mso-position-horizontal-relative:text;mso-position-vertical:absolute;mso-position-vertical-relative:text;mso-width-percent:0;mso-height-percent:0;mso-width-relative:margin;mso-height-relative:margin;v-text-anchor:top" o:gfxdata="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" filled="f" stroked="f" strokeweight=".5pt">
+                <v:textbox>
+                  <w:txbxContent>
+                    <w:p>
+                      <w:pPr>
+                        <w:rPr>
+                          <w:rFonts w:ascii="TH SarabunPSK" w:hAnsi="TH SarabunPSK" w:cs="TH SarabunPSK"/>
+                          <w:sz w:val="28"/>
+                        </w:rPr>
+                      </w:pPr>
+                      <w:r>
+                        <w:rPr>
+                          <w:rFonts w:ascii="TH SarabunPSK" w:hAnsi="TH SarabunPSK" w:cs="TH SarabunPSK"/>
+                          <w:sz w:val="28"/>
+                        </w:rPr>
+                        <w:t>${</w:t>
+                      </w:r>
+                      <w:proofErr w:type="spellStart"/>
+                      <w:r>
+                        <w:rPr>
+                          <w:rFonts w:ascii="TH SarabunPSK" w:hAnsi="TH SarabunPSK" w:cs="TH SarabunPSK"/>
+                          <w:sz w:val="28"/>
+                        </w:rPr>
+                        <w:t>approver_signature</w:t>
+                      </w:r>
+                      <w:proofErr w:type="spellEnd"/>
+                      <w:r>
+                        <w:rPr>
+                          <w:rFonts w:ascii="TH SarabunPSK" w:hAnsi="TH SarabunPSK" w:cs="TH SarabunPSK"/>
+                          <w:sz w:val="28"/>
+                        </w:rPr>
+                        <w:t>}</w:t>
+                      </w:r>
+                    </w:p>
+                  </w:txbxContent>
+                </v:textbox>
+              </v:shape>
+            </w:pict>
+          </mc:Fallback>
+        </mc:AlternateContent>
+      </w:r>
     </w:p>
     <w:p>
       <w:pPr>
@@ -1439,7 +5035,7 @@
 </file>
 
 <file path=word/endnotes.xml><?xml version="1.0" encoding="utf-8"?>
-<w:endnotes xmlns:wpc="http://schemas.microsoft.com/office/word/2010/wordprocessingCanvas" xmlns:cx="http://schemas.microsoft.com/office/drawing/2014/chartex" xmlns:cx1="http://schemas.microsoft.com/office/drawing/2015/9/8/chartex" xmlns:cx2="http://schemas.microsoft.com/office/drawing/2015/10/21/chartex" xmlns:cx3="http://schemas.microsoft.com/office/drawing/2016/5/9/chartex" xmlns:cx4="http://schemas.microsoft.com/office/drawing/2016/5/10/chartex" xmlns:cx5="http://schemas.microsoft.com/office/drawing/2016/5/11/chartex" xmlns:cx6="http://schemas.microsoft.com/office/drawing/2016/5/12/chartex" xmlns:cx7="http://schemas.microsoft.com/office/drawing/2016/5/13/chartex" xmlns:cx8="http://schemas.microsoft.com/office/drawing/2016/5/14/chartex" xmlns:mc="http://schemas.openxmlformats.org/markup-compatibility/2006" xmlns:aink="http://schemas.microsoft.com/office/drawing/2016/ink" xmlns:am3d="http://schemas.microsoft.com/office/drawing/2017/model3d" xmlns:o="urn:schemas-microsoft-com:office:office" xmlns:oel="http://schemas.microsoft.com/office/2019/extlst" xmlns:r="http://schemas.openxmlformats.org/officeDocument/2006/relationships" xmlns:m="http://schemas.openxmlformats.org/officeDocument/2006/math" xmlns:v="urn:schemas-microsoft-com:vml" xmlns:wp14="http://schemas.microsoft.com/office/word/2010/wordprocessingDrawing" xmlns:wp="http://schemas.openxmlformats.org/drawingml/2006/wordprocessingDrawing" xmlns:w10="urn:schemas-microsoft-com:office:word" xmlns:w="http://schemas.openxmlformats.org/wordprocessingml/2006/main" xmlns:w14="http://schemas.microsoft.com/office/word/2010/wordml" xmlns:w15="http://schemas.microsoft.com/office/word/2012/wordml" xmlns:w16cex="http://schemas.microsoft.com/office/word/2018/wordml/cex" xmlns:w16cid="http://schemas.microsoft.com/office/word/2016/wordml/cid" xmlns:w16="http://schemas.microsoft.com/office/word/2018/wordml" xmlns:w16sdtdh="http://schemas.microsoft.com/office/word/2020/wordml/sdtdatahash" xmlns:w16se="http://schemas.microsoft.com/office/word/2015/wordml/symex" xmlns:wpg="http://schemas.microsoft.com/office/word/2010/wordprocessingGroup" xmlns:wpi="http://schemas.microsoft.com/office/word/2010/wordprocessingInk" xmlns:wne="http://schemas.microsoft.com/office/word/2006/wordml" xmlns:wps="http://schemas.microsoft.com/office/word/2010/wordprocessingShape" mc:Ignorable="w14 w15 w16se w16cid w16 w16cex w16sdtdh wp14">
+<w:endnotes xmlns:wpc="http://schemas.microsoft.com/office/word/2010/wordprocessingCanvas" xmlns:cx="http://schemas.microsoft.com/office/drawing/2014/chartex" xmlns:cx1="http://schemas.microsoft.com/office/drawing/2015/9/8/chartex" xmlns:cx2="http://schemas.microsoft.com/office/drawing/2015/10/21/chartex" xmlns:cx3="http://schemas.microsoft.com/office/drawing/2016/5/9/chartex" xmlns:cx4="http://schemas.microsoft.com/office/drawing/2016/5/10/chartex" xmlns:cx5="http://schemas.microsoft.com/office/drawing/2016/5/11/chartex" xmlns:cx6="http://schemas.microsoft.com/office/drawing/2016/5/12/chartex" xmlns:cx7="http://schemas.microsoft.com/office/drawing/2016/5/13/chartex" xmlns:cx8="http://schemas.microsoft.com/office/drawing/2016/5/14/chartex" xmlns:mc="http://schemas.openxmlformats.org/markup-compatibility/2006" xmlns:aink="http://schemas.microsoft.com/office/drawing/2016/ink" xmlns:am3d="http://schemas.microsoft.com/office/drawing/2017/model3d" xmlns:o="urn:schemas-microsoft-com:office:office" xmlns:oel="http://schemas.microsoft.com/office/2019/extlst" xmlns:r="http://schemas.openxmlformats.org/officeDocument/2006/relationships" xmlns:m="http://schemas.openxmlformats.org/officeDocument/2006/math" xmlns:v="urn:schemas-microsoft-com:vml" xmlns:wp14="http://schemas.microsoft.com/office/word/2010/wordprocessingDrawing" xmlns:wp="http://schemas.openxmlformats.org/drawingml/2006/wordprocessingDrawing" xmlns:w10="urn:schemas-microsoft-com:office:word" xmlns:w="http://schemas.openxmlformats.org/wordprocessingml/2006/main" xmlns:w14="http://schemas.microsoft.com/office/word/2010/wordml" xmlns:w15="http://schemas.microsoft.com/office/word/2012/wordml" xmlns:w16cex="http://schemas.microsoft.com/office/word/2018/wordml/cex" xmlns:w16cid="http://schemas.microsoft.com/office/word/2016/wordml/cid" xmlns:w16="http://schemas.microsoft.com/office/word/2018/wordml" xmlns:w16du="http://schemas.microsoft.com/office/word/2023/wordml/word16du" xmlns:w16sdtdh="http://schemas.microsoft.com/office/word/2020/wordml/sdtdatahash" xmlns:w16sdtfl="http://schemas.microsoft.com/office/word/2024/wordml/sdtformatlock" xmlns:w16se="http://schemas.microsoft.com/office/word/2015/wordml/symex" xmlns:wpg="http://schemas.microsoft.com/office/word/2010/wordprocessingGroup" xmlns:wpi="http://schemas.microsoft.com/office/word/2010/wordprocessingInk" xmlns:wne="http://schemas.microsoft.com/office/word/2006/wordml" xmlns:wps="http://schemas.microsoft.com/office/word/2010/wordprocessingShape" mc:Ignorable="w14 w15 w16se w16cid w16 w16cex w16sdtdh w16sdtfl w16du wp14">
   <w:endnote w:type="separator" w:id="-1">
     <w:p>
       <w:pPr>
@@ -1464,7 +5060,7 @@
 </file>
 
 <file path=word/footnotes.xml><?xml version="1.0" encoding="utf-8"?>
-<w:footnotes xmlns:wpc="http://schemas.microsoft.com/office/word/2010/wordprocessingCanvas" xmlns:cx="http://schemas.microsoft.com/office/drawing/2014/chartex" xmlns:cx1="http://schemas.microsoft.com/office/drawing/2015/9/8/chartex" xmlns:cx2="http://schemas.microsoft.com/office/drawing/2015/10/21/chartex" xmlns:cx3="http://schemas.microsoft.com/office/drawing/2016/5/9/chartex" xmlns:cx4="http://schemas.microsoft.com/office/drawing/2016/5/10/chartex" xmlns:cx5="http://schemas.microsoft.com/office/drawing/2016/5/11/chartex" xmlns:cx6="http://schemas.microsoft.com/office/drawing/2016/5/12/chartex" xmlns:cx7="http://schemas.microsoft.com/office/drawing/2016/5/13/chartex" xmlns:cx8="http://schemas.microsoft.com/office/drawing/2016/5/14/chartex" xmlns:mc="http://schemas.openxmlformats.org/markup-compatibility/2006" xmlns:aink="http://schemas.microsoft.com/office/drawing/2016/ink" xmlns:am3d="http://schemas.microsoft.com/office/drawing/2017/model3d" xmlns:o="urn:schemas-microsoft-com:office:office" xmlns:oel="http://schemas.microsoft.com/office/2019/extlst" xmlns:r="http://schemas.openxmlformats.org/officeDocument/2006/relationships" xmlns:m="http://schemas.openxmlformats.org/officeDocument/2006/math" xmlns:v="urn:schemas-microsoft-com:vml" xmlns:wp14="http://schemas.microsoft.com/office/word/2010/wordprocessingDrawing" xmlns:wp="http://schemas.openxmlformats.org/drawingml/2006/wordprocessingDrawing" xmlns:w10="urn:schemas-microsoft-com:office:word" xmlns:w="http://schemas.openxmlformats.org/wordprocessingml/2006/main" xmlns:w14="http://schemas.microsoft.com/office/word/2010/wordml" xmlns:w15="http://schemas.microsoft.com/office/word/2012/wordml" xmlns:w16cex="http://schemas.microsoft.com/office/word/2018/wordml/cex" xmlns:w16cid="http://schemas.microsoft.com/office/word/2016/wordml/cid" xmlns:w16="http://schemas.microsoft.com/office/word/2018/wordml" xmlns:w16sdtdh="http://schemas.microsoft.com/office/word/2020/wordml/sdtdatahash" xmlns:w16se="http://schemas.microsoft.com/office/word/2015/wordml/symex" xmlns:wpg="http://schemas.microsoft.com/office/word/2010/wordprocessingGroup" xmlns:wpi="http://schemas.microsoft.com/office/word/2010/wordprocessingInk" xmlns:wne="http://schemas.microsoft.com/office/word/2006/wordml" xmlns:wps="http://schemas.microsoft.com/office/word/2010/wordprocessingShape" mc:Ignorable="w14 w15 w16se w16cid w16 w16cex w16sdtdh wp14">
+<w:footnotes xmlns:wpc="http://schemas.microsoft.com/office/word/2010/wordprocessingCanvas" xmlns:cx="http://schemas.microsoft.com/office/drawing/2014/chartex" xmlns:cx1="http://schemas.microsoft.com/office/drawing/2015/9/8/chartex" xmlns:cx2="http://schemas.microsoft.com/office/drawing/2015/10/21/chartex" xmlns:cx3="http://schemas.microsoft.com/office/drawing/2016/5/9/chartex" xmlns:cx4="http://schemas.microsoft.com/office/drawing/2016/5/10/chartex" xmlns:cx5="http://schemas.microsoft.com/office/drawing/2016/5/11/chartex" xmlns:cx6="http://schemas.microsoft.com/office/drawing/2016/5/12/chartex" xmlns:cx7="http://schemas.microsoft.com/office/drawing/2016/5/13/chartex" xmlns:cx8="http://schemas.microsoft.com/office/drawing/2016/5/14/chartex" xmlns:mc="http://schemas.openxmlformats.org/markup-compatibility/2006" xmlns:aink="http://schemas.microsoft.com/office/drawing/2016/ink" xmlns:am3d="http://schemas.microsoft.com/office/drawing/2017/model3d" xmlns:o="urn:schemas-microsoft-com:office:office" xmlns:oel="http://schemas.microsoft.com/office/2019/extlst" xmlns:r="http://schemas.openxmlformats.org/officeDocument/2006/relationships" xmlns:m="http://schemas.openxmlformats.org/officeDocument/2006/math" xmlns:v="urn:schemas-microsoft-com:vml" xmlns:wp14="http://schemas.microsoft.com/office/word/2010/wordprocessingDrawing" xmlns:wp="http://schemas.openxmlformats.org/drawingml/2006/wordprocessingDrawing" xmlns:w10="urn:schemas-microsoft-com:office:word" xmlns:w="http://schemas.openxmlformats.org/wordprocessingml/2006/main" xmlns:w14="http://schemas.microsoft.com/office/word/2010/wordml" xmlns:w15="http://schemas.microsoft.com/office/word/2012/wordml" xmlns:w16cex="http://schemas.microsoft.com/office/word/2018/wordml/cex" xmlns:w16cid="http://schemas.microsoft.com/office/word/2016/wordml/cid" xmlns:w16="http://schemas.microsoft.com/office/word/2018/wordml" xmlns:w16du="http://schemas.microsoft.com/office/word/2023/wordml/word16du" xmlns:w16sdtdh="http://schemas.microsoft.com/office/word/2020/wordml/sdtdatahash" xmlns:w16sdtfl="http://schemas.microsoft.com/office/word/2024/wordml/sdtformatlock" xmlns:w16se="http://schemas.microsoft.com/office/word/2015/wordml/symex" xmlns:wpg="http://schemas.microsoft.com/office/word/2010/wordprocessingGroup" xmlns:wpi="http://schemas.microsoft.com/office/word/2010/wordprocessingInk" xmlns:wne="http://schemas.microsoft.com/office/word/2006/wordml" xmlns:wps="http://schemas.microsoft.com/office/word/2010/wordprocessingShape" mc:Ignorable="w14 w15 w16se w16cid w16 w16cex w16sdtdh w16sdtfl w16du wp14">
   <w:footnote w:type="separator" w:id="-1">
     <w:p>
       <w:pPr>
@@ -1489,10 +5085,10 @@
 </file>
 
 <file path=word/header1.xml><?xml version="1.0" encoding="utf-8"?>
-<w:hdr xmlns:wpc="http://schemas.microsoft.com/office/word/2010/wordprocessingCanvas" xmlns:cx="http://schemas.microsoft.com/office/drawing/2014/chartex" xmlns:cx1="http://schemas.microsoft.com/office/drawing/2015/9/8/chartex" xmlns:cx2="http://schemas.microsoft.com/office/drawing/2015/10/21/chartex" xmlns:cx3="http://schemas.microsoft.com/office/drawing/2016/5/9/chartex" xmlns:cx4="http://schemas.microsoft.com/office/drawing/2016/5/10/chartex" xmlns:cx5="http://schemas.microsoft.com/office/drawing/2016/5/11/chartex" xmlns:cx6="http://schemas.microsoft.com/office/drawing/2016/5/12/chartex" xmlns:cx7="http://schemas.microsoft.com/office/drawing/2016/5/13/chartex" xmlns:cx8="http://schemas.microsoft.com/office/drawing/2016/5/14/chartex" xmlns:mc="http://schemas.openxmlformats.org/markup-compatibility/2006" xmlns:aink="http://schemas.microsoft.com/office/drawing/2016/ink" xmlns:am3d="http://schemas.microsoft.com/office/drawing/2017/model3d" xmlns:o="urn:schemas-microsoft-com:office:office" xmlns:oel="http://schemas.microsoft.com/office/2019/extlst" xmlns:r="http://schemas.openxmlformats.org/officeDocument/2006/relationships" xmlns:m="http://schemas.openxmlformats.org/officeDocument/2006/math" xmlns:v="urn:schemas-microsoft-com:vml" xmlns:wp14="http://schemas.microsoft.com/office/word/2010/wordprocessingDrawing" xmlns:wp="http://schemas.openxmlformats.org/drawingml/2006/wordprocessingDrawing" xmlns:w10="urn:schemas-microsoft-com:office:word" xmlns:w="http://schemas.openxmlformats.org/wordprocessingml/2006/main" xmlns:w14="http://schemas.microsoft.com/office/word/2010/wordml" xmlns:w15="http://schemas.microsoft.com/office/word/2012/wordml" xmlns:w16cex="http://schemas.microsoft.com/office/word/2018/wordml/cex" xmlns:w16cid="http://schemas.microsoft.com/office/word/2016/wordml/cid" xmlns:w16="http://schemas.microsoft.com/office/word/2018/wordml" xmlns:w16sdtdh="http://schemas.microsoft.com/office/word/2020/wordml/sdtdatahash" xmlns:w16se="http://schemas.microsoft.com/office/word/2015/wordml/symex" xmlns:wpg="http://schemas.microsoft.com/office/word/2010/wordprocessingGroup" xmlns:wpi="http://schemas.microsoft.com/office/word/2010/wordprocessingInk" xmlns:wne="http://schemas.microsoft.com/office/word/2006/wordml" xmlns:wps="http://schemas.microsoft.com/office/word/2010/wordprocessingShape" mc:Ignorable="w14 w15 w16se w16cid w16 w16cex w16sdtdh wp14">
+<w:hdr xmlns:wpc="http://schemas.microsoft.com/office/word/2010/wordprocessingCanvas" xmlns:cx="http://schemas.microsoft.com/office/drawing/2014/chartex" xmlns:cx1="http://schemas.microsoft.com/office/drawing/2015/9/8/chartex" xmlns:cx2="http://schemas.microsoft.com/office/drawing/2015/10/21/chartex" xmlns:cx3="http://schemas.microsoft.com/office/drawing/2016/5/9/chartex" xmlns:cx4="http://schemas.microsoft.com/office/drawing/2016/5/10/chartex" xmlns:cx5="http://schemas.microsoft.com/office/drawing/2016/5/11/chartex" xmlns:cx6="http://schemas.microsoft.com/office/drawing/2016/5/12/chartex" xmlns:cx7="http://schemas.microsoft.com/office/drawing/2016/5/13/chartex" xmlns:cx8="http://schemas.microsoft.com/office/drawing/2016/5/14/chartex" xmlns:mc="http://schemas.openxmlformats.org/markup-compatibility/2006" xmlns:aink="http://schemas.microsoft.com/office/drawing/2016/ink" xmlns:am3d="http://schemas.microsoft.com/office/drawing/2017/model3d" xmlns:o="urn:schemas-microsoft-com:office:office" xmlns:oel="http://schemas.microsoft.com/office/2019/extlst" xmlns:r="http://schemas.openxmlformats.org/officeDocument/2006/relationships" xmlns:m="http://schemas.openxmlformats.org/officeDocument/2006/math" xmlns:v="urn:schemas-microsoft-com:vml" xmlns:wp14="http://schemas.microsoft.com/office/word/2010/wordprocessingDrawing" xmlns:wp="http://schemas.openxmlformats.org/drawingml/2006/wordprocessingDrawing" xmlns:w10="urn:schemas-microsoft-com:office:word" xmlns:w="http://schemas.openxmlformats.org/wordprocessingml/2006/main" xmlns:w14="http://schemas.microsoft.com/office/word/2010/wordml" xmlns:w15="http://schemas.microsoft.com/office/word/2012/wordml" xmlns:w16cex="http://schemas.microsoft.com/office/word/2018/wordml/cex" xmlns:w16cid="http://schemas.microsoft.com/office/word/2016/wordml/cid" xmlns:w16="http://schemas.microsoft.com/office/word/2018/wordml" xmlns:w16du="http://schemas.microsoft.com/office/word/2023/wordml/word16du" xmlns:w16sdtdh="http://schemas.microsoft.com/office/word/2020/wordml/sdtdatahash" xmlns:w16sdtfl="http://schemas.microsoft.com/office/word/2024/wordml/sdtformatlock" xmlns:w16se="http://schemas.microsoft.com/office/word/2015/wordml/symex" xmlns:wpg="http://schemas.microsoft.com/office/word/2010/wordprocessingGroup" xmlns:wpi="http://schemas.microsoft.com/office/word/2010/wordprocessingInk" xmlns:wne="http://schemas.microsoft.com/office/word/2006/wordml" xmlns:wps="http://schemas.microsoft.com/office/word/2010/wordprocessingShape" mc:Ignorable="w14 w15 w16se w16cid w16 w16cex w16sdtdh w16sdtfl w16du wp14">
   <w:p>
     <w:pPr>
-      <w:pStyle w:val="a3"/>
+      <w:pStyle w:val="Header"/>
       <w:spacing w:after="240"/>
       <w:ind w:left="720"/>
       <w:rPr>
@@ -1572,7 +5168,47 @@
         <w:bCs/>
         <w:cs/>
       </w:rPr>
-      <w:t xml:space="preserve">บริษัท อินฟินิท เบรน จำกัด  </w:t>
+      <w:t>บริษัท อิน</w:t>
+    </w:r>
+    <w:proofErr w:type="spellStart"/>
+    <w:r>
+      <w:rPr>
+        <w:rFonts w:asciiTheme="majorBidi" w:hAnsiTheme="majorBidi" w:cstheme="majorBidi"/>
+        <w:b/>
+        <w:bCs/>
+        <w:cs/>
+      </w:rPr>
+      <w:t>ฟิ</w:t>
+    </w:r>
+    <w:proofErr w:type="spellEnd"/>
+    <w:r>
+      <w:rPr>
+        <w:rFonts w:asciiTheme="majorBidi" w:hAnsiTheme="majorBidi" w:cstheme="majorBidi"/>
+        <w:b/>
+        <w:bCs/>
+        <w:cs/>
+      </w:rPr>
+      <w:t xml:space="preserve">นิท </w:t>
+    </w:r>
+    <w:proofErr w:type="spellStart"/>
+    <w:r>
+      <w:rPr>
+        <w:rFonts w:asciiTheme="majorBidi" w:hAnsiTheme="majorBidi" w:cstheme="majorBidi"/>
+        <w:b/>
+        <w:bCs/>
+        <w:cs/>
+      </w:rPr>
+      <w:t>เบ</w:t>
+    </w:r>
+    <w:proofErr w:type="spellEnd"/>
+    <w:r>
+      <w:rPr>
+        <w:rFonts w:asciiTheme="majorBidi" w:hAnsiTheme="majorBidi" w:cstheme="majorBidi"/>
+        <w:b/>
+        <w:bCs/>
+        <w:cs/>
+      </w:rPr>
+      <w:t xml:space="preserve">รน จำกัด  </w:t>
     </w:r>
     <w:r>
       <w:rPr>
@@ -1719,7 +5355,7 @@
 </file>
 
 <file path=word/styles.xml><?xml version="1.0" encoding="utf-8"?>
-<w:styles xmlns:mc="http://schemas.openxmlformats.org/markup-compatibility/2006" xmlns:r="http://schemas.openxmlformats.org/officeDocument/2006/relationships" xmlns:w="http://schemas.openxmlformats.org/wordprocessingml/2006/main" xmlns:w14="http://schemas.microsoft.com/office/word/2010/wordml" xmlns:w15="http://schemas.microsoft.com/office/word/2012/wordml" xmlns:w16cex="http://schemas.microsoft.com/office/word/2018/wordml/cex" xmlns:w16cid="http://schemas.microsoft.com/office/word/2016/wordml/cid" xmlns:w16="http://schemas.microsoft.com/office/word/2018/wordml" xmlns:w16sdtdh="http://schemas.microsoft.com/office/word/2020/wordml/sdtdatahash" xmlns:w16se="http://schemas.microsoft.com/office/word/2015/wordml/symex" mc:Ignorable="w14 w15 w16se w16cid w16 w16cex w16sdtdh">
+<w:styles xmlns:mc="http://schemas.openxmlformats.org/markup-compatibility/2006" xmlns:r="http://schemas.openxmlformats.org/officeDocument/2006/relationships" xmlns:w="http://schemas.openxmlformats.org/wordprocessingml/2006/main" xmlns:w14="http://schemas.microsoft.com/office/word/2010/wordml" xmlns:w15="http://schemas.microsoft.com/office/word/2012/wordml" xmlns:w16cex="http://schemas.microsoft.com/office/word/2018/wordml/cex" xmlns:w16cid="http://schemas.microsoft.com/office/word/2016/wordml/cid" xmlns:w16="http://schemas.microsoft.com/office/word/2018/wordml" xmlns:w16du="http://schemas.microsoft.com/office/word/2023/wordml/word16du" xmlns:w16sdtdh="http://schemas.microsoft.com/office/word/2020/wordml/sdtdatahash" xmlns:w16sdtfl="http://schemas.microsoft.com/office/word/2024/wordml/sdtformatlock" xmlns:w16se="http://schemas.microsoft.com/office/word/2015/wordml/symex" mc:Ignorable="w14 w15 w16se w16cid w16 w16cex w16sdtdh w16sdtfl w16du">
   <w:docDefaults>
     <w:rPrDefault>
       <w:rPr>
@@ -2113,17 +5749,16 @@
     <w:lsdException w:name="Unresolved Mention" w:semiHidden="1" w:unhideWhenUsed="1"/>
     <w:lsdException w:name="Smart Link" w:semiHidden="1" w:unhideWhenUsed="1"/>
   </w:latentStyles>
-  <w:style w:type="paragraph" w:default="1" w:styleId="a">
+  <w:style w:type="paragraph" w:default="1" w:styleId="Normal">
     <w:name w:val="Normal"/>
     <w:qFormat/>
   </w:style>
-  <w:style w:type="character" w:default="1" w:styleId="a0">
+  <w:style w:type="character" w:default="1" w:styleId="DefaultParagraphFont">
     <w:name w:val="Default Paragraph Font"/>
     <w:uiPriority w:val="1"/>
-    <w:semiHidden/>
     <w:unhideWhenUsed/>
   </w:style>
-  <w:style w:type="table" w:default="1" w:styleId="a1">
+  <w:style w:type="table" w:default="1" w:styleId="TableNormal">
     <w:name w:val="Normal Table"/>
     <w:uiPriority w:val="99"/>
     <w:semiHidden/>
@@ -2138,16 +5773,16 @@
       </w:tblCellMar>
     </w:tblPr>
   </w:style>
-  <w:style w:type="numbering" w:default="1" w:styleId="a2">
+  <w:style w:type="numbering" w:default="1" w:styleId="NoList">
     <w:name w:val="No List"/>
     <w:uiPriority w:val="99"/>
     <w:semiHidden/>
     <w:unhideWhenUsed/>
   </w:style>
-  <w:style w:type="paragraph" w:styleId="a3">
+  <w:style w:type="paragraph" w:styleId="Header">
     <w:name w:val="header"/>
-    <w:basedOn w:val="a"/>
-    <w:link w:val="a4"/>
+    <w:basedOn w:val="Normal"/>
+    <w:link w:val="HeaderChar"/>
     <w:uiPriority w:val="99"/>
     <w:unhideWhenUsed/>
     <w:rsid w:val="006B41B3"/>
@@ -2159,17 +5794,17 @@
       <w:spacing w:after="0" w:line="240" w:lineRule="auto"/>
     </w:pPr>
   </w:style>
-  <w:style w:type="character" w:customStyle="1" w:styleId="a4">
-    <w:name w:val="หัวกระดาษ อักขระ"/>
-    <w:basedOn w:val="a0"/>
-    <w:link w:val="a3"/>
+  <w:style w:type="character" w:customStyle="1" w:styleId="HeaderChar">
+    <w:name w:val="Header Char"/>
+    <w:basedOn w:val="DefaultParagraphFont"/>
+    <w:link w:val="Header"/>
     <w:uiPriority w:val="99"/>
     <w:rsid w:val="006B41B3"/>
   </w:style>
-  <w:style w:type="paragraph" w:styleId="a5">
+  <w:style w:type="paragraph" w:styleId="Footer">
     <w:name w:val="footer"/>
-    <w:basedOn w:val="a"/>
-    <w:link w:val="a6"/>
+    <w:basedOn w:val="Normal"/>
+    <w:link w:val="FooterChar"/>
     <w:uiPriority w:val="99"/>
     <w:unhideWhenUsed/>
     <w:rsid w:val="006B41B3"/>
@@ -2181,10 +5816,10 @@
       <w:spacing w:after="0" w:line="240" w:lineRule="auto"/>
     </w:pPr>
   </w:style>
-  <w:style w:type="character" w:customStyle="1" w:styleId="a6">
-    <w:name w:val="ท้ายกระดาษ อักขระ"/>
-    <w:basedOn w:val="a0"/>
-    <w:link w:val="a5"/>
+  <w:style w:type="character" w:customStyle="1" w:styleId="FooterChar">
+    <w:name w:val="Footer Char"/>
+    <w:basedOn w:val="DefaultParagraphFont"/>
+    <w:link w:val="Footer"/>
     <w:uiPriority w:val="99"/>
     <w:rsid w:val="006B41B3"/>
   </w:style>

--- a/docs/ใบขอใช้วันหยุดชดเชย สลับวันหยุด.docx
+++ b/docs/ใบขอใช้วันหยุดชดเชย สลับวันหยุด.docx
@@ -896,7 +896,7 @@
                           <w:p>
                             <w:pPr>
                               <w:rPr>
-                                <w:rFonts w:ascii="TH SarabunPSK" w:hAnsi="TH SarabunPSK" w:cs="TH SarabunPSK" w:hint="cs"/>
+                                <w:rFonts w:ascii="TH SarabunPSK" w:hAnsi="TH SarabunPSK" w:cs="TH SarabunPSK"/>
                                 <w:sz w:val="28"/>
                                 <w:cs/>
                               </w:rPr>
@@ -953,7 +953,7 @@
                     <w:p>
                       <w:pPr>
                         <w:rPr>
-                          <w:rFonts w:ascii="TH SarabunPSK" w:hAnsi="TH SarabunPSK" w:cs="TH SarabunPSK" w:hint="cs"/>
+                          <w:rFonts w:ascii="TH SarabunPSK" w:hAnsi="TH SarabunPSK" w:cs="TH SarabunPSK"/>
                           <w:sz w:val="28"/>
                           <w:cs/>
                         </w:rPr>
@@ -1430,18 +1430,18 @@
         <mc:AlternateContent>
           <mc:Choice Requires="wps">
             <w:drawing>
-              <wp:anchor distT="0" distB="0" distL="114300" distR="114300" simplePos="0" relativeHeight="251688960" behindDoc="0" locked="0" layoutInCell="1" allowOverlap="1" wp14:anchorId="73D70B39" wp14:editId="184B7E10">
+              <wp:anchor distT="0" distB="0" distL="114300" distR="114300" simplePos="0" relativeHeight="251684864" behindDoc="0" locked="0" layoutInCell="1" allowOverlap="1" wp14:anchorId="397B55BE" wp14:editId="5C0378A9">
                 <wp:simplePos x="0" y="0"/>
                 <wp:positionH relativeFrom="margin">
-                  <wp:align>right</wp:align>
+                  <wp:posOffset>2677705</wp:posOffset>
                 </wp:positionH>
                 <wp:positionV relativeFrom="paragraph">
-                  <wp:posOffset>273685</wp:posOffset>
+                  <wp:posOffset>260766</wp:posOffset>
                 </wp:positionV>
-                <wp:extent cx="875397" cy="286021"/>
-                <wp:effectExtent l="0" t="0" r="0" b="0"/>
+                <wp:extent cx="305934" cy="320675"/>
+                <wp:effectExtent l="0" t="0" r="0" b="3175"/>
                 <wp:wrapNone/>
-                <wp:docPr id="1086179858" name="Text Box 3"/>
+                <wp:docPr id="11525722" name="Text Box 3"/>
                 <wp:cNvGraphicFramePr/>
                 <a:graphic xmlns:a="http://schemas.openxmlformats.org/drawingml/2006/main">
                   <a:graphicData uri="http://schemas.microsoft.com/office/word/2010/wordprocessingShape">
@@ -1450,7 +1450,7 @@
                       <wps:spPr>
                         <a:xfrm>
                           <a:off x="0" y="0"/>
-                          <a:ext cx="875397" cy="286021"/>
+                          <a:ext cx="305934" cy="320675"/>
                         </a:xfrm>
                         <a:prstGeom prst="rect">
                           <a:avLst/>
@@ -1482,7 +1482,7 @@
                                 <w:rFonts w:ascii="TH SarabunPSK" w:hAnsi="TH SarabunPSK" w:cs="TH SarabunPSK"/>
                                 <w:sz w:val="28"/>
                               </w:rPr>
-                              <w:t>end_day</w:t>
+                              <w:t>swap_day</w:t>
                             </w:r>
                             <w:proofErr w:type="spellEnd"/>
                             <w:r>
@@ -1494,10 +1494,11 @@
                             </w:r>
                             <w:r>
                               <w:rPr>
-                                <w:rFonts w:ascii="TH SarabunPSK" w:hAnsi="TH SarabunPSK" w:cs="TH SarabunPSK"/>
-                                <w:sz w:val="28"/>
-                              </w:rPr>
-                              <w:t>-</w:t>
+                                <w:rFonts w:ascii="TH SarabunPSK" w:hAnsi="TH SarabunPSK" w:cs="TH SarabunPSK" w:hint="cs"/>
+                                <w:sz w:val="28"/>
+                                <w:cs/>
+                              </w:rPr>
+                              <w:t xml:space="preserve"> </w:t>
                             </w:r>
                             <w:r>
                               <w:rPr>
@@ -1512,7 +1513,7 @@
                                 <w:rFonts w:ascii="TH SarabunPSK" w:hAnsi="TH SarabunPSK" w:cs="TH SarabunPSK"/>
                                 <w:sz w:val="28"/>
                               </w:rPr>
-                              <w:t>end_month</w:t>
+                              <w:t>swap_month</w:t>
                             </w:r>
                             <w:proofErr w:type="spellEnd"/>
                             <w:r>
@@ -1524,10 +1525,11 @@
                             </w:r>
                             <w:r>
                               <w:rPr>
-                                <w:rFonts w:ascii="TH SarabunPSK" w:hAnsi="TH SarabunPSK" w:cs="TH SarabunPSK"/>
-                                <w:sz w:val="28"/>
-                              </w:rPr>
-                              <w:t>-</w:t>
+                                <w:rFonts w:ascii="TH SarabunPSK" w:hAnsi="TH SarabunPSK" w:cs="TH SarabunPSK" w:hint="cs"/>
+                                <w:sz w:val="28"/>
+                                <w:cs/>
+                              </w:rPr>
+                              <w:t xml:space="preserve"> </w:t>
                             </w:r>
                             <w:r>
                               <w:rPr>
@@ -1542,7 +1544,7 @@
                                 <w:rFonts w:ascii="TH SarabunPSK" w:hAnsi="TH SarabunPSK" w:cs="TH SarabunPSK"/>
                                 <w:sz w:val="28"/>
                               </w:rPr>
-                              <w:t>end_year</w:t>
+                              <w:t>swap_year</w:t>
                             </w:r>
                             <w:proofErr w:type="spellEnd"/>
                             <w:r>
@@ -1575,7 +1577,7 @@
           </mc:Choice>
           <mc:Fallback>
             <w:pict>
-              <v:shape w14:anchorId="73D70B39" id="_x0000_s1034" type="#_x0000_t202" style="position:absolute;left:0;text-align:left;margin-left:17.75pt;margin-top:21.55pt;width:68.95pt;height:22.5pt;z-index:251688960;visibility:visible;mso-wrap-style:square;mso-width-percent:0;mso-height-percent:0;mso-wrap-distance-left:9pt;mso-wrap-distance-top:0;mso-wrap-distance-right:9pt;mso-wrap-distance-bottom:0;mso-position-horizontal:right;mso-position-horizontal-relative:margin;mso-position-vertical:absolute;mso-position-vertical-relative:text;mso-width-percent:0;mso-height-percent:0;mso-width-relative:margin;mso-height-relative:margin;v-text-anchor:top" o:gfxdata="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" filled="f" stroked="f" strokeweight=".5pt">
+              <v:shape w14:anchorId="397B55BE" id="_x0000_s1034" type="#_x0000_t202" style="position:absolute;left:0;text-align:left;margin-left:210.85pt;margin-top:20.55pt;width:24.1pt;height:25.25pt;z-index:251684864;visibility:visible;mso-wrap-style:square;mso-width-percent:0;mso-height-percent:0;mso-wrap-distance-left:9pt;mso-wrap-distance-top:0;mso-wrap-distance-right:9pt;mso-wrap-distance-bottom:0;mso-position-horizontal:absolute;mso-position-horizontal-relative:margin;mso-position-vertical:absolute;mso-position-vertical-relative:text;mso-width-percent:0;mso-height-percent:0;mso-width-relative:margin;mso-height-relative:margin;v-text-anchor:top" o:gfxdata="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" filled="f" stroked="f" strokeweight=".5pt">
                 <v:textbox>
                   <w:txbxContent>
                     <w:p>
@@ -1598,7 +1600,7 @@
                           <w:rFonts w:ascii="TH SarabunPSK" w:hAnsi="TH SarabunPSK" w:cs="TH SarabunPSK"/>
                           <w:sz w:val="28"/>
                         </w:rPr>
-                        <w:t>end_day</w:t>
+                        <w:t>swap_day</w:t>
                       </w:r>
                       <w:proofErr w:type="spellEnd"/>
                       <w:r>
@@ -1610,10 +1612,11 @@
                       </w:r>
                       <w:r>
                         <w:rPr>
-                          <w:rFonts w:ascii="TH SarabunPSK" w:hAnsi="TH SarabunPSK" w:cs="TH SarabunPSK"/>
-                          <w:sz w:val="28"/>
-                        </w:rPr>
-                        <w:t>-</w:t>
+                          <w:rFonts w:ascii="TH SarabunPSK" w:hAnsi="TH SarabunPSK" w:cs="TH SarabunPSK" w:hint="cs"/>
+                          <w:sz w:val="28"/>
+                          <w:cs/>
+                        </w:rPr>
+                        <w:t xml:space="preserve"> </w:t>
                       </w:r>
                       <w:r>
                         <w:rPr>
@@ -1628,7 +1631,7 @@
                           <w:rFonts w:ascii="TH SarabunPSK" w:hAnsi="TH SarabunPSK" w:cs="TH SarabunPSK"/>
                           <w:sz w:val="28"/>
                         </w:rPr>
-                        <w:t>end_month</w:t>
+                        <w:t>swap_month</w:t>
                       </w:r>
                       <w:proofErr w:type="spellEnd"/>
                       <w:r>
@@ -1640,10 +1643,11 @@
                       </w:r>
                       <w:r>
                         <w:rPr>
-                          <w:rFonts w:ascii="TH SarabunPSK" w:hAnsi="TH SarabunPSK" w:cs="TH SarabunPSK"/>
-                          <w:sz w:val="28"/>
-                        </w:rPr>
-                        <w:t>-</w:t>
+                          <w:rFonts w:ascii="TH SarabunPSK" w:hAnsi="TH SarabunPSK" w:cs="TH SarabunPSK" w:hint="cs"/>
+                          <w:sz w:val="28"/>
+                          <w:cs/>
+                        </w:rPr>
+                        <w:t xml:space="preserve"> </w:t>
                       </w:r>
                       <w:r>
                         <w:rPr>
@@ -1658,7 +1662,7 @@
                           <w:rFonts w:ascii="TH SarabunPSK" w:hAnsi="TH SarabunPSK" w:cs="TH SarabunPSK"/>
                           <w:sz w:val="28"/>
                         </w:rPr>
-                        <w:t>end_year</w:t>
+                        <w:t>swap_year</w:t>
                       </w:r>
                       <w:proofErr w:type="spellEnd"/>
                       <w:r>
@@ -1689,18 +1693,18 @@
         <mc:AlternateContent>
           <mc:Choice Requires="wps">
             <w:drawing>
-              <wp:anchor distT="0" distB="0" distL="114300" distR="114300" simplePos="0" relativeHeight="251686912" behindDoc="0" locked="0" layoutInCell="1" allowOverlap="1" wp14:anchorId="76601C6F" wp14:editId="77CD3214">
+              <wp:anchor distT="0" distB="0" distL="114300" distR="114300" simplePos="0" relativeHeight="251682816" behindDoc="0" locked="0" layoutInCell="1" allowOverlap="1" wp14:anchorId="710329FC" wp14:editId="743A813E">
                 <wp:simplePos x="0" y="0"/>
                 <wp:positionH relativeFrom="column">
-                  <wp:posOffset>3787610</wp:posOffset>
+                  <wp:posOffset>2677608</wp:posOffset>
                 </wp:positionH>
                 <wp:positionV relativeFrom="paragraph">
-                  <wp:posOffset>269673</wp:posOffset>
+                  <wp:posOffset>263263</wp:posOffset>
                 </wp:positionV>
-                <wp:extent cx="775724" cy="290355"/>
-                <wp:effectExtent l="0" t="0" r="0" b="0"/>
+                <wp:extent cx="315257" cy="337820"/>
+                <wp:effectExtent l="0" t="0" r="0" b="5080"/>
                 <wp:wrapNone/>
-                <wp:docPr id="834629319" name="Text Box 3"/>
+                <wp:docPr id="1308827892" name="Text Box 3"/>
                 <wp:cNvGraphicFramePr/>
                 <a:graphic xmlns:a="http://schemas.openxmlformats.org/drawingml/2006/main">
                   <a:graphicData uri="http://schemas.microsoft.com/office/word/2010/wordprocessingShape">
@@ -1709,7 +1713,7 @@
                       <wps:spPr>
                         <a:xfrm>
                           <a:off x="0" y="0"/>
-                          <a:ext cx="775724" cy="290355"/>
+                          <a:ext cx="315257" cy="337820"/>
                         </a:xfrm>
                         <a:prstGeom prst="rect">
                           <a:avLst/>
@@ -1741,7 +1745,7 @@
                                 <w:rFonts w:ascii="TH SarabunPSK" w:hAnsi="TH SarabunPSK" w:cs="TH SarabunPSK"/>
                                 <w:sz w:val="28"/>
                               </w:rPr>
-                              <w:t>start_day</w:t>
+                              <w:t>compensate_day</w:t>
                             </w:r>
                             <w:proofErr w:type="spellEnd"/>
                             <w:r>
@@ -1753,10 +1757,11 @@
                             </w:r>
                             <w:r>
                               <w:rPr>
-                                <w:rFonts w:ascii="TH SarabunPSK" w:hAnsi="TH SarabunPSK" w:cs="TH SarabunPSK"/>
-                                <w:sz w:val="28"/>
-                              </w:rPr>
-                              <w:t>-</w:t>
+                                <w:rFonts w:ascii="TH SarabunPSK" w:hAnsi="TH SarabunPSK" w:cs="TH SarabunPSK" w:hint="cs"/>
+                                <w:sz w:val="28"/>
+                                <w:cs/>
+                              </w:rPr>
+                              <w:t xml:space="preserve"> </w:t>
                             </w:r>
                             <w:r>
                               <w:rPr>
@@ -1771,7 +1776,7 @@
                                 <w:rFonts w:ascii="TH SarabunPSK" w:hAnsi="TH SarabunPSK" w:cs="TH SarabunPSK"/>
                                 <w:sz w:val="28"/>
                               </w:rPr>
-                              <w:t>start_month</w:t>
+                              <w:t>compensate_month</w:t>
                             </w:r>
                             <w:proofErr w:type="spellEnd"/>
                             <w:r>
@@ -1783,10 +1788,11 @@
                             </w:r>
                             <w:r>
                               <w:rPr>
-                                <w:rFonts w:ascii="TH SarabunPSK" w:hAnsi="TH SarabunPSK" w:cs="TH SarabunPSK"/>
-                                <w:sz w:val="28"/>
-                              </w:rPr>
-                              <w:t>-</w:t>
+                                <w:rFonts w:ascii="TH SarabunPSK" w:hAnsi="TH SarabunPSK" w:cs="TH SarabunPSK" w:hint="cs"/>
+                                <w:sz w:val="28"/>
+                                <w:cs/>
+                              </w:rPr>
+                              <w:t xml:space="preserve"> </w:t>
                             </w:r>
                             <w:r>
                               <w:rPr>
@@ -1801,7 +1807,7 @@
                                 <w:rFonts w:ascii="TH SarabunPSK" w:hAnsi="TH SarabunPSK" w:cs="TH SarabunPSK"/>
                                 <w:sz w:val="28"/>
                               </w:rPr>
-                              <w:t>start_year</w:t>
+                              <w:t>compensate_year</w:t>
                             </w:r>
                             <w:proofErr w:type="spellEnd"/>
                             <w:r>
@@ -1834,7 +1840,7 @@
           </mc:Choice>
           <mc:Fallback>
             <w:pict>
-              <v:shape w14:anchorId="76601C6F" id="_x0000_s1035" type="#_x0000_t202" style="position:absolute;left:0;text-align:left;margin-left:298.25pt;margin-top:21.25pt;width:61.1pt;height:22.85pt;z-index:251686912;visibility:visible;mso-wrap-style:square;mso-width-percent:0;mso-height-percent:0;mso-wrap-distance-left:9pt;mso-wrap-distance-top:0;mso-wrap-distance-right:9pt;mso-wrap-distance-bottom:0;mso-position-horizontal:absolute;mso-position-horizontal-relative:text;mso-position-vertical:absolute;mso-position-vertical-relative:text;mso-width-percent:0;mso-height-percent:0;mso-width-relative:margin;mso-height-relative:margin;v-text-anchor:top" o:gfxdata="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" filled="f" stroked="f" strokeweight=".5pt">
+              <v:shape w14:anchorId="710329FC" id="_x0000_s1035" type="#_x0000_t202" style="position:absolute;left:0;text-align:left;margin-left:210.85pt;margin-top:20.75pt;width:24.8pt;height:26.6pt;z-index:251682816;visibility:visible;mso-wrap-style:square;mso-width-percent:0;mso-height-percent:0;mso-wrap-distance-left:9pt;mso-wrap-distance-top:0;mso-wrap-distance-right:9pt;mso-wrap-distance-bottom:0;mso-position-horizontal:absolute;mso-position-horizontal-relative:text;mso-position-vertical:absolute;mso-position-vertical-relative:text;mso-width-percent:0;mso-height-percent:0;mso-width-relative:margin;mso-height-relative:margin;v-text-anchor:top" o:gfxdata="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" filled="f" stroked="f" strokeweight=".5pt">
                 <v:textbox>
                   <w:txbxContent>
                     <w:p>
@@ -1857,7 +1863,7 @@
                           <w:rFonts w:ascii="TH SarabunPSK" w:hAnsi="TH SarabunPSK" w:cs="TH SarabunPSK"/>
                           <w:sz w:val="28"/>
                         </w:rPr>
-                        <w:t>start_day</w:t>
+                        <w:t>compensate_day</w:t>
                       </w:r>
                       <w:proofErr w:type="spellEnd"/>
                       <w:r>
@@ -1869,10 +1875,11 @@
                       </w:r>
                       <w:r>
                         <w:rPr>
-                          <w:rFonts w:ascii="TH SarabunPSK" w:hAnsi="TH SarabunPSK" w:cs="TH SarabunPSK"/>
-                          <w:sz w:val="28"/>
-                        </w:rPr>
-                        <w:t>-</w:t>
+                          <w:rFonts w:ascii="TH SarabunPSK" w:hAnsi="TH SarabunPSK" w:cs="TH SarabunPSK" w:hint="cs"/>
+                          <w:sz w:val="28"/>
+                          <w:cs/>
+                        </w:rPr>
+                        <w:t xml:space="preserve"> </w:t>
                       </w:r>
                       <w:r>
                         <w:rPr>
@@ -1887,7 +1894,7 @@
                           <w:rFonts w:ascii="TH SarabunPSK" w:hAnsi="TH SarabunPSK" w:cs="TH SarabunPSK"/>
                           <w:sz w:val="28"/>
                         </w:rPr>
-                        <w:t>start_month</w:t>
+                        <w:t>compensate_month</w:t>
                       </w:r>
                       <w:proofErr w:type="spellEnd"/>
                       <w:r>
@@ -1899,10 +1906,11 @@
                       </w:r>
                       <w:r>
                         <w:rPr>
-                          <w:rFonts w:ascii="TH SarabunPSK" w:hAnsi="TH SarabunPSK" w:cs="TH SarabunPSK"/>
-                          <w:sz w:val="28"/>
-                        </w:rPr>
-                        <w:t>-</w:t>
+                          <w:rFonts w:ascii="TH SarabunPSK" w:hAnsi="TH SarabunPSK" w:cs="TH SarabunPSK" w:hint="cs"/>
+                          <w:sz w:val="28"/>
+                          <w:cs/>
+                        </w:rPr>
+                        <w:t xml:space="preserve"> </w:t>
                       </w:r>
                       <w:r>
                         <w:rPr>
@@ -1917,7 +1925,7 @@
                           <w:rFonts w:ascii="TH SarabunPSK" w:hAnsi="TH SarabunPSK" w:cs="TH SarabunPSK"/>
                           <w:sz w:val="28"/>
                         </w:rPr>
-                        <w:t>start_year</w:t>
+                        <w:t>compensate_year</w:t>
                       </w:r>
                       <w:proofErr w:type="spellEnd"/>
                       <w:r>
@@ -1947,18 +1955,18 @@
         <mc:AlternateContent>
           <mc:Choice Requires="wps">
             <w:drawing>
-              <wp:anchor distT="0" distB="0" distL="114300" distR="114300" simplePos="0" relativeHeight="251684864" behindDoc="0" locked="0" layoutInCell="1" allowOverlap="1" wp14:anchorId="397B55BE" wp14:editId="0559D687">
+              <wp:anchor distT="0" distB="0" distL="114300" distR="114300" simplePos="0" relativeHeight="251686912" behindDoc="0" locked="0" layoutInCell="1" allowOverlap="1" wp14:anchorId="76601C6F" wp14:editId="7CBCDA08">
                 <wp:simplePos x="0" y="0"/>
-                <wp:positionH relativeFrom="margin">
-                  <wp:align>center</wp:align>
+                <wp:positionH relativeFrom="column">
+                  <wp:posOffset>3809740</wp:posOffset>
                 </wp:positionH>
                 <wp:positionV relativeFrom="paragraph">
-                  <wp:posOffset>260561</wp:posOffset>
+                  <wp:posOffset>268643</wp:posOffset>
                 </wp:positionV>
-                <wp:extent cx="294688" cy="320690"/>
-                <wp:effectExtent l="0" t="0" r="0" b="3175"/>
+                <wp:extent cx="785228" cy="290195"/>
+                <wp:effectExtent l="0" t="0" r="0" b="0"/>
                 <wp:wrapNone/>
-                <wp:docPr id="11525722" name="Text Box 3"/>
+                <wp:docPr id="834629319" name="Text Box 3"/>
                 <wp:cNvGraphicFramePr/>
                 <a:graphic xmlns:a="http://schemas.openxmlformats.org/drawingml/2006/main">
                   <a:graphicData uri="http://schemas.microsoft.com/office/word/2010/wordprocessingShape">
@@ -1967,7 +1975,7 @@
                       <wps:spPr>
                         <a:xfrm>
                           <a:off x="0" y="0"/>
-                          <a:ext cx="294688" cy="320690"/>
+                          <a:ext cx="785228" cy="290195"/>
                         </a:xfrm>
                         <a:prstGeom prst="rect">
                           <a:avLst/>
@@ -1999,7 +2007,7 @@
                                 <w:rFonts w:ascii="TH SarabunPSK" w:hAnsi="TH SarabunPSK" w:cs="TH SarabunPSK"/>
                                 <w:sz w:val="28"/>
                               </w:rPr>
-                              <w:t>swap_day</w:t>
+                              <w:t>start_day</w:t>
                             </w:r>
                             <w:proofErr w:type="spellEnd"/>
                             <w:r>
@@ -2011,10 +2019,11 @@
                             </w:r>
                             <w:r>
                               <w:rPr>
-                                <w:rFonts w:ascii="TH SarabunPSK" w:hAnsi="TH SarabunPSK" w:cs="TH SarabunPSK"/>
-                                <w:sz w:val="28"/>
-                              </w:rPr>
-                              <w:t>-</w:t>
+                                <w:rFonts w:ascii="TH SarabunPSK" w:hAnsi="TH SarabunPSK" w:cs="TH SarabunPSK" w:hint="cs"/>
+                                <w:sz w:val="28"/>
+                                <w:cs/>
+                              </w:rPr>
+                              <w:t xml:space="preserve"> </w:t>
                             </w:r>
                             <w:r>
                               <w:rPr>
@@ -2029,7 +2038,7 @@
                                 <w:rFonts w:ascii="TH SarabunPSK" w:hAnsi="TH SarabunPSK" w:cs="TH SarabunPSK"/>
                                 <w:sz w:val="28"/>
                               </w:rPr>
-                              <w:t>swap_month</w:t>
+                              <w:t>start_month</w:t>
                             </w:r>
                             <w:proofErr w:type="spellEnd"/>
                             <w:r>
@@ -2041,10 +2050,11 @@
                             </w:r>
                             <w:r>
                               <w:rPr>
-                                <w:rFonts w:ascii="TH SarabunPSK" w:hAnsi="TH SarabunPSK" w:cs="TH SarabunPSK"/>
-                                <w:sz w:val="28"/>
-                              </w:rPr>
-                              <w:t>-</w:t>
+                                <w:rFonts w:ascii="TH SarabunPSK" w:hAnsi="TH SarabunPSK" w:cs="TH SarabunPSK" w:hint="cs"/>
+                                <w:sz w:val="28"/>
+                                <w:cs/>
+                              </w:rPr>
+                              <w:t xml:space="preserve"> </w:t>
                             </w:r>
                             <w:r>
                               <w:rPr>
@@ -2059,7 +2069,7 @@
                                 <w:rFonts w:ascii="TH SarabunPSK" w:hAnsi="TH SarabunPSK" w:cs="TH SarabunPSK"/>
                                 <w:sz w:val="28"/>
                               </w:rPr>
-                              <w:t>swap_year</w:t>
+                              <w:t>start_year</w:t>
                             </w:r>
                             <w:proofErr w:type="spellEnd"/>
                             <w:r>
@@ -2092,7 +2102,7 @@
           </mc:Choice>
           <mc:Fallback>
             <w:pict>
-              <v:shape w14:anchorId="397B55BE" id="_x0000_s1036" type="#_x0000_t202" style="position:absolute;left:0;text-align:left;margin-left:0;margin-top:20.5pt;width:23.2pt;height:25.25pt;z-index:251684864;visibility:visible;mso-wrap-style:square;mso-width-percent:0;mso-height-percent:0;mso-wrap-distance-left:9pt;mso-wrap-distance-top:0;mso-wrap-distance-right:9pt;mso-wrap-distance-bottom:0;mso-position-horizontal:center;mso-position-horizontal-relative:margin;mso-position-vertical:absolute;mso-position-vertical-relative:text;mso-width-percent:0;mso-height-percent:0;mso-width-relative:margin;mso-height-relative:margin;v-text-anchor:top" o:gfxdata="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" filled="f" stroked="f" strokeweight=".5pt">
+              <v:shape w14:anchorId="76601C6F" id="_x0000_s1036" type="#_x0000_t202" style="position:absolute;left:0;text-align:left;margin-left:300pt;margin-top:21.15pt;width:61.85pt;height:22.85pt;z-index:251686912;visibility:visible;mso-wrap-style:square;mso-width-percent:0;mso-height-percent:0;mso-wrap-distance-left:9pt;mso-wrap-distance-top:0;mso-wrap-distance-right:9pt;mso-wrap-distance-bottom:0;mso-position-horizontal:absolute;mso-position-horizontal-relative:text;mso-position-vertical:absolute;mso-position-vertical-relative:text;mso-width-percent:0;mso-height-percent:0;mso-width-relative:margin;mso-height-relative:margin;v-text-anchor:top" o:gfxdata="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" filled="f" stroked="f" strokeweight=".5pt">
                 <v:textbox>
                   <w:txbxContent>
                     <w:p>
@@ -2115,7 +2125,7 @@
                           <w:rFonts w:ascii="TH SarabunPSK" w:hAnsi="TH SarabunPSK" w:cs="TH SarabunPSK"/>
                           <w:sz w:val="28"/>
                         </w:rPr>
-                        <w:t>swap_day</w:t>
+                        <w:t>start_day</w:t>
                       </w:r>
                       <w:proofErr w:type="spellEnd"/>
                       <w:r>
@@ -2127,10 +2137,11 @@
                       </w:r>
                       <w:r>
                         <w:rPr>
-                          <w:rFonts w:ascii="TH SarabunPSK" w:hAnsi="TH SarabunPSK" w:cs="TH SarabunPSK"/>
-                          <w:sz w:val="28"/>
-                        </w:rPr>
-                        <w:t>-</w:t>
+                          <w:rFonts w:ascii="TH SarabunPSK" w:hAnsi="TH SarabunPSK" w:cs="TH SarabunPSK" w:hint="cs"/>
+                          <w:sz w:val="28"/>
+                          <w:cs/>
+                        </w:rPr>
+                        <w:t xml:space="preserve"> </w:t>
                       </w:r>
                       <w:r>
                         <w:rPr>
@@ -2145,7 +2156,7 @@
                           <w:rFonts w:ascii="TH SarabunPSK" w:hAnsi="TH SarabunPSK" w:cs="TH SarabunPSK"/>
                           <w:sz w:val="28"/>
                         </w:rPr>
-                        <w:t>swap_month</w:t>
+                        <w:t>start_month</w:t>
                       </w:r>
                       <w:proofErr w:type="spellEnd"/>
                       <w:r>
@@ -2157,10 +2168,11 @@
                       </w:r>
                       <w:r>
                         <w:rPr>
-                          <w:rFonts w:ascii="TH SarabunPSK" w:hAnsi="TH SarabunPSK" w:cs="TH SarabunPSK"/>
-                          <w:sz w:val="28"/>
-                        </w:rPr>
-                        <w:t>-</w:t>
+                          <w:rFonts w:ascii="TH SarabunPSK" w:hAnsi="TH SarabunPSK" w:cs="TH SarabunPSK" w:hint="cs"/>
+                          <w:sz w:val="28"/>
+                          <w:cs/>
+                        </w:rPr>
+                        <w:t xml:space="preserve"> </w:t>
                       </w:r>
                       <w:r>
                         <w:rPr>
@@ -2175,7 +2187,7 @@
                           <w:rFonts w:ascii="TH SarabunPSK" w:hAnsi="TH SarabunPSK" w:cs="TH SarabunPSK"/>
                           <w:sz w:val="28"/>
                         </w:rPr>
-                        <w:t>swap_year</w:t>
+                        <w:t>start_year</w:t>
                       </w:r>
                       <w:proofErr w:type="spellEnd"/>
                       <w:r>
@@ -2188,7 +2200,6 @@
                     </w:p>
                   </w:txbxContent>
                 </v:textbox>
-                <w10:wrap anchorx="margin"/>
               </v:shape>
             </w:pict>
           </mc:Fallback>
@@ -2206,18 +2217,18 @@
         <mc:AlternateContent>
           <mc:Choice Requires="wps">
             <w:drawing>
-              <wp:anchor distT="0" distB="0" distL="114300" distR="114300" simplePos="0" relativeHeight="251682816" behindDoc="0" locked="0" layoutInCell="1" allowOverlap="1" wp14:anchorId="710329FC" wp14:editId="446F4BA6">
+              <wp:anchor distT="0" distB="0" distL="114300" distR="114300" simplePos="0" relativeHeight="251688960" behindDoc="0" locked="0" layoutInCell="1" allowOverlap="1" wp14:anchorId="73D70B39" wp14:editId="7BA965DB">
                 <wp:simplePos x="0" y="0"/>
-                <wp:positionH relativeFrom="column">
-                  <wp:posOffset>2708507</wp:posOffset>
+                <wp:positionH relativeFrom="margin">
+                  <wp:posOffset>4846818</wp:posOffset>
                 </wp:positionH>
                 <wp:positionV relativeFrom="paragraph">
-                  <wp:posOffset>260979</wp:posOffset>
+                  <wp:posOffset>268766</wp:posOffset>
                 </wp:positionV>
-                <wp:extent cx="342358" cy="338025"/>
-                <wp:effectExtent l="0" t="0" r="0" b="5080"/>
+                <wp:extent cx="809023" cy="286021"/>
+                <wp:effectExtent l="0" t="0" r="0" b="0"/>
                 <wp:wrapNone/>
-                <wp:docPr id="1308827892" name="Text Box 3"/>
+                <wp:docPr id="1086179858" name="Text Box 3"/>
                 <wp:cNvGraphicFramePr/>
                 <a:graphic xmlns:a="http://schemas.openxmlformats.org/drawingml/2006/main">
                   <a:graphicData uri="http://schemas.microsoft.com/office/word/2010/wordprocessingShape">
@@ -2226,7 +2237,7 @@
                       <wps:spPr>
                         <a:xfrm>
                           <a:off x="0" y="0"/>
-                          <a:ext cx="342358" cy="338025"/>
+                          <a:ext cx="809023" cy="286021"/>
                         </a:xfrm>
                         <a:prstGeom prst="rect">
                           <a:avLst/>
@@ -2258,7 +2269,7 @@
                                 <w:rFonts w:ascii="TH SarabunPSK" w:hAnsi="TH SarabunPSK" w:cs="TH SarabunPSK"/>
                                 <w:sz w:val="28"/>
                               </w:rPr>
-                              <w:t>compensate_day</w:t>
+                              <w:t>end_day</w:t>
                             </w:r>
                             <w:proofErr w:type="spellEnd"/>
                             <w:r>
@@ -2270,10 +2281,11 @@
                             </w:r>
                             <w:r>
                               <w:rPr>
-                                <w:rFonts w:ascii="TH SarabunPSK" w:hAnsi="TH SarabunPSK" w:cs="TH SarabunPSK"/>
-                                <w:sz w:val="28"/>
-                              </w:rPr>
-                              <w:t>-</w:t>
+                                <w:rFonts w:ascii="TH SarabunPSK" w:hAnsi="TH SarabunPSK" w:cs="TH SarabunPSK" w:hint="cs"/>
+                                <w:sz w:val="28"/>
+                                <w:cs/>
+                              </w:rPr>
+                              <w:t xml:space="preserve"> </w:t>
                             </w:r>
                             <w:r>
                               <w:rPr>
@@ -2288,7 +2300,7 @@
                                 <w:rFonts w:ascii="TH SarabunPSK" w:hAnsi="TH SarabunPSK" w:cs="TH SarabunPSK"/>
                                 <w:sz w:val="28"/>
                               </w:rPr>
-                              <w:t>compensate_month</w:t>
+                              <w:t>end_month</w:t>
                             </w:r>
                             <w:proofErr w:type="spellEnd"/>
                             <w:r>
@@ -2300,10 +2312,11 @@
                             </w:r>
                             <w:r>
                               <w:rPr>
-                                <w:rFonts w:ascii="TH SarabunPSK" w:hAnsi="TH SarabunPSK" w:cs="TH SarabunPSK"/>
-                                <w:sz w:val="28"/>
-                              </w:rPr>
-                              <w:t>-</w:t>
+                                <w:rFonts w:ascii="TH SarabunPSK" w:hAnsi="TH SarabunPSK" w:cs="TH SarabunPSK" w:hint="cs"/>
+                                <w:sz w:val="28"/>
+                                <w:cs/>
+                              </w:rPr>
+                              <w:t xml:space="preserve"> </w:t>
                             </w:r>
                             <w:r>
                               <w:rPr>
@@ -2318,7 +2331,7 @@
                                 <w:rFonts w:ascii="TH SarabunPSK" w:hAnsi="TH SarabunPSK" w:cs="TH SarabunPSK"/>
                                 <w:sz w:val="28"/>
                               </w:rPr>
-                              <w:t>compensate_year</w:t>
+                              <w:t>end_year</w:t>
                             </w:r>
                             <w:proofErr w:type="spellEnd"/>
                             <w:r>
@@ -2351,7 +2364,7 @@
           </mc:Choice>
           <mc:Fallback>
             <w:pict>
-              <v:shape w14:anchorId="710329FC" id="_x0000_s1037" type="#_x0000_t202" style="position:absolute;left:0;text-align:left;margin-left:213.25pt;margin-top:20.55pt;width:26.95pt;height:26.6pt;z-index:251682816;visibility:visible;mso-wrap-style:square;mso-width-percent:0;mso-height-percent:0;mso-wrap-distance-left:9pt;mso-wrap-distance-top:0;mso-wrap-distance-right:9pt;mso-wrap-distance-bottom:0;mso-position-horizontal:absolute;mso-position-horizontal-relative:text;mso-position-vertical:absolute;mso-position-vertical-relative:text;mso-width-percent:0;mso-height-percent:0;mso-width-relative:margin;mso-height-relative:margin;v-text-anchor:top" o:gfxdata="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" filled="f" stroked="f" strokeweight=".5pt">
+              <v:shape w14:anchorId="73D70B39" id="_x0000_s1037" type="#_x0000_t202" style="position:absolute;left:0;text-align:left;margin-left:381.65pt;margin-top:21.15pt;width:63.7pt;height:22.5pt;z-index:251688960;visibility:visible;mso-wrap-style:square;mso-width-percent:0;mso-height-percent:0;mso-wrap-distance-left:9pt;mso-wrap-distance-top:0;mso-wrap-distance-right:9pt;mso-wrap-distance-bottom:0;mso-position-horizontal:absolute;mso-position-horizontal-relative:margin;mso-position-vertical:absolute;mso-position-vertical-relative:text;mso-width-percent:0;mso-height-percent:0;mso-width-relative:margin;mso-height-relative:margin;v-text-anchor:top" o:gfxdata="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" filled="f" stroked="f" strokeweight=".5pt">
                 <v:textbox>
                   <w:txbxContent>
                     <w:p>
@@ -2374,7 +2387,7 @@
                           <w:rFonts w:ascii="TH SarabunPSK" w:hAnsi="TH SarabunPSK" w:cs="TH SarabunPSK"/>
                           <w:sz w:val="28"/>
                         </w:rPr>
-                        <w:t>compensate_day</w:t>
+                        <w:t>end_day</w:t>
                       </w:r>
                       <w:proofErr w:type="spellEnd"/>
                       <w:r>
@@ -2386,10 +2399,11 @@
                       </w:r>
                       <w:r>
                         <w:rPr>
-                          <w:rFonts w:ascii="TH SarabunPSK" w:hAnsi="TH SarabunPSK" w:cs="TH SarabunPSK"/>
-                          <w:sz w:val="28"/>
-                        </w:rPr>
-                        <w:t>-</w:t>
+                          <w:rFonts w:ascii="TH SarabunPSK" w:hAnsi="TH SarabunPSK" w:cs="TH SarabunPSK" w:hint="cs"/>
+                          <w:sz w:val="28"/>
+                          <w:cs/>
+                        </w:rPr>
+                        <w:t xml:space="preserve"> </w:t>
                       </w:r>
                       <w:r>
                         <w:rPr>
@@ -2404,7 +2418,7 @@
                           <w:rFonts w:ascii="TH SarabunPSK" w:hAnsi="TH SarabunPSK" w:cs="TH SarabunPSK"/>
                           <w:sz w:val="28"/>
                         </w:rPr>
-                        <w:t>compensate_month</w:t>
+                        <w:t>end_month</w:t>
                       </w:r>
                       <w:proofErr w:type="spellEnd"/>
                       <w:r>
@@ -2416,10 +2430,11 @@
                       </w:r>
                       <w:r>
                         <w:rPr>
-                          <w:rFonts w:ascii="TH SarabunPSK" w:hAnsi="TH SarabunPSK" w:cs="TH SarabunPSK"/>
-                          <w:sz w:val="28"/>
-                        </w:rPr>
-                        <w:t>-</w:t>
+                          <w:rFonts w:ascii="TH SarabunPSK" w:hAnsi="TH SarabunPSK" w:cs="TH SarabunPSK" w:hint="cs"/>
+                          <w:sz w:val="28"/>
+                          <w:cs/>
+                        </w:rPr>
+                        <w:t xml:space="preserve"> </w:t>
                       </w:r>
                       <w:r>
                         <w:rPr>
@@ -2434,7 +2449,7 @@
                           <w:rFonts w:ascii="TH SarabunPSK" w:hAnsi="TH SarabunPSK" w:cs="TH SarabunPSK"/>
                           <w:sz w:val="28"/>
                         </w:rPr>
-                        <w:t>compensate_year</w:t>
+                        <w:t>end_year</w:t>
                       </w:r>
                       <w:proofErr w:type="spellEnd"/>
                       <w:r>
@@ -2447,6 +2462,7 @@
                     </w:p>
                   </w:txbxContent>
                 </v:textbox>
+                <w10:wrap anchorx="margin"/>
               </v:shape>
             </w:pict>
           </mc:Fallback>
@@ -2854,7 +2870,7 @@
         <mc:AlternateContent>
           <mc:Choice Requires="wps">
             <w:drawing>
-              <wp:anchor distT="0" distB="0" distL="114300" distR="114300" simplePos="0" relativeHeight="251693056" behindDoc="0" locked="0" layoutInCell="1" allowOverlap="1" wp14:anchorId="00641547" wp14:editId="0EDD3959">
+              <wp:anchor distT="0" distB="0" distL="114300" distR="114300" simplePos="0" relativeHeight="251693056" behindDoc="0" locked="0" layoutInCell="1" allowOverlap="1" wp14:anchorId="00641547" wp14:editId="7690F0DD">
                 <wp:simplePos x="0" y="0"/>
                 <wp:positionH relativeFrom="column">
                   <wp:posOffset>3579059</wp:posOffset>
@@ -4834,11 +4850,7 @@
           </mc:Choice>
           <mc:Fallback>
             <w:pict>
-              <v:shapetype w14:anchorId="24D3CEC4" id="_x0000_t202" coordsize="21600,21600" o:spt="202" path="m,l,21600r21600,l21600,xe">
-                <v:stroke joinstyle="miter"/>
-                <v:path gradientshapeok="t" o:connecttype="rect"/>
-              </v:shapetype>
-              <v:shape id="Text Box 7" o:spid="_x0000_s1026" type="#_x0000_t202" style="position:absolute;left:0;text-align:left;margin-left:166.35pt;margin-top:428.4pt;width:175.05pt;height:25.8pt;z-index:251660288;visibility:visible;mso-wrap-style:square;mso-width-percent:0;mso-height-percent:0;mso-wrap-distance-left:9pt;mso-wrap-distance-top:0;mso-wrap-distance-right:9pt;mso-wrap-distance-bottom:0;mso-position-horizontal:absolute;mso-position-horizontal-relative:text;mso-position-vertical:absolute;mso-position-vertical-relative:text;mso-width-percent:0;mso-height-percent:0;mso-width-relative:page;mso-height-relative:page;v-text-anchor:top" o:gfxdata="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" stroked="f">
+              <v:shape w14:anchorId="24D3CEC4" id="Text Box 7" o:spid="_x0000_s1048" type="#_x0000_t202" style="position:absolute;left:0;text-align:left;margin-left:166.35pt;margin-top:428.4pt;width:175.05pt;height:25.8pt;z-index:251660288;visibility:visible;mso-wrap-style:square;mso-width-percent:0;mso-height-percent:0;mso-wrap-distance-left:9pt;mso-wrap-distance-top:0;mso-wrap-distance-right:9pt;mso-wrap-distance-bottom:0;mso-position-horizontal:absolute;mso-position-horizontal-relative:text;mso-position-vertical:absolute;mso-position-vertical-relative:text;mso-width-percent:0;mso-height-percent:0;mso-width-relative:page;mso-height-relative:page;v-text-anchor:top" o:gfxdata="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" stroked="f">
                 <v:textbox>
                   <w:txbxContent>
                     <w:p>
@@ -5756,6 +5768,7 @@
   <w:style w:type="character" w:default="1" w:styleId="DefaultParagraphFont">
     <w:name w:val="Default Paragraph Font"/>
     <w:uiPriority w:val="1"/>
+    <w:semiHidden/>
     <w:unhideWhenUsed/>
   </w:style>
   <w:style w:type="table" w:default="1" w:styleId="TableNormal">

--- a/docs/ใบขอใช้วันหยุดชดเชย สลับวันหยุด.docx
+++ b/docs/ใบขอใช้วันหยุดชดเชย สลับวันหยุด.docx
@@ -132,7 +132,6 @@
                               </w:rPr>
                               <w:t>${</w:t>
                             </w:r>
-                            <w:proofErr w:type="spellStart"/>
                             <w:r>
                               <w:rPr>
                                 <w:rFonts w:ascii="TH SarabunPSK" w:hAnsi="TH SarabunPSK" w:cs="TH SarabunPSK"/>
@@ -140,7 +139,6 @@
                               </w:rPr>
                               <w:t>date_year</w:t>
                             </w:r>
-                            <w:proofErr w:type="spellEnd"/>
                             <w:r>
                               <w:rPr>
                                 <w:rFonts w:ascii="TH SarabunPSK" w:hAnsi="TH SarabunPSK" w:cs="TH SarabunPSK" w:hint="cs"/>
@@ -192,7 +190,6 @@
                         </w:rPr>
                         <w:t>${</w:t>
                       </w:r>
-                      <w:proofErr w:type="spellStart"/>
                       <w:r>
                         <w:rPr>
                           <w:rFonts w:ascii="TH SarabunPSK" w:hAnsi="TH SarabunPSK" w:cs="TH SarabunPSK"/>
@@ -200,7 +197,6 @@
                         </w:rPr>
                         <w:t>date_year</w:t>
                       </w:r>
-                      <w:proofErr w:type="spellEnd"/>
                       <w:r>
                         <w:rPr>
                           <w:rFonts w:ascii="TH SarabunPSK" w:hAnsi="TH SarabunPSK" w:cs="TH SarabunPSK" w:hint="cs"/>
@@ -275,7 +271,6 @@
                               </w:rPr>
                               <w:t>${</w:t>
                             </w:r>
-                            <w:proofErr w:type="spellStart"/>
                             <w:r>
                               <w:rPr>
                                 <w:rFonts w:ascii="TH SarabunPSK" w:hAnsi="TH SarabunPSK" w:cs="TH SarabunPSK"/>
@@ -283,7 +278,6 @@
                               </w:rPr>
                               <w:t>date_month</w:t>
                             </w:r>
-                            <w:proofErr w:type="spellEnd"/>
                             <w:r>
                               <w:rPr>
                                 <w:rFonts w:ascii="TH SarabunPSK" w:hAnsi="TH SarabunPSK" w:cs="TH SarabunPSK" w:hint="cs"/>
@@ -331,7 +325,6 @@
                         </w:rPr>
                         <w:t>${</w:t>
                       </w:r>
-                      <w:proofErr w:type="spellStart"/>
                       <w:r>
                         <w:rPr>
                           <w:rFonts w:ascii="TH SarabunPSK" w:hAnsi="TH SarabunPSK" w:cs="TH SarabunPSK"/>
@@ -339,7 +332,6 @@
                         </w:rPr>
                         <w:t>date_month</w:t>
                       </w:r>
-                      <w:proofErr w:type="spellEnd"/>
                       <w:r>
                         <w:rPr>
                           <w:rFonts w:ascii="TH SarabunPSK" w:hAnsi="TH SarabunPSK" w:cs="TH SarabunPSK" w:hint="cs"/>
@@ -413,7 +405,6 @@
                               </w:rPr>
                               <w:t>${</w:t>
                             </w:r>
-                            <w:proofErr w:type="spellStart"/>
                             <w:r>
                               <w:rPr>
                                 <w:rFonts w:ascii="TH SarabunPSK" w:hAnsi="TH SarabunPSK" w:cs="TH SarabunPSK"/>
@@ -421,7 +412,6 @@
                               </w:rPr>
                               <w:t>date_day</w:t>
                             </w:r>
-                            <w:proofErr w:type="spellEnd"/>
                             <w:r>
                               <w:rPr>
                                 <w:rFonts w:ascii="TH SarabunPSK" w:hAnsi="TH SarabunPSK" w:cs="TH SarabunPSK" w:hint="cs"/>
@@ -469,7 +459,6 @@
                         </w:rPr>
                         <w:t>${</w:t>
                       </w:r>
-                      <w:proofErr w:type="spellStart"/>
                       <w:r>
                         <w:rPr>
                           <w:rFonts w:ascii="TH SarabunPSK" w:hAnsi="TH SarabunPSK" w:cs="TH SarabunPSK"/>
@@ -477,7 +466,6 @@
                         </w:rPr>
                         <w:t>date_day</w:t>
                       </w:r>
-                      <w:proofErr w:type="spellEnd"/>
                       <w:r>
                         <w:rPr>
                           <w:rFonts w:ascii="TH SarabunPSK" w:hAnsi="TH SarabunPSK" w:cs="TH SarabunPSK" w:hint="cs"/>
@@ -565,7 +553,6 @@
                               </w:rPr>
                               <w:t>${</w:t>
                             </w:r>
-                            <w:proofErr w:type="spellStart"/>
                             <w:r>
                               <w:rPr>
                                 <w:rFonts w:ascii="TH SarabunPSK" w:hAnsi="TH SarabunPSK" w:cs="TH SarabunPSK"/>
@@ -573,7 +560,6 @@
                               </w:rPr>
                               <w:t>check_swap</w:t>
                             </w:r>
-                            <w:proofErr w:type="spellEnd"/>
                             <w:r>
                               <w:rPr>
                                 <w:rFonts w:ascii="TH SarabunPSK" w:hAnsi="TH SarabunPSK" w:cs="TH SarabunPSK"/>
@@ -621,7 +607,6 @@
                         </w:rPr>
                         <w:t>${</w:t>
                       </w:r>
-                      <w:proofErr w:type="spellStart"/>
                       <w:r>
                         <w:rPr>
                           <w:rFonts w:ascii="TH SarabunPSK" w:hAnsi="TH SarabunPSK" w:cs="TH SarabunPSK"/>
@@ -629,7 +614,6 @@
                         </w:rPr>
                         <w:t>check_swap</w:t>
                       </w:r>
-                      <w:proofErr w:type="spellEnd"/>
                       <w:r>
                         <w:rPr>
                           <w:rFonts w:ascii="TH SarabunPSK" w:hAnsi="TH SarabunPSK" w:cs="TH SarabunPSK"/>
@@ -703,7 +687,6 @@
                               </w:rPr>
                               <w:t>${</w:t>
                             </w:r>
-                            <w:proofErr w:type="spellStart"/>
                             <w:r>
                               <w:rPr>
                                 <w:rFonts w:ascii="TH SarabunPSK" w:hAnsi="TH SarabunPSK" w:cs="TH SarabunPSK"/>
@@ -711,7 +694,6 @@
                               </w:rPr>
                               <w:t>check_compensate</w:t>
                             </w:r>
-                            <w:proofErr w:type="spellEnd"/>
                             <w:r>
                               <w:rPr>
                                 <w:rFonts w:ascii="TH SarabunPSK" w:hAnsi="TH SarabunPSK" w:cs="TH SarabunPSK"/>
@@ -759,7 +741,6 @@
                         </w:rPr>
                         <w:t>${</w:t>
                       </w:r>
-                      <w:proofErr w:type="spellStart"/>
                       <w:r>
                         <w:rPr>
                           <w:rFonts w:ascii="TH SarabunPSK" w:hAnsi="TH SarabunPSK" w:cs="TH SarabunPSK"/>
@@ -767,7 +748,6 @@
                         </w:rPr>
                         <w:t>check_compensate</w:t>
                       </w:r>
-                      <w:proofErr w:type="spellEnd"/>
                       <w:r>
                         <w:rPr>
                           <w:rFonts w:ascii="TH SarabunPSK" w:hAnsi="TH SarabunPSK" w:cs="TH SarabunPSK"/>
@@ -1270,7 +1250,6 @@
                               </w:rPr>
                               <w:t>${</w:t>
                             </w:r>
-                            <w:proofErr w:type="spellStart"/>
                             <w:r>
                               <w:rPr>
                                 <w:rFonts w:ascii="TH SarabunPSK" w:hAnsi="TH SarabunPSK" w:cs="TH SarabunPSK"/>
@@ -1278,7 +1257,6 @@
                               </w:rPr>
                               <w:t>prefix_employee_name</w:t>
                             </w:r>
-                            <w:proofErr w:type="spellEnd"/>
                             <w:r>
                               <w:rPr>
                                 <w:rFonts w:ascii="TH SarabunPSK" w:hAnsi="TH SarabunPSK" w:cs="TH SarabunPSK"/>
@@ -1341,7 +1319,6 @@
                         </w:rPr>
                         <w:t>${</w:t>
                       </w:r>
-                      <w:proofErr w:type="spellStart"/>
                       <w:r>
                         <w:rPr>
                           <w:rFonts w:ascii="TH SarabunPSK" w:hAnsi="TH SarabunPSK" w:cs="TH SarabunPSK"/>
@@ -1349,7 +1326,6 @@
                         </w:rPr>
                         <w:t>prefix_employee_name</w:t>
                       </w:r>
-                      <w:proofErr w:type="spellEnd"/>
                       <w:r>
                         <w:rPr>
                           <w:rFonts w:ascii="TH SarabunPSK" w:hAnsi="TH SarabunPSK" w:cs="TH SarabunPSK"/>
@@ -1476,7 +1452,6 @@
                               </w:rPr>
                               <w:t>${</w:t>
                             </w:r>
-                            <w:proofErr w:type="spellStart"/>
                             <w:r>
                               <w:rPr>
                                 <w:rFonts w:ascii="TH SarabunPSK" w:hAnsi="TH SarabunPSK" w:cs="TH SarabunPSK"/>
@@ -1484,7 +1459,6 @@
                               </w:rPr>
                               <w:t>swap_day</w:t>
                             </w:r>
-                            <w:proofErr w:type="spellEnd"/>
                             <w:r>
                               <w:rPr>
                                 <w:rFonts w:ascii="TH SarabunPSK" w:hAnsi="TH SarabunPSK" w:cs="TH SarabunPSK"/>
@@ -1507,7 +1481,6 @@
                               </w:rPr>
                               <w:t>${</w:t>
                             </w:r>
-                            <w:proofErr w:type="spellStart"/>
                             <w:r>
                               <w:rPr>
                                 <w:rFonts w:ascii="TH SarabunPSK" w:hAnsi="TH SarabunPSK" w:cs="TH SarabunPSK"/>
@@ -1515,7 +1488,6 @@
                               </w:rPr>
                               <w:t>swap_month</w:t>
                             </w:r>
-                            <w:proofErr w:type="spellEnd"/>
                             <w:r>
                               <w:rPr>
                                 <w:rFonts w:ascii="TH SarabunPSK" w:hAnsi="TH SarabunPSK" w:cs="TH SarabunPSK"/>
@@ -1538,7 +1510,6 @@
                               </w:rPr>
                               <w:t>${</w:t>
                             </w:r>
-                            <w:proofErr w:type="spellStart"/>
                             <w:r>
                               <w:rPr>
                                 <w:rFonts w:ascii="TH SarabunPSK" w:hAnsi="TH SarabunPSK" w:cs="TH SarabunPSK"/>
@@ -1546,7 +1517,6 @@
                               </w:rPr>
                               <w:t>swap_year</w:t>
                             </w:r>
-                            <w:proofErr w:type="spellEnd"/>
                             <w:r>
                               <w:rPr>
                                 <w:rFonts w:ascii="TH SarabunPSK" w:hAnsi="TH SarabunPSK" w:cs="TH SarabunPSK"/>
@@ -1594,7 +1564,6 @@
                         </w:rPr>
                         <w:t>${</w:t>
                       </w:r>
-                      <w:proofErr w:type="spellStart"/>
                       <w:r>
                         <w:rPr>
                           <w:rFonts w:ascii="TH SarabunPSK" w:hAnsi="TH SarabunPSK" w:cs="TH SarabunPSK"/>
@@ -1602,7 +1571,6 @@
                         </w:rPr>
                         <w:t>swap_day</w:t>
                       </w:r>
-                      <w:proofErr w:type="spellEnd"/>
                       <w:r>
                         <w:rPr>
                           <w:rFonts w:ascii="TH SarabunPSK" w:hAnsi="TH SarabunPSK" w:cs="TH SarabunPSK"/>
@@ -1625,7 +1593,6 @@
                         </w:rPr>
                         <w:t>${</w:t>
                       </w:r>
-                      <w:proofErr w:type="spellStart"/>
                       <w:r>
                         <w:rPr>
                           <w:rFonts w:ascii="TH SarabunPSK" w:hAnsi="TH SarabunPSK" w:cs="TH SarabunPSK"/>
@@ -1633,7 +1600,6 @@
                         </w:rPr>
                         <w:t>swap_month</w:t>
                       </w:r>
-                      <w:proofErr w:type="spellEnd"/>
                       <w:r>
                         <w:rPr>
                           <w:rFonts w:ascii="TH SarabunPSK" w:hAnsi="TH SarabunPSK" w:cs="TH SarabunPSK"/>
@@ -1656,7 +1622,6 @@
                         </w:rPr>
                         <w:t>${</w:t>
                       </w:r>
-                      <w:proofErr w:type="spellStart"/>
                       <w:r>
                         <w:rPr>
                           <w:rFonts w:ascii="TH SarabunPSK" w:hAnsi="TH SarabunPSK" w:cs="TH SarabunPSK"/>
@@ -1664,7 +1629,6 @@
                         </w:rPr>
                         <w:t>swap_year</w:t>
                       </w:r>
-                      <w:proofErr w:type="spellEnd"/>
                       <w:r>
                         <w:rPr>
                           <w:rFonts w:ascii="TH SarabunPSK" w:hAnsi="TH SarabunPSK" w:cs="TH SarabunPSK"/>
@@ -1739,7 +1703,6 @@
                               </w:rPr>
                               <w:t>${</w:t>
                             </w:r>
-                            <w:proofErr w:type="spellStart"/>
                             <w:r>
                               <w:rPr>
                                 <w:rFonts w:ascii="TH SarabunPSK" w:hAnsi="TH SarabunPSK" w:cs="TH SarabunPSK"/>
@@ -1747,7 +1710,6 @@
                               </w:rPr>
                               <w:t>compensate_day</w:t>
                             </w:r>
-                            <w:proofErr w:type="spellEnd"/>
                             <w:r>
                               <w:rPr>
                                 <w:rFonts w:ascii="TH SarabunPSK" w:hAnsi="TH SarabunPSK" w:cs="TH SarabunPSK"/>
@@ -1770,7 +1732,6 @@
                               </w:rPr>
                               <w:t>${</w:t>
                             </w:r>
-                            <w:proofErr w:type="spellStart"/>
                             <w:r>
                               <w:rPr>
                                 <w:rFonts w:ascii="TH SarabunPSK" w:hAnsi="TH SarabunPSK" w:cs="TH SarabunPSK"/>
@@ -1778,7 +1739,6 @@
                               </w:rPr>
                               <w:t>compensate_month</w:t>
                             </w:r>
-                            <w:proofErr w:type="spellEnd"/>
                             <w:r>
                               <w:rPr>
                                 <w:rFonts w:ascii="TH SarabunPSK" w:hAnsi="TH SarabunPSK" w:cs="TH SarabunPSK"/>
@@ -1801,7 +1761,6 @@
                               </w:rPr>
                               <w:t>${</w:t>
                             </w:r>
-                            <w:proofErr w:type="spellStart"/>
                             <w:r>
                               <w:rPr>
                                 <w:rFonts w:ascii="TH SarabunPSK" w:hAnsi="TH SarabunPSK" w:cs="TH SarabunPSK"/>
@@ -1809,7 +1768,6 @@
                               </w:rPr>
                               <w:t>compensate_year</w:t>
                             </w:r>
-                            <w:proofErr w:type="spellEnd"/>
                             <w:r>
                               <w:rPr>
                                 <w:rFonts w:ascii="TH SarabunPSK" w:hAnsi="TH SarabunPSK" w:cs="TH SarabunPSK"/>
@@ -1857,7 +1815,6 @@
                         </w:rPr>
                         <w:t>${</w:t>
                       </w:r>
-                      <w:proofErr w:type="spellStart"/>
                       <w:r>
                         <w:rPr>
                           <w:rFonts w:ascii="TH SarabunPSK" w:hAnsi="TH SarabunPSK" w:cs="TH SarabunPSK"/>
@@ -1865,7 +1822,6 @@
                         </w:rPr>
                         <w:t>compensate_day</w:t>
                       </w:r>
-                      <w:proofErr w:type="spellEnd"/>
                       <w:r>
                         <w:rPr>
                           <w:rFonts w:ascii="TH SarabunPSK" w:hAnsi="TH SarabunPSK" w:cs="TH SarabunPSK"/>
@@ -1888,7 +1844,6 @@
                         </w:rPr>
                         <w:t>${</w:t>
                       </w:r>
-                      <w:proofErr w:type="spellStart"/>
                       <w:r>
                         <w:rPr>
                           <w:rFonts w:ascii="TH SarabunPSK" w:hAnsi="TH SarabunPSK" w:cs="TH SarabunPSK"/>
@@ -1896,7 +1851,6 @@
                         </w:rPr>
                         <w:t>compensate_month</w:t>
                       </w:r>
-                      <w:proofErr w:type="spellEnd"/>
                       <w:r>
                         <w:rPr>
                           <w:rFonts w:ascii="TH SarabunPSK" w:hAnsi="TH SarabunPSK" w:cs="TH SarabunPSK"/>
@@ -1919,7 +1873,6 @@
                         </w:rPr>
                         <w:t>${</w:t>
                       </w:r>
-                      <w:proofErr w:type="spellStart"/>
                       <w:r>
                         <w:rPr>
                           <w:rFonts w:ascii="TH SarabunPSK" w:hAnsi="TH SarabunPSK" w:cs="TH SarabunPSK"/>
@@ -1927,7 +1880,6 @@
                         </w:rPr>
                         <w:t>compensate_year</w:t>
                       </w:r>
-                      <w:proofErr w:type="spellEnd"/>
                       <w:r>
                         <w:rPr>
                           <w:rFonts w:ascii="TH SarabunPSK" w:hAnsi="TH SarabunPSK" w:cs="TH SarabunPSK"/>
@@ -1999,23 +1951,7 @@
                                 <w:rFonts w:ascii="TH SarabunPSK" w:hAnsi="TH SarabunPSK" w:cs="TH SarabunPSK"/>
                                 <w:sz w:val="28"/>
                               </w:rPr>
-                              <w:t>${</w:t>
-                            </w:r>
-                            <w:proofErr w:type="spellStart"/>
-                            <w:r>
-                              <w:rPr>
-                                <w:rFonts w:ascii="TH SarabunPSK" w:hAnsi="TH SarabunPSK" w:cs="TH SarabunPSK"/>
-                                <w:sz w:val="28"/>
-                              </w:rPr>
-                              <w:t>start_day</w:t>
-                            </w:r>
-                            <w:proofErr w:type="spellEnd"/>
-                            <w:r>
-                              <w:rPr>
-                                <w:rFonts w:ascii="TH SarabunPSK" w:hAnsi="TH SarabunPSK" w:cs="TH SarabunPSK"/>
-                                <w:sz w:val="28"/>
-                              </w:rPr>
-                              <w:t>}</w:t>
+                              <w:t>${start_day}</w:t>
                             </w:r>
                             <w:r>
                               <w:rPr>
@@ -2030,23 +1966,7 @@
                                 <w:rFonts w:ascii="TH SarabunPSK" w:hAnsi="TH SarabunPSK" w:cs="TH SarabunPSK"/>
                                 <w:sz w:val="28"/>
                               </w:rPr>
-                              <w:t>${</w:t>
-                            </w:r>
-                            <w:proofErr w:type="spellStart"/>
-                            <w:r>
-                              <w:rPr>
-                                <w:rFonts w:ascii="TH SarabunPSK" w:hAnsi="TH SarabunPSK" w:cs="TH SarabunPSK"/>
-                                <w:sz w:val="28"/>
-                              </w:rPr>
-                              <w:t>start_month</w:t>
-                            </w:r>
-                            <w:proofErr w:type="spellEnd"/>
-                            <w:r>
-                              <w:rPr>
-                                <w:rFonts w:ascii="TH SarabunPSK" w:hAnsi="TH SarabunPSK" w:cs="TH SarabunPSK"/>
-                                <w:sz w:val="28"/>
-                              </w:rPr>
-                              <w:t>}</w:t>
+                              <w:t>${start_month}</w:t>
                             </w:r>
                             <w:r>
                               <w:rPr>
@@ -2061,23 +1981,7 @@
                                 <w:rFonts w:ascii="TH SarabunPSK" w:hAnsi="TH SarabunPSK" w:cs="TH SarabunPSK"/>
                                 <w:sz w:val="28"/>
                               </w:rPr>
-                              <w:t>${</w:t>
-                            </w:r>
-                            <w:proofErr w:type="spellStart"/>
-                            <w:r>
-                              <w:rPr>
-                                <w:rFonts w:ascii="TH SarabunPSK" w:hAnsi="TH SarabunPSK" w:cs="TH SarabunPSK"/>
-                                <w:sz w:val="28"/>
-                              </w:rPr>
-                              <w:t>start_year</w:t>
-                            </w:r>
-                            <w:proofErr w:type="spellEnd"/>
-                            <w:r>
-                              <w:rPr>
-                                <w:rFonts w:ascii="TH SarabunPSK" w:hAnsi="TH SarabunPSK" w:cs="TH SarabunPSK"/>
-                                <w:sz w:val="28"/>
-                              </w:rPr>
-                              <w:t>}</w:t>
+                              <w:t>${start_year}</w:t>
                             </w:r>
                           </w:p>
                         </w:txbxContent>
@@ -2117,23 +2021,7 @@
                           <w:rFonts w:ascii="TH SarabunPSK" w:hAnsi="TH SarabunPSK" w:cs="TH SarabunPSK"/>
                           <w:sz w:val="28"/>
                         </w:rPr>
-                        <w:t>${</w:t>
-                      </w:r>
-                      <w:proofErr w:type="spellStart"/>
-                      <w:r>
-                        <w:rPr>
-                          <w:rFonts w:ascii="TH SarabunPSK" w:hAnsi="TH SarabunPSK" w:cs="TH SarabunPSK"/>
-                          <w:sz w:val="28"/>
-                        </w:rPr>
-                        <w:t>start_day</w:t>
-                      </w:r>
-                      <w:proofErr w:type="spellEnd"/>
-                      <w:r>
-                        <w:rPr>
-                          <w:rFonts w:ascii="TH SarabunPSK" w:hAnsi="TH SarabunPSK" w:cs="TH SarabunPSK"/>
-                          <w:sz w:val="28"/>
-                        </w:rPr>
-                        <w:t>}</w:t>
+                        <w:t>${start_day}</w:t>
                       </w:r>
                       <w:r>
                         <w:rPr>
@@ -2148,23 +2036,7 @@
                           <w:rFonts w:ascii="TH SarabunPSK" w:hAnsi="TH SarabunPSK" w:cs="TH SarabunPSK"/>
                           <w:sz w:val="28"/>
                         </w:rPr>
-                        <w:t>${</w:t>
-                      </w:r>
-                      <w:proofErr w:type="spellStart"/>
-                      <w:r>
-                        <w:rPr>
-                          <w:rFonts w:ascii="TH SarabunPSK" w:hAnsi="TH SarabunPSK" w:cs="TH SarabunPSK"/>
-                          <w:sz w:val="28"/>
-                        </w:rPr>
-                        <w:t>start_month</w:t>
-                      </w:r>
-                      <w:proofErr w:type="spellEnd"/>
-                      <w:r>
-                        <w:rPr>
-                          <w:rFonts w:ascii="TH SarabunPSK" w:hAnsi="TH SarabunPSK" w:cs="TH SarabunPSK"/>
-                          <w:sz w:val="28"/>
-                        </w:rPr>
-                        <w:t>}</w:t>
+                        <w:t>${start_month}</w:t>
                       </w:r>
                       <w:r>
                         <w:rPr>
@@ -2179,23 +2051,7 @@
                           <w:rFonts w:ascii="TH SarabunPSK" w:hAnsi="TH SarabunPSK" w:cs="TH SarabunPSK"/>
                           <w:sz w:val="28"/>
                         </w:rPr>
-                        <w:t>${</w:t>
-                      </w:r>
-                      <w:proofErr w:type="spellStart"/>
-                      <w:r>
-                        <w:rPr>
-                          <w:rFonts w:ascii="TH SarabunPSK" w:hAnsi="TH SarabunPSK" w:cs="TH SarabunPSK"/>
-                          <w:sz w:val="28"/>
-                        </w:rPr>
-                        <w:t>start_year</w:t>
-                      </w:r>
-                      <w:proofErr w:type="spellEnd"/>
-                      <w:r>
-                        <w:rPr>
-                          <w:rFonts w:ascii="TH SarabunPSK" w:hAnsi="TH SarabunPSK" w:cs="TH SarabunPSK"/>
-                          <w:sz w:val="28"/>
-                        </w:rPr>
-                        <w:t>}</w:t>
+                        <w:t>${start_year}</w:t>
                       </w:r>
                     </w:p>
                   </w:txbxContent>
@@ -2261,23 +2117,7 @@
                                 <w:rFonts w:ascii="TH SarabunPSK" w:hAnsi="TH SarabunPSK" w:cs="TH SarabunPSK"/>
                                 <w:sz w:val="28"/>
                               </w:rPr>
-                              <w:t>${</w:t>
-                            </w:r>
-                            <w:proofErr w:type="spellStart"/>
-                            <w:r>
-                              <w:rPr>
-                                <w:rFonts w:ascii="TH SarabunPSK" w:hAnsi="TH SarabunPSK" w:cs="TH SarabunPSK"/>
-                                <w:sz w:val="28"/>
-                              </w:rPr>
-                              <w:t>end_day</w:t>
-                            </w:r>
-                            <w:proofErr w:type="spellEnd"/>
-                            <w:r>
-                              <w:rPr>
-                                <w:rFonts w:ascii="TH SarabunPSK" w:hAnsi="TH SarabunPSK" w:cs="TH SarabunPSK"/>
-                                <w:sz w:val="28"/>
-                              </w:rPr>
-                              <w:t>}</w:t>
+                              <w:t>${end_day}</w:t>
                             </w:r>
                             <w:r>
                               <w:rPr>
@@ -2292,23 +2132,7 @@
                                 <w:rFonts w:ascii="TH SarabunPSK" w:hAnsi="TH SarabunPSK" w:cs="TH SarabunPSK"/>
                                 <w:sz w:val="28"/>
                               </w:rPr>
-                              <w:t>${</w:t>
-                            </w:r>
-                            <w:proofErr w:type="spellStart"/>
-                            <w:r>
-                              <w:rPr>
-                                <w:rFonts w:ascii="TH SarabunPSK" w:hAnsi="TH SarabunPSK" w:cs="TH SarabunPSK"/>
-                                <w:sz w:val="28"/>
-                              </w:rPr>
-                              <w:t>end_month</w:t>
-                            </w:r>
-                            <w:proofErr w:type="spellEnd"/>
-                            <w:r>
-                              <w:rPr>
-                                <w:rFonts w:ascii="TH SarabunPSK" w:hAnsi="TH SarabunPSK" w:cs="TH SarabunPSK"/>
-                                <w:sz w:val="28"/>
-                              </w:rPr>
-                              <w:t>}</w:t>
+                              <w:t>${end_month}</w:t>
                             </w:r>
                             <w:r>
                               <w:rPr>
@@ -2323,23 +2147,7 @@
                                 <w:rFonts w:ascii="TH SarabunPSK" w:hAnsi="TH SarabunPSK" w:cs="TH SarabunPSK"/>
                                 <w:sz w:val="28"/>
                               </w:rPr>
-                              <w:t>${</w:t>
-                            </w:r>
-                            <w:proofErr w:type="spellStart"/>
-                            <w:r>
-                              <w:rPr>
-                                <w:rFonts w:ascii="TH SarabunPSK" w:hAnsi="TH SarabunPSK" w:cs="TH SarabunPSK"/>
-                                <w:sz w:val="28"/>
-                              </w:rPr>
-                              <w:t>end_year</w:t>
-                            </w:r>
-                            <w:proofErr w:type="spellEnd"/>
-                            <w:r>
-                              <w:rPr>
-                                <w:rFonts w:ascii="TH SarabunPSK" w:hAnsi="TH SarabunPSK" w:cs="TH SarabunPSK"/>
-                                <w:sz w:val="28"/>
-                              </w:rPr>
-                              <w:t>}</w:t>
+                              <w:t>${end_year}</w:t>
                             </w:r>
                           </w:p>
                         </w:txbxContent>
@@ -2379,23 +2187,7 @@
                           <w:rFonts w:ascii="TH SarabunPSK" w:hAnsi="TH SarabunPSK" w:cs="TH SarabunPSK"/>
                           <w:sz w:val="28"/>
                         </w:rPr>
-                        <w:t>${</w:t>
-                      </w:r>
-                      <w:proofErr w:type="spellStart"/>
-                      <w:r>
-                        <w:rPr>
-                          <w:rFonts w:ascii="TH SarabunPSK" w:hAnsi="TH SarabunPSK" w:cs="TH SarabunPSK"/>
-                          <w:sz w:val="28"/>
-                        </w:rPr>
-                        <w:t>end_day</w:t>
-                      </w:r>
-                      <w:proofErr w:type="spellEnd"/>
-                      <w:r>
-                        <w:rPr>
-                          <w:rFonts w:ascii="TH SarabunPSK" w:hAnsi="TH SarabunPSK" w:cs="TH SarabunPSK"/>
-                          <w:sz w:val="28"/>
-                        </w:rPr>
-                        <w:t>}</w:t>
+                        <w:t>${end_day}</w:t>
                       </w:r>
                       <w:r>
                         <w:rPr>
@@ -2410,23 +2202,7 @@
                           <w:rFonts w:ascii="TH SarabunPSK" w:hAnsi="TH SarabunPSK" w:cs="TH SarabunPSK"/>
                           <w:sz w:val="28"/>
                         </w:rPr>
-                        <w:t>${</w:t>
-                      </w:r>
-                      <w:proofErr w:type="spellStart"/>
-                      <w:r>
-                        <w:rPr>
-                          <w:rFonts w:ascii="TH SarabunPSK" w:hAnsi="TH SarabunPSK" w:cs="TH SarabunPSK"/>
-                          <w:sz w:val="28"/>
-                        </w:rPr>
-                        <w:t>end_month</w:t>
-                      </w:r>
-                      <w:proofErr w:type="spellEnd"/>
-                      <w:r>
-                        <w:rPr>
-                          <w:rFonts w:ascii="TH SarabunPSK" w:hAnsi="TH SarabunPSK" w:cs="TH SarabunPSK"/>
-                          <w:sz w:val="28"/>
-                        </w:rPr>
-                        <w:t>}</w:t>
+                        <w:t>${end_month}</w:t>
                       </w:r>
                       <w:r>
                         <w:rPr>
@@ -2441,23 +2217,7 @@
                           <w:rFonts w:ascii="TH SarabunPSK" w:hAnsi="TH SarabunPSK" w:cs="TH SarabunPSK"/>
                           <w:sz w:val="28"/>
                         </w:rPr>
-                        <w:t>${</w:t>
-                      </w:r>
-                      <w:proofErr w:type="spellStart"/>
-                      <w:r>
-                        <w:rPr>
-                          <w:rFonts w:ascii="TH SarabunPSK" w:hAnsi="TH SarabunPSK" w:cs="TH SarabunPSK"/>
-                          <w:sz w:val="28"/>
-                        </w:rPr>
-                        <w:t>end_year</w:t>
-                      </w:r>
-                      <w:proofErr w:type="spellEnd"/>
-                      <w:r>
-                        <w:rPr>
-                          <w:rFonts w:ascii="TH SarabunPSK" w:hAnsi="TH SarabunPSK" w:cs="TH SarabunPSK"/>
-                          <w:sz w:val="28"/>
-                        </w:rPr>
-                        <w:t>}</w:t>
+                        <w:t>${end_year}</w:t>
                       </w:r>
                     </w:p>
                   </w:txbxContent>
@@ -2526,7 +2286,6 @@
                               </w:rPr>
                               <w:t>${</w:t>
                             </w:r>
-                            <w:proofErr w:type="spellStart"/>
                             <w:r>
                               <w:rPr>
                                 <w:rFonts w:ascii="TH SarabunPSK" w:hAnsi="TH SarabunPSK" w:cs="TH SarabunPSK"/>
@@ -2534,7 +2293,6 @@
                               </w:rPr>
                               <w:t>check_compensate</w:t>
                             </w:r>
-                            <w:proofErr w:type="spellEnd"/>
                             <w:r>
                               <w:rPr>
                                 <w:rFonts w:ascii="TH SarabunPSK" w:hAnsi="TH SarabunPSK" w:cs="TH SarabunPSK"/>
@@ -2597,7 +2355,6 @@
                         </w:rPr>
                         <w:t>${</w:t>
                       </w:r>
-                      <w:proofErr w:type="spellStart"/>
                       <w:r>
                         <w:rPr>
                           <w:rFonts w:ascii="TH SarabunPSK" w:hAnsi="TH SarabunPSK" w:cs="TH SarabunPSK"/>
@@ -2605,7 +2362,6 @@
                         </w:rPr>
                         <w:t>check_compensate</w:t>
                       </w:r>
-                      <w:proofErr w:type="spellEnd"/>
                       <w:r>
                         <w:rPr>
                           <w:rFonts w:ascii="TH SarabunPSK" w:hAnsi="TH SarabunPSK" w:cs="TH SarabunPSK"/>
@@ -2694,7 +2450,6 @@
                               </w:rPr>
                               <w:t>${</w:t>
                             </w:r>
-                            <w:proofErr w:type="spellStart"/>
                             <w:r>
                               <w:rPr>
                                 <w:rFonts w:ascii="TH SarabunPSK" w:hAnsi="TH SarabunPSK" w:cs="TH SarabunPSK"/>
@@ -2702,7 +2457,6 @@
                               </w:rPr>
                               <w:t>check_swap</w:t>
                             </w:r>
-                            <w:proofErr w:type="spellEnd"/>
                             <w:r>
                               <w:rPr>
                                 <w:rFonts w:ascii="TH SarabunPSK" w:hAnsi="TH SarabunPSK" w:cs="TH SarabunPSK"/>
@@ -2765,7 +2519,6 @@
                         </w:rPr>
                         <w:t>${</w:t>
                       </w:r>
-                      <w:proofErr w:type="spellStart"/>
                       <w:r>
                         <w:rPr>
                           <w:rFonts w:ascii="TH SarabunPSK" w:hAnsi="TH SarabunPSK" w:cs="TH SarabunPSK"/>
@@ -2773,7 +2526,6 @@
                         </w:rPr>
                         <w:t>check_swap</w:t>
                       </w:r>
-                      <w:proofErr w:type="spellEnd"/>
                       <w:r>
                         <w:rPr>
                           <w:rFonts w:ascii="TH SarabunPSK" w:hAnsi="TH SarabunPSK" w:cs="TH SarabunPSK"/>
@@ -2914,23 +2666,7 @@
                                 <w:rFonts w:ascii="TH SarabunPSK" w:hAnsi="TH SarabunPSK" w:cs="TH SarabunPSK"/>
                                 <w:sz w:val="28"/>
                               </w:rPr>
-                              <w:t>${</w:t>
-                            </w:r>
-                            <w:proofErr w:type="spellStart"/>
-                            <w:r>
-                              <w:rPr>
-                                <w:rFonts w:ascii="TH SarabunPSK" w:hAnsi="TH SarabunPSK" w:cs="TH SarabunPSK"/>
-                                <w:sz w:val="28"/>
-                              </w:rPr>
-                              <w:t>contact_phone</w:t>
-                            </w:r>
-                            <w:proofErr w:type="spellEnd"/>
-                            <w:r>
-                              <w:rPr>
-                                <w:rFonts w:ascii="TH SarabunPSK" w:hAnsi="TH SarabunPSK" w:cs="TH SarabunPSK"/>
-                                <w:sz w:val="28"/>
-                              </w:rPr>
-                              <w:t>}</w:t>
+                              <w:t>${contact_phone}</w:t>
                             </w:r>
                           </w:p>
                         </w:txbxContent>
@@ -2967,23 +2703,7 @@
                           <w:rFonts w:ascii="TH SarabunPSK" w:hAnsi="TH SarabunPSK" w:cs="TH SarabunPSK"/>
                           <w:sz w:val="28"/>
                         </w:rPr>
-                        <w:t>${</w:t>
-                      </w:r>
-                      <w:proofErr w:type="spellStart"/>
-                      <w:r>
-                        <w:rPr>
-                          <w:rFonts w:ascii="TH SarabunPSK" w:hAnsi="TH SarabunPSK" w:cs="TH SarabunPSK"/>
-                          <w:sz w:val="28"/>
-                        </w:rPr>
-                        <w:t>contact_phone</w:t>
-                      </w:r>
-                      <w:proofErr w:type="spellEnd"/>
-                      <w:r>
-                        <w:rPr>
-                          <w:rFonts w:ascii="TH SarabunPSK" w:hAnsi="TH SarabunPSK" w:cs="TH SarabunPSK"/>
-                          <w:sz w:val="28"/>
-                        </w:rPr>
-                        <w:t>}</w:t>
+                        <w:t>${contact_phone}</w:t>
                       </w:r>
                     </w:p>
                   </w:txbxContent>
@@ -3049,23 +2769,7 @@
                                 <w:rFonts w:ascii="TH SarabunPSK" w:hAnsi="TH SarabunPSK" w:cs="TH SarabunPSK"/>
                                 <w:sz w:val="28"/>
                               </w:rPr>
-                              <w:t>${</w:t>
-                            </w:r>
-                            <w:proofErr w:type="spellStart"/>
-                            <w:r>
-                              <w:rPr>
-                                <w:rFonts w:ascii="TH SarabunPSK" w:hAnsi="TH SarabunPSK" w:cs="TH SarabunPSK"/>
-                                <w:sz w:val="28"/>
-                              </w:rPr>
-                              <w:t>total_days</w:t>
-                            </w:r>
-                            <w:proofErr w:type="spellEnd"/>
-                            <w:r>
-                              <w:rPr>
-                                <w:rFonts w:ascii="TH SarabunPSK" w:hAnsi="TH SarabunPSK" w:cs="TH SarabunPSK"/>
-                                <w:sz w:val="28"/>
-                              </w:rPr>
-                              <w:t>}</w:t>
+                              <w:t>${total_days}</w:t>
                             </w:r>
                           </w:p>
                         </w:txbxContent>
@@ -3102,23 +2806,7 @@
                           <w:rFonts w:ascii="TH SarabunPSK" w:hAnsi="TH SarabunPSK" w:cs="TH SarabunPSK"/>
                           <w:sz w:val="28"/>
                         </w:rPr>
-                        <w:t>${</w:t>
-                      </w:r>
-                      <w:proofErr w:type="spellStart"/>
-                      <w:r>
-                        <w:rPr>
-                          <w:rFonts w:ascii="TH SarabunPSK" w:hAnsi="TH SarabunPSK" w:cs="TH SarabunPSK"/>
-                          <w:sz w:val="28"/>
-                        </w:rPr>
-                        <w:t>total_days</w:t>
-                      </w:r>
-                      <w:proofErr w:type="spellEnd"/>
-                      <w:r>
-                        <w:rPr>
-                          <w:rFonts w:ascii="TH SarabunPSK" w:hAnsi="TH SarabunPSK" w:cs="TH SarabunPSK"/>
-                          <w:sz w:val="28"/>
-                        </w:rPr>
-                        <w:t>}</w:t>
+                        <w:t>${total_days}</w:t>
                       </w:r>
                     </w:p>
                   </w:txbxContent>
@@ -3634,23 +3322,7 @@
                                 <w:rFonts w:ascii="TH SarabunPSK" w:hAnsi="TH SarabunPSK" w:cs="TH SarabunPSK"/>
                                 <w:sz w:val="28"/>
                               </w:rPr>
-                              <w:t>${</w:t>
-                            </w:r>
-                            <w:proofErr w:type="spellStart"/>
-                            <w:r>
-                              <w:rPr>
-                                <w:rFonts w:ascii="TH SarabunPSK" w:hAnsi="TH SarabunPSK" w:cs="TH SarabunPSK"/>
-                                <w:sz w:val="28"/>
-                              </w:rPr>
-                              <w:t>employee_signature</w:t>
-                            </w:r>
-                            <w:proofErr w:type="spellEnd"/>
-                            <w:r>
-                              <w:rPr>
-                                <w:rFonts w:ascii="TH SarabunPSK" w:hAnsi="TH SarabunPSK" w:cs="TH SarabunPSK"/>
-                                <w:sz w:val="28"/>
-                              </w:rPr>
-                              <w:t>}</w:t>
+                              <w:t>${employee_signature}</w:t>
                             </w:r>
                           </w:p>
                         </w:txbxContent>
@@ -3690,23 +3362,7 @@
                           <w:rFonts w:ascii="TH SarabunPSK" w:hAnsi="TH SarabunPSK" w:cs="TH SarabunPSK"/>
                           <w:sz w:val="28"/>
                         </w:rPr>
-                        <w:t>${</w:t>
-                      </w:r>
-                      <w:proofErr w:type="spellStart"/>
-                      <w:r>
-                        <w:rPr>
-                          <w:rFonts w:ascii="TH SarabunPSK" w:hAnsi="TH SarabunPSK" w:cs="TH SarabunPSK"/>
-                          <w:sz w:val="28"/>
-                        </w:rPr>
-                        <w:t>employee_signature</w:t>
-                      </w:r>
-                      <w:proofErr w:type="spellEnd"/>
-                      <w:r>
-                        <w:rPr>
-                          <w:rFonts w:ascii="TH SarabunPSK" w:hAnsi="TH SarabunPSK" w:cs="TH SarabunPSK"/>
-                          <w:sz w:val="28"/>
-                        </w:rPr>
-                        <w:t>}</w:t>
+                        <w:t>${employee_signature}</w:t>
                       </w:r>
                     </w:p>
                   </w:txbxContent>
@@ -3790,7 +3446,6 @@
                               </w:rPr>
                               <w:t>${</w:t>
                             </w:r>
-                            <w:proofErr w:type="spellStart"/>
                             <w:r>
                               <w:rPr>
                                 <w:rFonts w:ascii="TH SarabunPSK" w:hAnsi="TH SarabunPSK" w:cs="TH SarabunPSK"/>
@@ -3798,7 +3453,6 @@
                               </w:rPr>
                               <w:t>employee_name</w:t>
                             </w:r>
-                            <w:proofErr w:type="spellEnd"/>
                             <w:r>
                               <w:rPr>
                                 <w:rFonts w:ascii="TH SarabunPSK" w:hAnsi="TH SarabunPSK" w:cs="TH SarabunPSK" w:hint="cs"/>
@@ -3846,7 +3500,6 @@
                         </w:rPr>
                         <w:t>${</w:t>
                       </w:r>
-                      <w:proofErr w:type="spellStart"/>
                       <w:r>
                         <w:rPr>
                           <w:rFonts w:ascii="TH SarabunPSK" w:hAnsi="TH SarabunPSK" w:cs="TH SarabunPSK"/>
@@ -3854,7 +3507,6 @@
                         </w:rPr>
                         <w:t>employee_name</w:t>
                       </w:r>
-                      <w:proofErr w:type="spellEnd"/>
                       <w:r>
                         <w:rPr>
                           <w:rFonts w:ascii="TH SarabunPSK" w:hAnsi="TH SarabunPSK" w:cs="TH SarabunPSK" w:hint="cs"/>
@@ -4167,7 +3819,6 @@
                               </w:rPr>
                               <w:t>${</w:t>
                             </w:r>
-                            <w:proofErr w:type="spellStart"/>
                             <w:r>
                               <w:rPr>
                                 <w:rFonts w:ascii="TH SarabunPSK" w:hAnsi="TH SarabunPSK" w:cs="TH SarabunPSK"/>
@@ -4175,7 +3826,6 @@
                               </w:rPr>
                               <w:t>check_rejected</w:t>
                             </w:r>
-                            <w:proofErr w:type="spellEnd"/>
                           </w:p>
                           <w:p>
                             <w:pPr>
@@ -4231,7 +3881,6 @@
                         </w:rPr>
                         <w:t>${</w:t>
                       </w:r>
-                      <w:proofErr w:type="spellStart"/>
                       <w:r>
                         <w:rPr>
                           <w:rFonts w:ascii="TH SarabunPSK" w:hAnsi="TH SarabunPSK" w:cs="TH SarabunPSK"/>
@@ -4239,7 +3888,6 @@
                         </w:rPr>
                         <w:t>check_rejected</w:t>
                       </w:r>
-                      <w:proofErr w:type="spellEnd"/>
                     </w:p>
                     <w:p>
                       <w:pPr>
@@ -4613,15 +4261,15 @@
         <mc:AlternateContent>
           <mc:Choice Requires="wps">
             <w:drawing>
-              <wp:anchor distT="0" distB="0" distL="114300" distR="114300" simplePos="0" relativeHeight="251701248" behindDoc="0" locked="0" layoutInCell="1" allowOverlap="1" wp14:anchorId="359E2D7B" wp14:editId="3D223840">
+              <wp:anchor distT="0" distB="0" distL="114300" distR="114300" simplePos="0" relativeHeight="251701248" behindDoc="0" locked="0" layoutInCell="1" allowOverlap="1" wp14:anchorId="359E2D7B" wp14:editId="789C5A4E">
                 <wp:simplePos x="0" y="0"/>
-                <wp:positionH relativeFrom="column">
-                  <wp:posOffset>3899691</wp:posOffset>
+                <wp:positionH relativeFrom="margin">
+                  <wp:align>right</wp:align>
                 </wp:positionH>
                 <wp:positionV relativeFrom="paragraph">
-                  <wp:posOffset>221272</wp:posOffset>
+                  <wp:posOffset>54610</wp:posOffset>
                 </wp:positionV>
-                <wp:extent cx="1476375" cy="288290"/>
+                <wp:extent cx="1819275" cy="962025"/>
                 <wp:effectExtent l="0" t="0" r="0" b="0"/>
                 <wp:wrapNone/>
                 <wp:docPr id="934865647" name="Text Box 3"/>
@@ -4633,7 +4281,7 @@
                       <wps:spPr>
                         <a:xfrm>
                           <a:off x="0" y="0"/>
-                          <a:ext cx="1476375" cy="288290"/>
+                          <a:ext cx="1819275" cy="962025"/>
                         </a:xfrm>
                         <a:prstGeom prst="rect">
                           <a:avLst/>
@@ -4657,23 +4305,7 @@
                                 <w:rFonts w:ascii="TH SarabunPSK" w:hAnsi="TH SarabunPSK" w:cs="TH SarabunPSK"/>
                                 <w:sz w:val="28"/>
                               </w:rPr>
-                              <w:t>${</w:t>
-                            </w:r>
-                            <w:proofErr w:type="spellStart"/>
-                            <w:r>
-                              <w:rPr>
-                                <w:rFonts w:ascii="TH SarabunPSK" w:hAnsi="TH SarabunPSK" w:cs="TH SarabunPSK"/>
-                                <w:sz w:val="28"/>
-                              </w:rPr>
-                              <w:t>approver_signature</w:t>
-                            </w:r>
-                            <w:proofErr w:type="spellEnd"/>
-                            <w:r>
-                              <w:rPr>
-                                <w:rFonts w:ascii="TH SarabunPSK" w:hAnsi="TH SarabunPSK" w:cs="TH SarabunPSK"/>
-                                <w:sz w:val="28"/>
-                              </w:rPr>
-                              <w:t>}</w:t>
+                              <w:t>${approver_signature}</w:t>
                             </w:r>
                           </w:p>
                         </w:txbxContent>
@@ -4698,7 +4330,7 @@
           </mc:Choice>
           <mc:Fallback>
             <w:pict>
-              <v:shape w14:anchorId="359E2D7B" id="_x0000_s1047" type="#_x0000_t202" style="position:absolute;margin-left:307.05pt;margin-top:17.4pt;width:116.25pt;height:22.7pt;z-index:251701248;visibility:visible;mso-wrap-style:square;mso-width-percent:0;mso-height-percent:0;mso-wrap-distance-left:9pt;mso-wrap-distance-top:0;mso-wrap-distance-right:9pt;mso-wrap-distance-bottom:0;mso-position-horizontal:absolute;mso-position-horizontal-relative:text;mso-position-vertical:absolute;mso-position-vertical-relative:text;mso-width-percent:0;mso-height-percent:0;mso-width-relative:margin;mso-height-relative:margin;v-text-anchor:top" o:gfxdata="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" filled="f" stroked="f" strokeweight=".5pt">
+              <v:shape w14:anchorId="359E2D7B" id="_x0000_s1047" type="#_x0000_t202" style="position:absolute;margin-left:92.05pt;margin-top:4.3pt;width:143.25pt;height:75.75pt;z-index:251701248;visibility:visible;mso-wrap-style:square;mso-width-percent:0;mso-height-percent:0;mso-wrap-distance-left:9pt;mso-wrap-distance-top:0;mso-wrap-distance-right:9pt;mso-wrap-distance-bottom:0;mso-position-horizontal:right;mso-position-horizontal-relative:margin;mso-position-vertical:absolute;mso-position-vertical-relative:text;mso-width-percent:0;mso-height-percent:0;mso-width-relative:margin;mso-height-relative:margin;v-text-anchor:top" o:gfxdata="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" filled="f" stroked="f" strokeweight=".5pt">
                 <v:textbox>
                   <w:txbxContent>
                     <w:p>
@@ -4713,27 +4345,12 @@
                           <w:rFonts w:ascii="TH SarabunPSK" w:hAnsi="TH SarabunPSK" w:cs="TH SarabunPSK"/>
                           <w:sz w:val="28"/>
                         </w:rPr>
-                        <w:t>${</w:t>
-                      </w:r>
-                      <w:proofErr w:type="spellStart"/>
-                      <w:r>
-                        <w:rPr>
-                          <w:rFonts w:ascii="TH SarabunPSK" w:hAnsi="TH SarabunPSK" w:cs="TH SarabunPSK"/>
-                          <w:sz w:val="28"/>
-                        </w:rPr>
-                        <w:t>approver_signature</w:t>
-                      </w:r>
-                      <w:proofErr w:type="spellEnd"/>
-                      <w:r>
-                        <w:rPr>
-                          <w:rFonts w:ascii="TH SarabunPSK" w:hAnsi="TH SarabunPSK" w:cs="TH SarabunPSK"/>
-                          <w:sz w:val="28"/>
-                        </w:rPr>
-                        <w:t>}</w:t>
+                        <w:t>${approver_signature}</w:t>
                       </w:r>
                     </w:p>
                   </w:txbxContent>
                 </v:textbox>
+                <w10:wrap anchorx="margin"/>
               </v:shape>
             </w:pict>
           </mc:Fallback>
@@ -5180,47 +4797,7 @@
         <w:bCs/>
         <w:cs/>
       </w:rPr>
-      <w:t>บริษัท อิน</w:t>
-    </w:r>
-    <w:proofErr w:type="spellStart"/>
-    <w:r>
-      <w:rPr>
-        <w:rFonts w:asciiTheme="majorBidi" w:hAnsiTheme="majorBidi" w:cstheme="majorBidi"/>
-        <w:b/>
-        <w:bCs/>
-        <w:cs/>
-      </w:rPr>
-      <w:t>ฟิ</w:t>
-    </w:r>
-    <w:proofErr w:type="spellEnd"/>
-    <w:r>
-      <w:rPr>
-        <w:rFonts w:asciiTheme="majorBidi" w:hAnsiTheme="majorBidi" w:cstheme="majorBidi"/>
-        <w:b/>
-        <w:bCs/>
-        <w:cs/>
-      </w:rPr>
-      <w:t xml:space="preserve">นิท </w:t>
-    </w:r>
-    <w:proofErr w:type="spellStart"/>
-    <w:r>
-      <w:rPr>
-        <w:rFonts w:asciiTheme="majorBidi" w:hAnsiTheme="majorBidi" w:cstheme="majorBidi"/>
-        <w:b/>
-        <w:bCs/>
-        <w:cs/>
-      </w:rPr>
-      <w:t>เบ</w:t>
-    </w:r>
-    <w:proofErr w:type="spellEnd"/>
-    <w:r>
-      <w:rPr>
-        <w:rFonts w:asciiTheme="majorBidi" w:hAnsiTheme="majorBidi" w:cstheme="majorBidi"/>
-        <w:b/>
-        <w:bCs/>
-        <w:cs/>
-      </w:rPr>
-      <w:t xml:space="preserve">รน จำกัด  </w:t>
+      <w:t xml:space="preserve">บริษัท อินฟินิท เบรน จำกัด  </w:t>
     </w:r>
     <w:r>
       <w:rPr>
